--- a/src/Layers/W1/BaseApp/Inventory/Reports/InventoryVendorPurchases.docx
+++ b/src/Layers/W1/BaseApp/Inventory/Reports/InventoryVendorPurchases.docx
@@ -48,12 +48,12 @@
                 <w:szCs w:val="16"/>
               </w:rPr>
               <w:alias w:val="#Nav: /Labels/VendorNoLbl"/>
-              <w:tag w:val="#Nav: FS_YSD_InvVendorPurchases/50015"/>
+              <w:tag w:val="#Nav: Inventory_Vendor_Purchases/714"/>
               <w:id w:val="287625181"/>
               <w:placeholder>
                 <w:docPart w:val="1D9D5F9EF94C4D1CBCF842325F1098B7"/>
               </w:placeholder>
-              <w:dataBinding w:prefixMappings="xmlns:ns0='urn:microsoft-dynamics-nav/reports/FS_YSD_InvVendorPurchases/50015/' " w:xpath="/ns0:NavWordReportXmlPart[1]/ns0:Labels[1]/ns0:VendorNoLbl[1]" w:storeItemID="{5CDB5DAE-A914-4D2A-A45B-EE2DFEE2904F}"/>
+              <w:dataBinding w:prefixMappings="xmlns:ns0='urn:microsoft-dynamics-nav/reports/Inventory_Vendor_Purchases/714/'" w:xpath="/ns0:NavWordReportXmlPart[1]/ns0:Labels[1]/ns0:VendorNoLbl[1]" w:storeItemID="{5CDB5DAE-A914-4D2A-A45B-EE2DFEE2904F}"/>
               <w:text/>
             </w:sdtPr>
             <w:sdtContent>
@@ -95,12 +95,12 @@
                 <w:szCs w:val="16"/>
               </w:rPr>
               <w:alias w:val="#Nav: /Labels/VendNameCaption"/>
-              <w:tag w:val="#Nav: FS_YSD_InvVendorPurchases/50015"/>
+              <w:tag w:val="#Nav: Inventory_Vendor_Purchases/714"/>
               <w:id w:val="-1534177434"/>
               <w:placeholder>
                 <w:docPart w:val="1D9D5F9EF94C4D1CBCF842325F1098B7"/>
               </w:placeholder>
-              <w:dataBinding w:prefixMappings="xmlns:ns0='urn:microsoft-dynamics-nav/reports/FS_YSD_InvVendorPurchases/50015/' " w:xpath="/ns0:NavWordReportXmlPart[1]/ns0:Labels[1]/ns0:VendNameCaption[1]" w:storeItemID="{5CDB5DAE-A914-4D2A-A45B-EE2DFEE2904F}"/>
+              <w:dataBinding w:prefixMappings="xmlns:ns0='urn:microsoft-dynamics-nav/reports/Inventory_Vendor_Purchases/714/'" w:xpath="/ns0:NavWordReportXmlPart[1]/ns0:Labels[1]/ns0:VendNameCaption[1]" w:storeItemID="{5CDB5DAE-A914-4D2A-A45B-EE2DFEE2904F}"/>
               <w:text/>
             </w:sdtPr>
             <w:sdtContent>
@@ -154,12 +154,12 @@
               <w:szCs w:val="16"/>
             </w:rPr>
             <w:alias w:val="#Nav: /Labels/InvQty_ValueEntryCaption"/>
-            <w:tag w:val="#Nav: FS_YSD_InvVendorPurchases/50015"/>
+            <w:tag w:val="#Nav: Inventory_Vendor_Purchases/714"/>
             <w:id w:val="-1874908542"/>
             <w:placeholder>
               <w:docPart w:val="1D9D5F9EF94C4D1CBCF842325F1098B7"/>
             </w:placeholder>
-            <w:dataBinding w:prefixMappings="xmlns:ns0='urn:microsoft-dynamics-nav/reports/FS_YSD_InvVendorPurchases/50015/' " w:xpath="/ns0:NavWordReportXmlPart[1]/ns0:Labels[1]/ns0:InvQty_ValueEntryCaption[1]" w:storeItemID="{5CDB5DAE-A914-4D2A-A45B-EE2DFEE2904F}"/>
+            <w:dataBinding w:prefixMappings="xmlns:ns0='urn:microsoft-dynamics-nav/reports/Inventory_Vendor_Purchases/714/'" w:xpath="/ns0:NavWordReportXmlPart[1]/ns0:Labels[1]/ns0:InvQty_ValueEntryCaption[1]" w:storeItemID="{5CDB5DAE-A914-4D2A-A45B-EE2DFEE2904F}"/>
             <w:text/>
           </w:sdtPr>
           <w:sdtContent>
@@ -203,12 +203,12 @@
               <w:szCs w:val="16"/>
             </w:rPr>
             <w:alias w:val="#Nav: /Labels/CostAmtAct_ValueEntryCaption"/>
-            <w:tag w:val="#Nav: FS_YSD_InvVendorPurchases/50015"/>
+            <w:tag w:val="#Nav: Inventory_Vendor_Purchases/714"/>
             <w:id w:val="-879861946"/>
             <w:placeholder>
               <w:docPart w:val="1D9D5F9EF94C4D1CBCF842325F1098B7"/>
             </w:placeholder>
-            <w:dataBinding w:prefixMappings="xmlns:ns0='urn:microsoft-dynamics-nav/reports/FS_YSD_InvVendorPurchases/50015/' " w:xpath="/ns0:NavWordReportXmlPart[1]/ns0:Labels[1]/ns0:CostAmtAct_ValueEntryCaption[1]" w:storeItemID="{5CDB5DAE-A914-4D2A-A45B-EE2DFEE2904F}"/>
+            <w:dataBinding w:prefixMappings="xmlns:ns0='urn:microsoft-dynamics-nav/reports/Inventory_Vendor_Purchases/714/'" w:xpath="/ns0:NavWordReportXmlPart[1]/ns0:Labels[1]/ns0:CostAmtAct_ValueEntryCaption[1]" w:storeItemID="{5CDB5DAE-A914-4D2A-A45B-EE2DFEE2904F}"/>
             <w:text/>
           </w:sdtPr>
           <w:sdtContent>
@@ -260,12 +260,12 @@
                 <w:szCs w:val="16"/>
               </w:rPr>
               <w:alias w:val="#Nav: /Labels/DiscAmt_ValueEntryCaption"/>
-              <w:tag w:val="#Nav: FS_YSD_InvVendorPurchases/50015"/>
+              <w:tag w:val="#Nav: Inventory_Vendor_Purchases/714"/>
               <w:id w:val="1460991403"/>
               <w:placeholder>
                 <w:docPart w:val="1D9D5F9EF94C4D1CBCF842325F1098B7"/>
               </w:placeholder>
-              <w:dataBinding w:prefixMappings="xmlns:ns0='urn:microsoft-dynamics-nav/reports/FS_YSD_InvVendorPurchases/50015/' " w:xpath="/ns0:NavWordReportXmlPart[1]/ns0:Labels[1]/ns0:DiscAmt_ValueEntryCaption[1]" w:storeItemID="{5CDB5DAE-A914-4D2A-A45B-EE2DFEE2904F}"/>
+              <w:dataBinding w:prefixMappings="xmlns:ns0='urn:microsoft-dynamics-nav/reports/Inventory_Vendor_Purchases/714/'" w:xpath="/ns0:NavWordReportXmlPart[1]/ns0:Labels[1]/ns0:DiscAmt_ValueEntryCaption[1]" w:storeItemID="{5CDB5DAE-A914-4D2A-A45B-EE2DFEE2904F}"/>
               <w:text/>
             </w:sdtPr>
             <w:sdtContent>
@@ -541,9 +541,9 @@
             <w:szCs w:val="16"/>
           </w:rPr>
           <w:alias w:val="#Nav: /Item"/>
-          <w:tag w:val="#Nav: FS_YSD_InvVendorPurchases/50015"/>
+          <w:tag w:val="#Nav: Inventory_Vendor_Purchases/714"/>
           <w:id w:val="-552389371"/>
-          <w15:dataBinding w:prefixMappings="xmlns:ns0='urn:microsoft-dynamics-nav/reports/FS_YSD_InvVendorPurchases/50015/' " w:xpath="/ns0:NavWordReportXmlPart[1]/ns0:Item" w:storeItemID="{5CDB5DAE-A914-4D2A-A45B-EE2DFEE2904F}"/>
+          <w15:dataBinding w:prefixMappings="xmlns:ns0='urn:microsoft-dynamics-nav/reports/Inventory_Vendor_Purchases/714/'" w:xpath="/ns0:NavWordReportXmlPart[1]/ns0:Item" w:storeItemID="{5CDB5DAE-A914-4D2A-A45B-EE2DFEE2904F}"/>
           <w15:repeatingSection/>
         </w:sdtPr>
         <w:sdtEndPr>
@@ -588,12 +588,12 @@
                       <w:szCs w:val="16"/>
                     </w:rPr>
                     <w:alias w:val="#Nav: /Item/No_Item"/>
-                    <w:tag w:val="#Nav: FS_YSD_InvVendorPurchases/50015"/>
+                    <w:tag w:val="#Nav: Inventory_Vendor_Purchases/714"/>
                     <w:id w:val="-255066269"/>
                     <w:placeholder>
                       <w:docPart w:val="DefaultPlaceholder_-1854013440"/>
                     </w:placeholder>
-                    <w:dataBinding w:prefixMappings="xmlns:ns0='urn:microsoft-dynamics-nav/reports/FS_YSD_InvVendorPurchases/50015/' " w:xpath="/ns0:NavWordReportXmlPart[1]/ns0:Item[1]/ns0:No_Item[1]" w:storeItemID="{5CDB5DAE-A914-4D2A-A45B-EE2DFEE2904F}"/>
+                    <w:dataBinding w:prefixMappings="xmlns:ns0='urn:microsoft-dynamics-nav/reports/Inventory_Vendor_Purchases/714/'" w:xpath="/ns0:NavWordReportXmlPart[1]/ns0:Item[1]/ns0:No_Item[1]" w:storeItemID="{5CDB5DAE-A914-4D2A-A45B-EE2DFEE2904F}"/>
                     <w:text/>
                   </w:sdtPr>
                   <w:sdtContent>
@@ -636,12 +636,12 @@
                       <w:szCs w:val="16"/>
                     </w:rPr>
                     <w:alias w:val="#Nav: /Item/Desc_Item"/>
-                    <w:tag w:val="#Nav: FS_YSD_InvVendorPurchases/50015"/>
+                    <w:tag w:val="#Nav: Inventory_Vendor_Purchases/714"/>
                     <w:id w:val="58904126"/>
                     <w:placeholder>
                       <w:docPart w:val="DefaultPlaceholder_-1854013440"/>
                     </w:placeholder>
-                    <w:dataBinding w:prefixMappings="xmlns:ns0='urn:microsoft-dynamics-nav/reports/FS_YSD_InvVendorPurchases/50015/' " w:xpath="/ns0:NavWordReportXmlPart[1]/ns0:Item[1]/ns0:Desc_Item[1]" w:storeItemID="{5CDB5DAE-A914-4D2A-A45B-EE2DFEE2904F}"/>
+                    <w:dataBinding w:prefixMappings="xmlns:ns0='urn:microsoft-dynamics-nav/reports/Inventory_Vendor_Purchases/714/'" w:xpath="/ns0:NavWordReportXmlPart[1]/ns0:Item[1]/ns0:Desc_Item[1]" w:storeItemID="{5CDB5DAE-A914-4D2A-A45B-EE2DFEE2904F}"/>
                     <w:text/>
                   </w:sdtPr>
                   <w:sdtContent>
@@ -782,12 +782,12 @@
                       <w:szCs w:val="16"/>
                     </w:rPr>
                     <w:alias w:val="#Nav: /Labels/BaseUOM_ItemCaption"/>
-                    <w:tag w:val="#Nav: FS_YSD_InvVendorPurchases/50015"/>
+                    <w:tag w:val="#Nav: Inventory_Vendor_Purchases/714"/>
                     <w:id w:val="1962153020"/>
                     <w:placeholder>
                       <w:docPart w:val="DefaultPlaceholder_-1854013440"/>
                     </w:placeholder>
-                    <w:dataBinding w:prefixMappings="xmlns:ns0='urn:microsoft-dynamics-nav/reports/FS_YSD_InvVendorPurchases/50015/' " w:xpath="/ns0:NavWordReportXmlPart[1]/ns0:Labels[1]/ns0:BaseUOM_ItemCaption[1]" w:storeItemID="{5CDB5DAE-A914-4D2A-A45B-EE2DFEE2904F}"/>
+                    <w:dataBinding w:prefixMappings="xmlns:ns0='urn:microsoft-dynamics-nav/reports/Inventory_Vendor_Purchases/714/'" w:xpath="/ns0:NavWordReportXmlPart[1]/ns0:Labels[1]/ns0:BaseUOM_ItemCaption[1]" w:storeItemID="{5CDB5DAE-A914-4D2A-A45B-EE2DFEE2904F}"/>
                     <w:text/>
                   </w:sdtPr>
                   <w:sdtContent>
@@ -827,12 +827,12 @@
                       <w:szCs w:val="16"/>
                     </w:rPr>
                     <w:alias w:val="#Nav: /Item/BaseUOM_Item"/>
-                    <w:tag w:val="#Nav: FS_YSD_InvVendorPurchases/50015"/>
+                    <w:tag w:val="#Nav: Inventory_Vendor_Purchases/714"/>
                     <w:id w:val="2086490136"/>
                     <w:placeholder>
                       <w:docPart w:val="DefaultPlaceholder_-1854013440"/>
                     </w:placeholder>
-                    <w:dataBinding w:prefixMappings="xmlns:ns0='urn:microsoft-dynamics-nav/reports/FS_YSD_InvVendorPurchases/50015/' " w:xpath="/ns0:NavWordReportXmlPart[1]/ns0:Item[1]/ns0:BaseUOM_Item[1]" w:storeItemID="{5CDB5DAE-A914-4D2A-A45B-EE2DFEE2904F}"/>
+                    <w:dataBinding w:prefixMappings="xmlns:ns0='urn:microsoft-dynamics-nav/reports/Inventory_Vendor_Purchases/714/'" w:xpath="/ns0:NavWordReportXmlPart[1]/ns0:Item[1]/ns0:BaseUOM_Item[1]" w:storeItemID="{5CDB5DAE-A914-4D2A-A45B-EE2DFEE2904F}"/>
                     <w:text/>
                   </w:sdtPr>
                   <w:sdtContent>
@@ -926,9 +926,9 @@
                     <w:szCs w:val="16"/>
                   </w:rPr>
                   <w:alias w:val="#Nav: /Item/Integer"/>
-                  <w:tag w:val="#Nav: FS_YSD_InvVendorPurchases/50015"/>
+                  <w:tag w:val="#Nav: Inventory_Vendor_Purchases/714"/>
                   <w:id w:val="141159260"/>
-                  <w15:dataBinding w:prefixMappings="xmlns:ns0='urn:microsoft-dynamics-nav/reports/FS_YSD_InvVendorPurchases/50015/' " w:xpath="/ns0:NavWordReportXmlPart[1]/ns0:Item[1]/ns0:Integer" w:storeItemID="{5CDB5DAE-A914-4D2A-A45B-EE2DFEE2904F}"/>
+                  <w15:dataBinding w:prefixMappings="xmlns:ns0='urn:microsoft-dynamics-nav/reports/Inventory_Vendor_Purchases/714/'" w:xpath="/ns0:NavWordReportXmlPart[1]/ns0:Item[1]/ns0:Integer" w:storeItemID="{5CDB5DAE-A914-4D2A-A45B-EE2DFEE2904F}"/>
                   <w15:repeatingSection/>
                 </w:sdtPr>
                 <w:sdtContent>
@@ -963,12 +963,12 @@
                               <w:szCs w:val="16"/>
                             </w:rPr>
                             <w:alias w:val="#Nav: /Item/Integer/SourceNo_ValueEntry"/>
-                            <w:tag w:val="#Nav: FS_YSD_InvVendorPurchases/50015"/>
+                            <w:tag w:val="#Nav: Inventory_Vendor_Purchases/714"/>
                             <w:id w:val="-1542125004"/>
                             <w:placeholder>
                               <w:docPart w:val="DefaultPlaceholder_-1854013440"/>
                             </w:placeholder>
-                            <w:dataBinding w:prefixMappings="xmlns:ns0='urn:microsoft-dynamics-nav/reports/FS_YSD_InvVendorPurchases/50015/' " w:xpath="/ns0:NavWordReportXmlPart[1]/ns0:Item[1]/ns0:Integer[1]/ns0:SourceNo_ValueEntry[1]" w:storeItemID="{5CDB5DAE-A914-4D2A-A45B-EE2DFEE2904F}"/>
+                            <w:dataBinding w:prefixMappings="xmlns:ns0='urn:microsoft-dynamics-nav/reports/Inventory_Vendor_Purchases/714/'" w:xpath="/ns0:NavWordReportXmlPart[1]/ns0:Item[1]/ns0:Integer[1]/ns0:SourceNo_ValueEntry[1]" w:storeItemID="{5CDB5DAE-A914-4D2A-A45B-EE2DFEE2904F}"/>
                             <w:text/>
                           </w:sdtPr>
                           <w:sdtContent>
@@ -1012,12 +1012,12 @@
                               <w:szCs w:val="16"/>
                             </w:rPr>
                             <w:alias w:val="#Nav: /Item/Integer/VendName"/>
-                            <w:tag w:val="#Nav: FS_YSD_InvVendorPurchases/50015"/>
+                            <w:tag w:val="#Nav: Inventory_Vendor_Purchases/714"/>
                             <w:id w:val="1943566123"/>
                             <w:placeholder>
                               <w:docPart w:val="DefaultPlaceholder_-1854013440"/>
                             </w:placeholder>
-                            <w:dataBinding w:prefixMappings="xmlns:ns0='urn:microsoft-dynamics-nav/reports/FS_YSD_InvVendorPurchases/50015/' " w:xpath="/ns0:NavWordReportXmlPart[1]/ns0:Item[1]/ns0:Integer[1]/ns0:VendName[1]" w:storeItemID="{5CDB5DAE-A914-4D2A-A45B-EE2DFEE2904F}"/>
+                            <w:dataBinding w:prefixMappings="xmlns:ns0='urn:microsoft-dynamics-nav/reports/Inventory_Vendor_Purchases/714/'" w:xpath="/ns0:NavWordReportXmlPart[1]/ns0:Item[1]/ns0:Integer[1]/ns0:VendName[1]" w:storeItemID="{5CDB5DAE-A914-4D2A-A45B-EE2DFEE2904F}"/>
                             <w:text/>
                           </w:sdtPr>
                           <w:sdtContent>
@@ -1073,12 +1073,12 @@
                               <w:szCs w:val="16"/>
                             </w:rPr>
                             <w:alias w:val="#Nav: /Item/Integer/InvQty_ValueEntry"/>
-                            <w:tag w:val="#Nav: FS_YSD_InvVendorPurchases/50015"/>
+                            <w:tag w:val="#Nav: Inventory_Vendor_Purchases/714"/>
                             <w:id w:val="-1047443063"/>
                             <w:placeholder>
                               <w:docPart w:val="DefaultPlaceholder_-1854013440"/>
                             </w:placeholder>
-                            <w:dataBinding w:prefixMappings="xmlns:ns0='urn:microsoft-dynamics-nav/reports/FS_YSD_InvVendorPurchases/50015/' " w:xpath="/ns0:NavWordReportXmlPart[1]/ns0:Item[1]/ns0:Integer[1]/ns0:InvQty_ValueEntry[1]" w:storeItemID="{5CDB5DAE-A914-4D2A-A45B-EE2DFEE2904F}"/>
+                            <w:dataBinding w:prefixMappings="xmlns:ns0='urn:microsoft-dynamics-nav/reports/Inventory_Vendor_Purchases/714/'" w:xpath="/ns0:NavWordReportXmlPart[1]/ns0:Item[1]/ns0:Integer[1]/ns0:InvQty_ValueEntry[1]" w:storeItemID="{5CDB5DAE-A914-4D2A-A45B-EE2DFEE2904F}"/>
                             <w:text/>
                           </w:sdtPr>
                           <w:sdtContent>
@@ -1119,12 +1119,12 @@
                               <w:szCs w:val="16"/>
                             </w:rPr>
                             <w:alias w:val="#Nav: /Item/Integer/CostAmtAct_ValueEntry"/>
-                            <w:tag w:val="#Nav: FS_YSD_InvVendorPurchases/50015"/>
+                            <w:tag w:val="#Nav: Inventory_Vendor_Purchases/714"/>
                             <w:id w:val="-130174988"/>
                             <w:placeholder>
                               <w:docPart w:val="DefaultPlaceholder_-1854013440"/>
                             </w:placeholder>
-                            <w:dataBinding w:prefixMappings="xmlns:ns0='urn:microsoft-dynamics-nav/reports/FS_YSD_InvVendorPurchases/50015/' " w:xpath="/ns0:NavWordReportXmlPart[1]/ns0:Item[1]/ns0:Integer[1]/ns0:CostAmtAct_ValueEntry[1]" w:storeItemID="{5CDB5DAE-A914-4D2A-A45B-EE2DFEE2904F}"/>
+                            <w:dataBinding w:prefixMappings="xmlns:ns0='urn:microsoft-dynamics-nav/reports/Inventory_Vendor_Purchases/714/'" w:xpath="/ns0:NavWordReportXmlPart[1]/ns0:Item[1]/ns0:Integer[1]/ns0:CostAmtAct_ValueEntry[1]" w:storeItemID="{5CDB5DAE-A914-4D2A-A45B-EE2DFEE2904F}"/>
                             <w:text/>
                           </w:sdtPr>
                           <w:sdtContent>
@@ -1165,12 +1165,12 @@
                               <w:szCs w:val="16"/>
                             </w:rPr>
                             <w:alias w:val="#Nav: /Item/Integer/DiscAmt_ValueEntry"/>
-                            <w:tag w:val="#Nav: FS_YSD_InvVendorPurchases/50015"/>
+                            <w:tag w:val="#Nav: Inventory_Vendor_Purchases/714"/>
                             <w:id w:val="1527747781"/>
                             <w:placeholder>
                               <w:docPart w:val="DefaultPlaceholder_-1854013440"/>
                             </w:placeholder>
-                            <w:dataBinding w:prefixMappings="xmlns:ns0='urn:microsoft-dynamics-nav/reports/FS_YSD_InvVendorPurchases/50015/' " w:xpath="/ns0:NavWordReportXmlPart[1]/ns0:Item[1]/ns0:Integer[1]/ns0:DiscAmt_ValueEntry[1]" w:storeItemID="{5CDB5DAE-A914-4D2A-A45B-EE2DFEE2904F}"/>
+                            <w:dataBinding w:prefixMappings="xmlns:ns0='urn:microsoft-dynamics-nav/reports/Inventory_Vendor_Purchases/714/'" w:xpath="/ns0:NavWordReportXmlPart[1]/ns0:Item[1]/ns0:Integer[1]/ns0:DiscAmt_ValueEntry[1]" w:storeItemID="{5CDB5DAE-A914-4D2A-A45B-EE2DFEE2904F}"/>
                             <w:text/>
                           </w:sdtPr>
                           <w:sdtContent>
@@ -1241,12 +1241,12 @@
                       <w:szCs w:val="16"/>
                     </w:rPr>
                     <w:alias w:val="#Nav: /Item/Desc_Item"/>
-                    <w:tag w:val="#Nav: FS_YSD_InvVendorPurchases/50015"/>
+                    <w:tag w:val="#Nav: Inventory_Vendor_Purchases/714"/>
                     <w:id w:val="-362287544"/>
                     <w:placeholder>
                       <w:docPart w:val="DefaultPlaceholder_-1854013440"/>
                     </w:placeholder>
-                    <w:dataBinding w:prefixMappings="xmlns:ns0='urn:microsoft-dynamics-nav/reports/FS_YSD_InvVendorPurchases/50015/' " w:xpath="/ns0:NavWordReportXmlPart[1]/ns0:Item[1]/ns0:Desc_Item[1]" w:storeItemID="{5CDB5DAE-A914-4D2A-A45B-EE2DFEE2904F}"/>
+                    <w:dataBinding w:prefixMappings="xmlns:ns0='urn:microsoft-dynamics-nav/reports/Inventory_Vendor_Purchases/714/'" w:xpath="/ns0:NavWordReportXmlPart[1]/ns0:Item[1]/ns0:Desc_Item[1]" w:storeItemID="{5CDB5DAE-A914-4D2A-A45B-EE2DFEE2904F}"/>
                     <w:text/>
                   </w:sdtPr>
                   <w:sdtContent>
@@ -1314,12 +1314,12 @@
                         <w:szCs w:val="16"/>
                       </w:rPr>
                       <w:alias w:val="#Nav: /Item/Subtotals/Subtotals_InvoicedQuantity"/>
-                      <w:tag w:val="#Nav: FS_YSD_InvVendorPurchases/50015"/>
+                      <w:tag w:val="#Nav: Inventory_Vendor_Purchases/714"/>
                       <w:id w:val="1546337810"/>
                       <w:placeholder>
                         <w:docPart w:val="DefaultPlaceholder_-1854013440"/>
                       </w:placeholder>
-                      <w:dataBinding w:prefixMappings="xmlns:ns0='urn:microsoft-dynamics-nav/reports/FS_YSD_InvVendorPurchases/50015/' " w:xpath="/ns0:NavWordReportXmlPart[1]/ns0:Item[1]/ns0:Subtotals[1]/ns0:Subtotals_InvoicedQuantity[1]" w:storeItemID="{5CDB5DAE-A914-4D2A-A45B-EE2DFEE2904F}"/>
+                      <w:dataBinding w:prefixMappings="xmlns:ns0='urn:microsoft-dynamics-nav/reports/Inventory_Vendor_Purchases/714/'" w:xpath="/ns0:NavWordReportXmlPart[1]/ns0:Item[1]/ns0:Subtotals[1]/ns0:Subtotals_InvoicedQuantity[1]" w:storeItemID="{5CDB5DAE-A914-4D2A-A45B-EE2DFEE2904F}"/>
                       <w:text/>
                     </w:sdtPr>
                     <w:sdtContent>
@@ -1366,12 +1366,12 @@
                         <w:szCs w:val="16"/>
                       </w:rPr>
                       <w:alias w:val="#Nav: /Item/Subtotals/Subtotals_CostAmount"/>
-                      <w:tag w:val="#Nav: FS_YSD_InvVendorPurchases/50015"/>
+                      <w:tag w:val="#Nav: Inventory_Vendor_Purchases/714"/>
                       <w:id w:val="1616260058"/>
                       <w:placeholder>
                         <w:docPart w:val="DefaultPlaceholder_-1854013440"/>
                       </w:placeholder>
-                      <w:dataBinding w:prefixMappings="xmlns:ns0='urn:microsoft-dynamics-nav/reports/FS_YSD_InvVendorPurchases/50015/' " w:xpath="/ns0:NavWordReportXmlPart[1]/ns0:Item[1]/ns0:Subtotals[1]/ns0:Subtotals_CostAmount[1]" w:storeItemID="{5CDB5DAE-A914-4D2A-A45B-EE2DFEE2904F}"/>
+                      <w:dataBinding w:prefixMappings="xmlns:ns0='urn:microsoft-dynamics-nav/reports/Inventory_Vendor_Purchases/714/'" w:xpath="/ns0:NavWordReportXmlPart[1]/ns0:Item[1]/ns0:Subtotals[1]/ns0:Subtotals_CostAmount[1]" w:storeItemID="{5CDB5DAE-A914-4D2A-A45B-EE2DFEE2904F}"/>
                       <w:text/>
                     </w:sdtPr>
                     <w:sdtContent>
@@ -1418,12 +1418,12 @@
                         <w:szCs w:val="16"/>
                       </w:rPr>
                       <w:alias w:val="#Nav: /Item/Subtotals/Subtotals_DiscountAmount"/>
-                      <w:tag w:val="#Nav: FS_YSD_InvVendorPurchases/50015"/>
+                      <w:tag w:val="#Nav: Inventory_Vendor_Purchases/714"/>
                       <w:id w:val="53588090"/>
                       <w:placeholder>
                         <w:docPart w:val="DefaultPlaceholder_-1854013440"/>
                       </w:placeholder>
-                      <w:dataBinding w:prefixMappings="xmlns:ns0='urn:microsoft-dynamics-nav/reports/FS_YSD_InvVendorPurchases/50015/' " w:xpath="/ns0:NavWordReportXmlPart[1]/ns0:Item[1]/ns0:Subtotals[1]/ns0:Subtotals_DiscountAmount[1]" w:storeItemID="{5CDB5DAE-A914-4D2A-A45B-EE2DFEE2904F}"/>
+                      <w:dataBinding w:prefixMappings="xmlns:ns0='urn:microsoft-dynamics-nav/reports/Inventory_Vendor_Purchases/714/'" w:xpath="/ns0:NavWordReportXmlPart[1]/ns0:Item[1]/ns0:Subtotals[1]/ns0:Subtotals_DiscountAmount[1]" w:storeItemID="{5CDB5DAE-A914-4D2A-A45B-EE2DFEE2904F}"/>
                       <w:text/>
                     </w:sdtPr>
                     <w:sdtContent>
@@ -1731,12 +1731,12 @@
               <w:szCs w:val="16"/>
             </w:rPr>
             <w:alias w:val="#Nav: /Labels/TotalLbl"/>
-            <w:tag w:val="#Nav: FS_YSD_InvVendorPurchases/50015"/>
+            <w:tag w:val="#Nav: Inventory_Vendor_Purchases/714"/>
             <w:id w:val="-757981476"/>
             <w:placeholder>
               <w:docPart w:val="DefaultPlaceholder_-1854013440"/>
             </w:placeholder>
-            <w:dataBinding w:prefixMappings="xmlns:ns0='urn:microsoft-dynamics-nav/reports/FS_YSD_InvVendorPurchases/50015/' " w:xpath="/ns0:NavWordReportXmlPart[1]/ns0:Labels[1]/ns0:TotalLbl[1]" w:storeItemID="{5CDB5DAE-A914-4D2A-A45B-EE2DFEE2904F}"/>
+            <w:dataBinding w:prefixMappings="xmlns:ns0='urn:microsoft-dynamics-nav/reports/Inventory_Vendor_Purchases/714/'" w:xpath="/ns0:NavWordReportXmlPart[1]/ns0:Labels[1]/ns0:TotalLbl[1]" w:storeItemID="{5CDB5DAE-A914-4D2A-A45B-EE2DFEE2904F}"/>
             <w:text/>
           </w:sdtPr>
           <w:sdtContent>
@@ -1791,12 +1791,12 @@
                 <w:szCs w:val="16"/>
               </w:rPr>
               <w:alias w:val="#Nav: /Totals/Totals_CostAmount"/>
-              <w:tag w:val="#Nav: FS_YSD_InvVendorPurchases/50015"/>
+              <w:tag w:val="#Nav: Inventory_Vendor_Purchases/714"/>
               <w:id w:val="1605146378"/>
               <w:placeholder>
                 <w:docPart w:val="DefaultPlaceholder_-1854013440"/>
               </w:placeholder>
-              <w:dataBinding w:prefixMappings="xmlns:ns0='urn:microsoft-dynamics-nav/reports/FS_YSD_InvVendorPurchases/50015/' " w:xpath="/ns0:NavWordReportXmlPart[1]/ns0:Totals[1]/ns0:Totals_CostAmount[1]" w:storeItemID="{5CDB5DAE-A914-4D2A-A45B-EE2DFEE2904F}"/>
+              <w:dataBinding w:prefixMappings="xmlns:ns0='urn:microsoft-dynamics-nav/reports/Inventory_Vendor_Purchases/714/'" w:xpath="/ns0:NavWordReportXmlPart[1]/ns0:Totals[1]/ns0:Totals_CostAmount[1]" w:storeItemID="{5CDB5DAE-A914-4D2A-A45B-EE2DFEE2904F}"/>
               <w:text/>
             </w:sdtPr>
             <w:sdtContent>
@@ -1845,12 +1845,12 @@
                 <w:szCs w:val="16"/>
               </w:rPr>
               <w:alias w:val="#Nav: /Totals/Totals_DiscountAmount"/>
-              <w:tag w:val="#Nav: FS_YSD_InvVendorPurchases/50015"/>
+              <w:tag w:val="#Nav: Inventory_Vendor_Purchases/714"/>
               <w:id w:val="1913503864"/>
               <w:placeholder>
                 <w:docPart w:val="DefaultPlaceholder_-1854013440"/>
               </w:placeholder>
-              <w:dataBinding w:prefixMappings="xmlns:ns0='urn:microsoft-dynamics-nav/reports/FS_YSD_InvVendorPurchases/50015/' " w:xpath="/ns0:NavWordReportXmlPart[1]/ns0:Totals[1]/ns0:Totals_DiscountAmount[1]" w:storeItemID="{5CDB5DAE-A914-4D2A-A45B-EE2DFEE2904F}"/>
+              <w:dataBinding w:prefixMappings="xmlns:ns0='urn:microsoft-dynamics-nav/reports/Inventory_Vendor_Purchases/714/'" w:xpath="/ns0:NavWordReportXmlPart[1]/ns0:Totals[1]/ns0:Totals_DiscountAmount[1]" w:storeItemID="{5CDB5DAE-A914-4D2A-A45B-EE2DFEE2904F}"/>
               <w:text/>
             </w:sdtPr>
             <w:sdtContent>
@@ -1988,10 +1988,10 @@
             <w:placeholder>
               <w:docPart w:val="DefaultPlaceholder_-1854013440"/>
             </w:placeholder>
-            <w:dataBinding w:prefixMappings="xmlns:ns0='urn:microsoft-dynamics-nav/reports/FS_YSD_InvVendorPurchases/50015/' " w:xpath="/ns0:NavWordReportXmlPart[1]/ns0:Labels[1]/ns0:InvVendorPurchLbl[1]" w:storeItemID="{5CDB5DAE-A914-4D2A-A45B-EE2DFEE2904F}"/>
+            <w:dataBinding w:prefixMappings="xmlns:ns0='urn:microsoft-dynamics-nav/reports/Inventory_Vendor_Purchases/714/'" w:xpath="/ns0:NavWordReportXmlPart[1]/ns0:Labels[1]/ns0:InvVendorPurchLbl[1]" w:storeItemID="{5CDB5DAE-A914-4D2A-A45B-EE2DFEE2904F}"/>
             <w:text/>
             <w:alias w:val="#Nav: /Labels/InvVendorPurchLbl"/>
-            <w:tag w:val="#Nav: FS_YSD_InvVendorPurchases/50015"/>
+            <w:tag w:val="#Nav: Inventory_Vendor_Purchases/714"/>
           </w:sdtPr>
           <w:sdtContent>
             <w:p>
@@ -2210,12 +2210,12 @@
                 <w:szCs w:val="16"/>
               </w:rPr>
               <w:alias w:val="#Nav: /BCReportInformation/ReportRequest/UserName"/>
-              <w:tag w:val="#Nav: FS_YSD_InvVendorPurchases/50015"/>
+              <w:tag w:val="#Nav: Inventory_Vendor_Purchases/714"/>
               <w:id w:val="-249272221"/>
               <w:placeholder>
                 <w:docPart w:val="3D8F3EE94B464D7880E07DC3EB1B233A"/>
               </w:placeholder>
-              <w:dataBinding w:prefixMappings="xmlns:ns0='urn:microsoft-dynamics-nav/reports/FS_YSD_InvVendorPurchases/50015/'" w:xpath="/ns0:NavWordReportXmlPart[1]/ns0:BCReportInformation[1]/ns0:ReportRequest[1]/ns0:UserName[1]" w:storeItemID="{5CDB5DAE-A914-4D2A-A45B-EE2DFEE2904F}"/>
+              <w:dataBinding w:prefixMappings="xmlns:ns0='urn:microsoft-dynamics-nav/reports/Inventory_Vendor_Purchases/714/'" w:xpath="/ns0:NavWordReportXmlPart[1]/ns0:BCReportInformation[1]/ns0:ReportRequest[1]/ns0:UserName[1]" w:storeItemID="{5CDB5DAE-A914-4D2A-A45B-EE2DFEE2904F}"/>
               <w:text/>
             </w:sdtPr>
             <w:sdtContent>
@@ -2254,12 +2254,12 @@
             <w:szCs w:val="16"/>
           </w:rPr>
           <w:alias w:val="#Nav: /BCReportInformation/ReportRequest/CompanyName"/>
-          <w:tag w:val="#Nav: FS_YSD_InvVendorPurchases/50015"/>
+          <w:tag w:val="#Nav: Inventory_Vendor_Purchases/714"/>
           <w:id w:val="-1641258246"/>
           <w:placeholder>
             <w:docPart w:val="6E0D4F4CBC8545A788C9CC0E90A9DD0D"/>
           </w:placeholder>
-          <w:dataBinding w:prefixMappings="xmlns:ns0='urn:microsoft-dynamics-nav/reports/FS_YSD_InvVendorPurchases/50015/'" w:xpath="/ns0:NavWordReportXmlPart[1]/ns0:BCReportInformation[1]/ns0:ReportRequest[1]/ns0:CompanyName[1]" w:storeItemID="{5CDB5DAE-A914-4D2A-A45B-EE2DFEE2904F}"/>
+          <w:dataBinding w:prefixMappings="xmlns:ns0='urn:microsoft-dynamics-nav/reports/Inventory_Vendor_Purchases/714/'" w:xpath="/ns0:NavWordReportXmlPart[1]/ns0:BCReportInformation[1]/ns0:ReportRequest[1]/ns0:CompanyName[1]" w:storeItemID="{5CDB5DAE-A914-4D2A-A45B-EE2DFEE2904F}"/>
           <w:text/>
         </w:sdtPr>
         <w:sdtContent>
@@ -2316,12 +2316,12 @@
               <w:szCs w:val="16"/>
             </w:rPr>
             <w:alias w:val="#Nav: /ReportHeader/ItemFilter"/>
-            <w:tag w:val="#Nav: FS_YSD_InvVendorPurchases/50015"/>
+            <w:tag w:val="#Nav: Inventory_Vendor_Purchases/714"/>
             <w:id w:val="1226722677"/>
             <w:placeholder>
               <w:docPart w:val="DefaultPlaceholder_-1854013440"/>
             </w:placeholder>
-            <w:dataBinding w:prefixMappings="xmlns:ns0='urn:microsoft-dynamics-nav/reports/FS_YSD_InvVendorPurchases/50015/' " w:xpath="/ns0:NavWordReportXmlPart[1]/ns0:ReportHeader[1]/ns0:ItemFilter[1]" w:storeItemID="{5CDB5DAE-A914-4D2A-A45B-EE2DFEE2904F}"/>
+            <w:dataBinding w:prefixMappings="xmlns:ns0='urn:microsoft-dynamics-nav/reports/Inventory_Vendor_Purchases/714/'" w:xpath="/ns0:NavWordReportXmlPart[1]/ns0:ReportHeader[1]/ns0:ItemFilter[1]" w:storeItemID="{5CDB5DAE-A914-4D2A-A45B-EE2DFEE2904F}"/>
             <w:text/>
           </w:sdtPr>
           <w:sdtContent>
@@ -2367,12 +2367,12 @@
               <w:szCs w:val="16"/>
             </w:rPr>
             <w:alias w:val="#Nav: /ReportHeader/ItemLedgEntryFilter"/>
-            <w:tag w:val="#Nav: FS_YSD_InvVendorPurchases/50015"/>
+            <w:tag w:val="#Nav: Inventory_Vendor_Purchases/714"/>
             <w:id w:val="-2021766305"/>
             <w:placeholder>
               <w:docPart w:val="DefaultPlaceholder_-1854013440"/>
             </w:placeholder>
-            <w:dataBinding w:prefixMappings="xmlns:ns0='urn:microsoft-dynamics-nav/reports/FS_YSD_InvVendorPurchases/50015/' " w:xpath="/ns0:NavWordReportXmlPart[1]/ns0:ReportHeader[1]/ns0:ItemLedgEntryFilter[1]" w:storeItemID="{5CDB5DAE-A914-4D2A-A45B-EE2DFEE2904F}"/>
+            <w:dataBinding w:prefixMappings="xmlns:ns0='urn:microsoft-dynamics-nav/reports/Inventory_Vendor_Purchases/714/'" w:xpath="/ns0:NavWordReportXmlPart[1]/ns0:ReportHeader[1]/ns0:ItemLedgEntryFilter[1]" w:storeItemID="{5CDB5DAE-A914-4D2A-A45B-EE2DFEE2904F}"/>
             <w:text/>
           </w:sdtPr>
           <w:sdtContent>
@@ -4258,9 +4258,9 @@
 <b:Sources xmlns:b="http://schemas.openxmlformats.org/officeDocument/2006/bibliography" xmlns="http://schemas.openxmlformats.org/officeDocument/2006/bibliography" SelectedStyle="\APASixthEditionOfficeOnline.xsl" StyleName="APA" Version="6"/>
 </file>
 
-<file path=customXml/item2.xml>��< ? x m l   v e r s i o n = " 1 . 0 "   e n c o d i n g = " u t f - 1 6 " ? > - 
- < N a v W o r d R e p o r t X m l P a r t   x m l n s = " u r n : m i c r o s o f t - d y n a m i c s - n a v / r e p o r t s / F S _ Y S D _ I n v V e n d o r P u r c h a s e s / 5 0 0 1 5 / " > +<file path=customXml/item3.xml>��< ? x m l   v e r s i o n = " 1 . 0 "   e n c o d i n g = " u t f - 1 6 " ? > + 
+ < N a v W o r d R e p o r t X m l P a r t   x m l n s = " u r n : m i c r o s o f t - d y n a m i c s - n a v / r e p o r t s / I n v e n t o r y _ V e n d o r _ P u r c h a s e s / 7 1 4 / " >   
      < B C R e p o r t I n f o r m a t i o n >   
@@ -4324,6 +4324,84 @@
  
          < / R e p o r t R e q u e s t >   
+         < C o m p a n y M e t a d a t a > + 
+             < C o m p a n y N a m e > C o m p a n y   N a m e < / C o m p a n y N a m e > + 
+             < C o m p a n y D i s p l a y N a m e > C o m p a n y   D i s p l a y   N a m e < / C o m p a n y D i s p l a y N a m e > + 
+             < C o m p a n y A d d r e s s L i n e s > + 
+                 < C o m p a n y A d d r e s s L i n e > C o m p a n y   A d d r e s s   L i n e   1 < / C o m p a n y A d d r e s s L i n e > + 
+                 < C o m p a n y A d d r e s s L i n e > C o m p a n y   A d d r e s s   L i n e   2 < / C o m p a n y A d d r e s s L i n e > + 
+                 < C o m p a n y A d d r e s s L i n e > C o m p a n y   A d d r e s s   L i n e   3 < / C o m p a n y A d d r e s s L i n e > + 
+                 < C o m p a n y A d d r e s s L i n e > C o m p a n y   A d d r e s s   L i n e   4 < / C o m p a n y A d d r e s s L i n e > + 
+                 < C o m p a n y A d d r e s s L i n e > C o m p a n y   A d d r e s s   L i n e   5 < / C o m p a n y A d d r e s s L i n e > + 
+                 < C o m p a n y A d d r e s s L i n e > C o m p a n y   A d d r e s s   L i n e   6 < / C o m p a n y A d d r e s s L i n e > + 
+                 < C o m p a n y A d d r e s s L i n e > C o m p a n y   A d d r e s s   L i n e   7 < / C o m p a n y A d d r e s s L i n e > + 
+                 < C o m p a n y A d d r e s s L i n e > C o m p a n y   A d d r e s s   L i n e   8 < / C o m p a n y A d d r e s s L i n e > + 
+             < / C o m p a n y A d d r e s s L i n e s > + 
+             < C o m p a n y P h o n e > C o m p a n y   P h o n e < / C o m p a n y P h o n e > + 
+             < C o m p a n y P h o n e C a p t i o n > C o m p a n y   P h o n e   C a p t i o n < / C o m p a n y P h o n e C a p t i o n > + 
+             < C o m p a n y F a x N o > C o m p a n y   F a x   N o . < / C o m p a n y F a x N o > + 
+             < C o m p a n y F a x N o C a p t i o n > C o m p a n y   F a x   N o .   C a p t i o n < / C o m p a n y F a x N o C a p t i o n > + 
+             < C o m p a n y E m a i l > C o m p a n y   E m a i l < / C o m p a n y E m a i l > + 
+             < C o m p a n y E m a i l C a p t i o n > C o m p a n y   E m a i l   C a p t i o n < / C o m p a n y E m a i l C a p t i o n > + 
+             < C o m p a n y H o m e P a g e > C o m p a n y   H o m e   P a g e < / C o m p a n y H o m e P a g e > + 
+             < C o m p a n y H o m e P a g e C a p t i o n > C o m p a n y   H o m e   P a g e   C a p t i o n < / C o m p a n y H o m e P a g e C a p t i o n > + 
+             < C o m p a n y L o g o > C o m p a n y   L o g o < / C o m p a n y L o g o > + 
+             < C o m p a n y V A T R e g i s t r a t i o n N o > C o m p a n y   V A T   R e g i s t r a t i o n   N o . < / C o m p a n y V A T R e g i s t r a t i o n N o > + 
+             < C o m p a n y V A T R e g i s t r a t i o n N o C a p t i o n > C o m p a n y   V A T   R e g i s t r a t i o n   N o .   C a p t i o n < / C o m p a n y V A T R e g i s t r a t i o n N o C a p t i o n > + 
+             < C o m p a n y R e g i s t r a t i o n N o > C o m p a n y   R e g i s t r a t i o n   N o . < / C o m p a n y R e g i s t r a t i o n N o > + 
+             < C o m p a n y R e g i s t r a t i o n N o C a p t i o n > C o m p a n y   R e g i s t r a t i o n   N o .   C a p t i o n < / C o m p a n y R e g i s t r a t i o n N o C a p t i o n > + 
+             < C o m p a n y B a n k N a m e > C o m p a n y   B a n k   N a m e < / C o m p a n y B a n k N a m e > + 
+             < C o m p a n y B a n k N a m e C a p t i o n > C o m p a n y   B a n k   N a m e   C a p t i o n < / C o m p a n y B a n k N a m e C a p t i o n > + 
+             < C o m p a n y B a n k A c c o u n t N o > C o m p a n y   B a n k   A c c o u n t   N o . < / C o m p a n y B a n k A c c o u n t N o > + 
+             < C o m p a n y B a n k A c c o u n t N o C a p t i o n > C o m p a n y   B a n k   A c c o u n t   N o .   C a p t i o n < / C o m p a n y B a n k A c c o u n t N o C a p t i o n > + 
+             < C o m p a n y B a n k B r a n c h N o > C o m p a n y   B a n k   B r a n c h   N o . < / C o m p a n y B a n k B r a n c h N o > + 
+             < C o m p a n y B a n k B r a n c h N o C a p t i o n > C o m p a n y   B a n k   B r a n c h   N o .   C a p t i o n < / C o m p a n y B a n k B r a n c h N o C a p t i o n > + 
+             < C o m p a n y I B A N > C o m p a n y   I B A N < / C o m p a n y I B A N > + 
+             < C o m p a n y I B A N C a p t i o n > C o m p a n y   I B A N   C a p t i o n < / C o m p a n y I B A N C a p t i o n > + 
+             < C o m p a n y B a n k S W I F T > C o m p a n y   B a n k   S W I F T < / C o m p a n y B a n k S W I F T > + 
+             < C o m p a n y B a n k S W I F T C a p t i o n > C o m p a n y   B a n k   S W I F T   C a p t i o n < / C o m p a n y B a n k S W I F T C a p t i o n > + 
+             < C o m p a n y G i r o N o > C o m p a n y   G i r o   N o . < / C o m p a n y G i r o N o > + 
+             < C o m p a n y G i r o N o C a p t i o n > C o m p a n y   G i r o   N o .   C a p t i o n < / C o m p a n y G i r o N o C a p t i o n > + 
+         < / C o m p a n y M e t a d a t a > + 
      < / B C R e p o r t I n f o r m a t i o n >   
      < L a b e l s > @@ -4356,26 +4434,40 @@
  
          < I t e m N o L b l > I t e m N o L b l < / I t e m N o L b l >   
+         < N a m e C a p t i o n > N a m e C a p t i o n < / N a m e C a p t i o n > + 
+         < P a g e C a p t i o n > P a g e C a p t i o n < / P a g e C a p t i o n > + 
          < R e p o r t N a m e L b l > R e p o r t N a m e L b l < / R e p o r t N a m e L b l >   
+         < R e p o r t T i t l e > R e p o r t T i t l e < / R e p o r t T i t l e > + 
          < R u n O n L b l > R u n O n L b l < / R u n O n L b l >   
+         < T o t a l C a p t i o n > T o t a l C a p t i o n < / T o t a l C a p t i o n > + 
          < T o t a l L b l > T o t a l L b l < / T o t a l L b l >   
          < U s e r L b l > U s e r L b l < / U s e r L b l >   
          < V e n d N a m e C a p t i o n > V e n d N a m e C a p t i o n < / V e n d N a m e C a p t i o n >   
+         < V e n d o r N o C a p t i o n > V e n d o r N o C a p t i o n < / V e n d o r N o C a p t i o n > + 
          < V e n d o r N o L b l > V e n d o r N o L b l < / V e n d o r N o L b l >   
      < / L a b e l s >   
      < R e p o r t H e a d e r >   
+         < C o m p a n y N a m e > C o m p a n y N a m e < / C o m p a n y N a m e > + 
          < I t e m F i l t e r > I t e m F i l t e r < / I t e m F i l t e r >   
          < I t e m L e d g E n t r y F i l t e r > I t e m L e d g E n t r y F i l t e r < / I t e m L e d g E n t r y F i l t e r >   
+         < P e r i o d T e x t > P e r i o d T e x t < / P e r i o d T e x t > + 
      < / R e p o r t H e a d e r >   
      < I t e m > @@ -4419,6 +4511,311 @@
          < T o t a l s _ C o s t A m o u n t > T o t a l s _ C o s t A m o u n t < / T o t a l s _ C o s t A m o u n t >   
          < T o t a l s _ D i s c o u n t A m o u n t > T o t a l s _ D i s c o u n t A m o u n t < / T o t a l s _ D i s c o u n t A m o u n t > + 
+     < / T o t a l s > + 
+ < / N a v W o r d R e p o r t X m l P a r t > 
+</file>
+
+<file path=customXml/item4.xml>��< ? x m l   v e r s i o n = " 1 . 0 "   e n c o d i n g = " u t f - 1 6 " ? > + 
+ < N a v W o r d R e p o r t X m l P a r t   x m l n s = " u r n : m i c r o s o f t - d y n a m i c s - b u s i n e s s c e n t r a l / i n t e r n a l / e x t e n d e d / r e p o r t s / I n v e n t o r y _ V e n d o r _ P u r c h a s e s / 7 1 4 / " > + 
+     < B C R e p o r t I n f o r m a t i o n > + 
+         < R e p o r t M e t a d a t a > + 
+             < E x t e n s i o n I d > E x t e n s i o n   I D < / E x t e n s i o n I d > + 
+             < E x t e n s i o n N a m e > E x t e n s i o n   N a m e < / E x t e n s i o n N a m e > + 
+             < E x t e n s i o n P u b l i s h e r > E x t e n s i o n   P u b l i s h e r < / E x t e n s i o n P u b l i s h e r > + 
+             < E x t e n s i o n V e r s i o n > E x t e n s i o n   V e r s i o n < / E x t e n s i o n V e r s i o n > + 
+             < R e p o r t I d > R e p o r t   I D < / R e p o r t I d > + 
+             < R e p o r t N a m e > R e p o r t   N a m e < / R e p o r t N a m e > + 
+             < A b o u t T h i s R e p o r t T i t l e > A b o u t   T h i s   R e p o r t   T i t l e < / A b o u t T h i s R e p o r t T i t l e > + 
+             < A b o u t T h i s R e p o r t T e x t > A b o u t   T h i s   R e p o r t   T e x t < / A b o u t T h i s R e p o r t T e x t > + 
+             < R e p o r t H e l p L i n k > R e p o r t   H e l p   L i n k < / R e p o r t H e l p L i n k > + 
+         < / R e p o r t M e t a d a t a > + 
+         < R e p o r t R e q u e s t > + 
+             < T e n a n t E n t r a I d > T e n a n t   E n t r a   I d < / T e n a n t E n t r a I d > + 
+             < E n v i r o n m e n t N a m e > E n v i r o n m e n t   N a m e < / E n v i r o n m e n t N a m e > + 
+             < E n v i r o n m e n t T y p e > E n v i r o n m e n t   T y p e < / E n v i r o n m e n t T y p e > + 
+             < C o m p a n y N a m e > C o m p a n y   N a m e < / C o m p a n y N a m e > + 
+             < C o m p a n y D i s p l a y N a m e > C o m p a n y   D i s p l a y   N a m e < / C o m p a n y D i s p l a y N a m e > + 
+             < C o m p a n y I d > C o m p a n y   I D < / C o m p a n y I d > + 
+             < U s e r N a m e > U s e r   N a m e < / U s e r N a m e > + 
+             < D a t e A n d T i m e > D a t e   a n d   T i m e < / D a t e A n d T i m e > + 
+             < L a n g u a g e > L a n g u a g e < / L a n g u a g e > + 
+             < F o r m a t R e g i o n > F o r m a t   R e g i o n < / F o r m a t R e g i o n > + 
+             < D a t e T i m e V a l u e s > + 
+                 < Y e a r > Y e a r < / Y e a r > + 
+                 < M o n t h N u m b e r > M o n t h   N u m b e r < / M o n t h N u m b e r > + 
+                 < D a y N u m b e r > D a y   N u m b e r < / D a y N u m b e r > + 
+                 < H o u r > H o u r < / H o u r > + 
+                 < M i n u t e > M i n u t e < / M i n u t e > + 
+             < / D a t e T i m e V a l u e s > + 
+         < / R e p o r t R e q u e s t > + 
+         < C o m p a n y M e t a d a t a > + 
+             < C o m p a n y N a m e > C o m p a n y   N a m e < / C o m p a n y N a m e > + 
+             < C o m p a n y D i s p l a y N a m e > C o m p a n y   D i s p l a y   N a m e < / C o m p a n y D i s p l a y N a m e > + 
+             < C o m p a n y A d d r e s s L i n e s > + 
+                 < C o m p a n y A d d r e s s L i n e > C o m p a n y   A d d r e s s   L i n e   1 < / C o m p a n y A d d r e s s L i n e > + 
+                 < C o m p a n y A d d r e s s L i n e > C o m p a n y   A d d r e s s   L i n e   2 < / C o m p a n y A d d r e s s L i n e > + 
+                 < C o m p a n y A d d r e s s L i n e > C o m p a n y   A d d r e s s   L i n e   3 < / C o m p a n y A d d r e s s L i n e > + 
+                 < C o m p a n y A d d r e s s L i n e > C o m p a n y   A d d r e s s   L i n e   4 < / C o m p a n y A d d r e s s L i n e > + 
+                 < C o m p a n y A d d r e s s L i n e > C o m p a n y   A d d r e s s   L i n e   5 < / C o m p a n y A d d r e s s L i n e > + 
+                 < C o m p a n y A d d r e s s L i n e > C o m p a n y   A d d r e s s   L i n e   6 < / C o m p a n y A d d r e s s L i n e > + 
+                 < C o m p a n y A d d r e s s L i n e > C o m p a n y   A d d r e s s   L i n e   7 < / C o m p a n y A d d r e s s L i n e > + 
+                 < C o m p a n y A d d r e s s L i n e > C o m p a n y   A d d r e s s   L i n e   8 < / C o m p a n y A d d r e s s L i n e > + 
+             < / C o m p a n y A d d r e s s L i n e s > + 
+             < C o m p a n y P h o n e > C o m p a n y   P h o n e < / C o m p a n y P h o n e > + 
+             < C o m p a n y P h o n e C a p t i o n > C o m p a n y   P h o n e   C a p t i o n < / C o m p a n y P h o n e C a p t i o n > + 
+             < C o m p a n y F a x N o > C o m p a n y   F a x   N o . < / C o m p a n y F a x N o > + 
+             < C o m p a n y F a x N o C a p t i o n > C o m p a n y   F a x   N o .   C a p t i o n < / C o m p a n y F a x N o C a p t i o n > + 
+             < C o m p a n y E m a i l > C o m p a n y   E m a i l < / C o m p a n y E m a i l > + 
+             < C o m p a n y E m a i l C a p t i o n > C o m p a n y   E m a i l   C a p t i o n < / C o m p a n y E m a i l C a p t i o n > + 
+             < C o m p a n y H o m e P a g e > C o m p a n y   H o m e   P a g e < / C o m p a n y H o m e P a g e > + 
+             < C o m p a n y H o m e P a g e C a p t i o n > C o m p a n y   H o m e   P a g e   C a p t i o n < / C o m p a n y H o m e P a g e C a p t i o n > + 
+             < C o m p a n y L o g o > C o m p a n y   L o g o < / C o m p a n y L o g o > + 
+             < C o m p a n y V A T R e g i s t r a t i o n N o > C o m p a n y   V A T   R e g i s t r a t i o n   N o . < / C o m p a n y V A T R e g i s t r a t i o n N o > + 
+             < C o m p a n y V A T R e g i s t r a t i o n N o C a p t i o n > C o m p a n y   V A T   R e g i s t r a t i o n   N o .   C a p t i o n < / C o m p a n y V A T R e g i s t r a t i o n N o C a p t i o n > + 
+             < C o m p a n y R e g i s t r a t i o n N o > C o m p a n y   R e g i s t r a t i o n   N o . < / C o m p a n y R e g i s t r a t i o n N o > + 
+             < C o m p a n y R e g i s t r a t i o n N o C a p t i o n > C o m p a n y   R e g i s t r a t i o n   N o .   C a p t i o n < / C o m p a n y R e g i s t r a t i o n N o C a p t i o n > + 
+             < C o m p a n y B a n k N a m e > C o m p a n y   B a n k   N a m e < / C o m p a n y B a n k N a m e > + 
+             < C o m p a n y B a n k N a m e C a p t i o n > C o m p a n y   B a n k   N a m e   C a p t i o n < / C o m p a n y B a n k N a m e C a p t i o n > + 
+             < C o m p a n y B a n k A c c o u n t N o > C o m p a n y   B a n k   A c c o u n t   N o . < / C o m p a n y B a n k A c c o u n t N o > + 
+             < C o m p a n y B a n k A c c o u n t N o C a p t i o n > C o m p a n y   B a n k   A c c o u n t   N o .   C a p t i o n < / C o m p a n y B a n k A c c o u n t N o C a p t i o n > + 
+             < C o m p a n y B a n k B r a n c h N o > C o m p a n y   B a n k   B r a n c h   N o . < / C o m p a n y B a n k B r a n c h N o > + 
+             < C o m p a n y B a n k B r a n c h N o C a p t i o n > C o m p a n y   B a n k   B r a n c h   N o .   C a p t i o n < / C o m p a n y B a n k B r a n c h N o C a p t i o n > + 
+             < C o m p a n y I B A N > C o m p a n y   I B A N < / C o m p a n y I B A N > + 
+             < C o m p a n y I B A N C a p t i o n > C o m p a n y   I B A N   C a p t i o n < / C o m p a n y I B A N C a p t i o n > + 
+             < C o m p a n y B a n k S W I F T > C o m p a n y   B a n k   S W I F T < / C o m p a n y B a n k S W I F T > + 
+             < C o m p a n y B a n k S W I F T C a p t i o n > C o m p a n y   B a n k   S W I F T   C a p t i o n < / C o m p a n y B a n k S W I F T C a p t i o n > + 
+             < C o m p a n y G i r o N o > C o m p a n y   G i r o   N o . < / C o m p a n y G i r o N o > + 
+             < C o m p a n y G i r o N o C a p t i o n > C o m p a n y   G i r o   N o .   C a p t i o n < / C o m p a n y G i r o N o C a p t i o n > + 
+         < / C o m p a n y M e t a d a t a > + 
+     < / B C R e p o r t I n f o r m a t i o n > + 
+     < L a b e l s > + 
+         < A b o u t T h e R e p o r t L b l   E l e m e n t T y p e = " P a r a m e t e r "   E l e m e n t I d = " 2 0 0 7 3 2 1 8 4 5 "   D a t a T y p e = " S t r i n g " > A b o u t T h e R e p o r t L b l < / A b o u t T h e R e p o r t L b l > + 
+         < B a s e U O M _ I t e m C a p t i o n   E l e m e n t T y p e = " P a r a m e t e r "   E l e m e n t I d = " 1 2 4 3 4 8 4 5 8 1 "   D a t a T y p e = " S t r i n g " > B a s e U O M _ I t e m C a p t i o n < / B a s e U O M _ I t e m C a p t i o n > + 
+         < C o m p a n y L b l   E l e m e n t T y p e = " P a r a m e t e r "   E l e m e n t I d = " 7 6 3 5 6 2 8 8 8 "   D a t a T y p e = " S t r i n g " > C o m p a n y L b l < / C o m p a n y L b l > + 
+         < C o s t A m t A c t _ V a l u e E n t r y C a p t i o n   E l e m e n t T y p e = " P a r a m e t e r "   E l e m e n t I d = " 6 4 4 7 7 2 6 7 2 "   D a t a T y p e = " S t r i n g " > C o s t A m t A c t _ V a l u e E n t r y C a p t i o n < / C o s t A m t A c t _ V a l u e E n t r y C a p t i o n > + 
+         < D a t a R e t r i e v e d L b l   E l e m e n t T y p e = " P a r a m e t e r "   E l e m e n t I d = " 1 0 9 1 6 8 3 3 6 5 "   D a t a T y p e = " S t r i n g " > D a t a R e t r i e v e d L b l < / D a t a R e t r i e v e d L b l > + 
+         < D e s c r i p t i o n L b l   E l e m e n t T y p e = " P a r a m e t e r "   E l e m e n t I d = " 1 4 2 2 4 8 2 7 0 5 "   D a t a T y p e = " S t r i n g " > D e s c r i p t i o n L b l < / D e s c r i p t i o n L b l > + 
+         < D i s c A m t _ V a l u e E n t r y C a p t i o n   E l e m e n t T y p e = " P a r a m e t e r "   E l e m e n t I d = " 1 1 7 3 5 7 5 8 4 0 "   D a t a T y p e = " S t r i n g " > D i s c A m t _ V a l u e E n t r y C a p t i o n < / D i s c A m t _ V a l u e E n t r y C a p t i o n > + 
+         < D o c u m e n t a t i o n L b l   E l e m e n t T y p e = " P a r a m e t e r "   E l e m e n t I d = " 1 0 5 1 7 2 3 1 7 3 "   D a t a T y p e = " S t r i n g " > D o c u m e n t a t i o n L b l < / D o c u m e n t a t i o n L b l > + 
+         < E n v i r o n m e n t L b l   E l e m e n t T y p e = " P a r a m e t e r "   E l e m e n t I d = " 2 0 1 5 9 0 6 0 7 0 "   D a t a T y p e = " S t r i n g " > E n v i r o n m e n t L b l < / E n v i r o n m e n t L b l > + 
+         < I n v Q t y _ V a l u e E n t r y C a p t i o n   E l e m e n t T y p e = " P a r a m e t e r "   E l e m e n t I d = " 1 4 5 7 2 5 9 1 3 6 "   D a t a T y p e = " S t r i n g " > I n v Q t y _ V a l u e E n t r y C a p t i o n < / I n v Q t y _ V a l u e E n t r y C a p t i o n > + 
+         < I n v V e n d o r P u r c h A n a l y s i s L b l   E l e m e n t T y p e = " P a r a m e t e r "   E l e m e n t I d = " 1 2 2 6 3 6 8 1 3 2 "   D a t a T y p e = " S t r i n g " > I n v V e n d o r P u r c h A n a l y s i s L b l < / I n v V e n d o r P u r c h A n a l y s i s L b l > + 
+         < I n v V e n d o r P u r c h L b l   E l e m e n t T y p e = " P a r a m e t e r "   E l e m e n t I d = " 1 8 3 8 6 2 2 6 1 4 "   D a t a T y p e = " S t r i n g " > I n v V e n d o r P u r c h L b l < / I n v V e n d o r P u r c h L b l > + 
+         < I n v V e n d o r P u r c h P r i n t L b l   E l e m e n t T y p e = " P a r a m e t e r "   E l e m e n t I d = " 2 0 0 5 4 1 6 0 8 9 "   D a t a T y p e = " S t r i n g " > I n v V e n d o r P u r c h P r i n t L b l < / I n v V e n d o r P u r c h P r i n t L b l > + 
+         < I t e m N o L b l   E l e m e n t T y p e = " P a r a m e t e r "   E l e m e n t I d = " 1 7 9 0 6 2 1 1 1 5 "   D a t a T y p e = " S t r i n g " > I t e m N o L b l < / I t e m N o L b l > + 
+         < N a m e C a p t i o n   E l e m e n t T y p e = " P a r a m e t e r "   E l e m e n t I d = " 6 0 1 4 1 4 7 6 "   D a t a T y p e = " S t r i n g " > N a m e C a p t i o n < / N a m e C a p t i o n > + 
+         < P a g e C a p t i o n   E l e m e n t T y p e = " P a r a m e t e r "   E l e m e n t I d = " 1 6 4 5 7 9 0 3 1 2 "   D a t a T y p e = " S t r i n g " > P a g e C a p t i o n < / P a g e C a p t i o n > + 
+         < R e p o r t N a m e L b l   E l e m e n t T y p e = " P a r a m e t e r "   E l e m e n t I d = " 1 5 2 9 7 0 2 3 5 4 "   D a t a T y p e = " S t r i n g " > R e p o r t N a m e L b l < / R e p o r t N a m e L b l > + 
+         < R e p o r t T i t l e   E l e m e n t T y p e = " P a r a m e t e r "   E l e m e n t I d = " 1 4 7 9 0 2 5 3 9 "   D a t a T y p e = " S t r i n g " > R e p o r t T i t l e < / R e p o r t T i t l e > + 
+         < R u n O n L b l   E l e m e n t T y p e = " P a r a m e t e r "   E l e m e n t I d = " 1 6 8 8 7 9 5 3 1 3 "   D a t a T y p e = " S t r i n g " > R u n O n L b l < / R u n O n L b l > + 
+         < T o t a l C a p t i o n   E l e m e n t T y p e = " P a r a m e t e r "   E l e m e n t I d = " 7 0 7 1 0 2 6 9 5 "   D a t a T y p e = " S t r i n g " > T o t a l C a p t i o n < / T o t a l C a p t i o n > + 
+         < T o t a l L b l   E l e m e n t T y p e = " P a r a m e t e r "   E l e m e n t I d = " 2 6 2 6 5 4 8 3 7 "   D a t a T y p e = " S t r i n g " > T o t a l L b l < / T o t a l L b l > + 
+         < U s e r L b l   E l e m e n t T y p e = " P a r a m e t e r "   E l e m e n t I d = " 1 4 8 0 8 1 6 0 6 2 "   D a t a T y p e = " S t r i n g " > U s e r L b l < / U s e r L b l > + 
+         < V e n d N a m e C a p t i o n   E l e m e n t T y p e = " P a r a m e t e r "   E l e m e n t I d = " 6 7 6 5 4 8 2 4 3 "   D a t a T y p e = " S t r i n g " > V e n d N a m e C a p t i o n < / V e n d N a m e C a p t i o n > + 
+         < V e n d o r N o C a p t i o n   E l e m e n t T y p e = " P a r a m e t e r "   E l e m e n t I d = " 1 4 6 5 7 4 1 0 2 6 "   D a t a T y p e = " S t r i n g " > V e n d o r N o C a p t i o n < / V e n d o r N o C a p t i o n > + 
+         < V e n d o r N o L b l   E l e m e n t T y p e = " P a r a m e t e r "   E l e m e n t I d = " 4 6 0 9 8 8 9 8 "   D a t a T y p e = " S t r i n g " > V e n d o r N o L b l < / V e n d o r N o L b l > + 
+     < / L a b e l s > + 
+     < T o o l t i p s > + 
+         < T o o l t i p   c o l u m n = " N o _ I t e m "   E l e m e n t I d = " 1 5 4 7 7 6 9 6 5 4 " > + 
+             < T o o l t i p T e x t   l a n g = " e n - U S " > S p e c i f i e s   t h e   n u m b e r   o f   t h e   i t e m . < / T o o l t i p T e x t > + 
+         < / T o o l t i p > + 
+         < T o o l t i p   c o l u m n = " D e s c _ I t e m "   E l e m e n t I d = " 9 9 0 9 0 4 5 5 8 " > + 
+             < T o o l t i p T e x t   l a n g = " e n - U S " > S p e c i f i e s   a   d e s c r i p t i o n   o f   t h e   i t e m . < / T o o l t i p T e x t > + 
+         < / T o o l t i p > + 
+         < T o o l t i p   c o l u m n = " B a s e U O M _ I t e m "   E l e m e n t I d = " 1 2 4 3 4 8 4 5 8 1 " > + 
+             < T o o l t i p T e x t   l a n g = " e n - U S " > S p e c i f i e s   t h e   b a s e   u n i t   u s e d   t o   m e a s u r e   t h e   i t e m ,   s u c h   a s   p i e c e ,   b o x ,   o r   p a l l e t .   T h e   b a s e   u n i t   o f   m e a s u r e   a l s o   s e r v e s   a s   t h e   c o n v e r s i o n   b a s i s   f o r   a l t e r n a t e   u n i t s   o f   m e a s u r e . < / T o o l t i p T e x t > + 
+         < / T o o l t i p > + 
+         < T o o l t i p   c o l u m n = " S o u r c e N o _ V a l u e E n t r y "   E l e m e n t I d = " 1 5 5 8 9 4 3 2 3 1 " > + 
+             < T o o l t i p T e x t   l a n g = " e n - U S " > S p e c i f i e s   t h e   n u m b e r   o f   t h e   s o u r c e   d o c u m e n t   t h a t   t h e   e n t r y   o r i g i n a t e s   f r o m . < / T o o l t i p T e x t > + 
+         < / T o o l t i p > + 
+         < T o o l t i p   c o l u m n = " V e n d N a m e "   E l e m e n t I d = " 6 7 6 5 4 8 2 4 3 " > + 
+             < T o o l t i p T e x t   l a n g = " e n - U S " > S p e c i f i e s   t h e   v e n d o r ' s   n a m e .   Y o u   c a n   e n t e r   a   m a x i m u m   o f   3 0   c h a r a c t e r s ,   b o t h   n u m b e r s   a n d   l e t t e r s . < / T o o l t i p T e x t > + 
+         < / T o o l t i p > + 
+         < T o o l t i p   c o l u m n = " I n v Q t y _ V a l u e E n t r y "   E l e m e n t I d = " 1 4 5 7 2 5 9 1 3 6 " > + 
+             < T o o l t i p T e x t   l a n g = " e n - U S " > S p e c i f i e s   h o w   m a n y   u n i t s   o f   t h e   i t e m   a r e   i n v o i c e d   b y   t h e   p o s t i n g   t h a t   t h e   v a l u e   e n t r y   l i n e   r e p r e s e n t s . < / T o o l t i p T e x t > + 
+         < / T o o l t i p > + 
+         < T o o l t i p   c o l u m n = " D i s c A m t _ V a l u e E n t r y "   E l e m e n t I d = " 1 1 7 3 5 7 5 8 4 0 " > + 
+             < T o o l t i p T e x t   l a n g = " e n - U S " > S p e c i f i e s   t h e   t o t a l   d i s c o u n t   a m o u n t   o f   t h i s   v a l u e   e n t r y . < / T o o l t i p T e x t > + 
+         < / T o o l t i p > + 
+     < / T o o l t i p s > + 
+     < R e p o r t H e a d e r   E l e m e n t T y p e = " D a t a I t e m "   E l e m e n t I d = " 1 4 9 2 2 2 5 3 1 6 " > + 
+         < C o m p a n y N a m e   E l e m e n t T y p e = " C o l u m n "   E l e m e n t I d = " 1 5 9 5 4 7 7 3 9 5 "   D a t a T y p e = " S t r i n g "   O b s o l e t e S t a t e = " P e n d i n g " > C o m p a n y N a m e < / C o m p a n y N a m e > + 
+         < I t e m F i l t e r   E l e m e n t T y p e = " C o l u m n "   E l e m e n t I d = " 5 9 3 7 9 7 3 7 6 "   D a t a T y p e = " T e x t " > I t e m F i l t e r < / I t e m F i l t e r > + 
+         < I t e m L e d g E n t r y F i l t e r   E l e m e n t T y p e = " C o l u m n "   E l e m e n t I d = " 2 1 1 1 8 9 1 8 5 4 "   D a t a T y p e = " T e x t " > I t e m L e d g E n t r y F i l t e r < / I t e m L e d g E n t r y F i l t e r > + 
+         < P e r i o d T e x t   E l e m e n t T y p e = " C o l u m n "   E l e m e n t I d = " 1 6 2 7 7 5 1 2 5 9 "   D a t a T y p e = " T e x t "   O b s o l e t e S t a t e = " P e n d i n g " > P e r i o d T e x t < / P e r i o d T e x t > + 
+     < / R e p o r t H e a d e r > + 
+     < I t e m   E l e m e n t T y p e = " D a t a I t e m "   E l e m e n t I d = " 1 1 2 8 8 3 0 2 4 8 " > + 
+         < B a s e U O M _ I t e m   E l e m e n t T y p e = " C o l u m n "   E l e m e n t I d = " 1 2 4 3 4 8 4 5 8 1 "   D a t a T y p e = " C o d e " > B a s e U O M _ I t e m < / B a s e U O M _ I t e m > + 
+         < D e s c _ I t e m   E l e m e n t T y p e = " C o l u m n "   E l e m e n t I d = " 9 9 0 9 0 4 5 5 8 "   D a t a T y p e = " T e x t " > D e s c _ I t e m < / D e s c _ I t e m > + 
+         < N o _ I t e m   E l e m e n t T y p e = " C o l u m n "   E l e m e n t I d = " 1 5 4 7 7 6 9 6 5 4 "   D a t a T y p e = " C o d e " > N o _ I t e m < / N o _ I t e m > + 
+         < V a l u e _ E n t r y   E l e m e n t T y p e = " D a t a I t e m "   E l e m e n t I d = " 1 4 7 2 6 5 1 0 7 7 "   / > + 
+         < I n t e g e r   E l e m e n t T y p e = " D a t a I t e m "   E l e m e n t I d = " 1 7 3 5 6 9 8 6 1 9 " > + 
+             < C o s t A m t A c t _ V a l u e E n t r y   E l e m e n t T y p e = " C o l u m n "   E l e m e n t I d = " 6 4 4 7 7 2 6 7 2 "   D a t a T y p e = " D e c i m a l " > C o s t A m t A c t _ V a l u e E n t r y < / C o s t A m t A c t _ V a l u e E n t r y > + 
+             < D i s c A m t _ V a l u e E n t r y   E l e m e n t T y p e = " C o l u m n "   E l e m e n t I d = " 1 1 7 3 5 7 5 8 4 0 "   D a t a T y p e = " D e c i m a l " > D i s c A m t _ V a l u e E n t r y < / D i s c A m t _ V a l u e E n t r y > + 
+             < I n v Q t y _ V a l u e E n t r y   E l e m e n t T y p e = " C o l u m n "   E l e m e n t I d = " 1 4 5 7 2 5 9 1 3 6 "   D a t a T y p e = " D e c i m a l " > I n v Q t y _ V a l u e E n t r y < / I n v Q t y _ V a l u e E n t r y > + 
+             < S o u r c e N o _ V a l u e E n t r y   E l e m e n t T y p e = " C o l u m n "   E l e m e n t I d = " 1 5 5 8 9 4 3 2 3 1 "   D a t a T y p e = " C o d e " > S o u r c e N o _ V a l u e E n t r y < / S o u r c e N o _ V a l u e E n t r y > + 
+             < V e n d N a m e   E l e m e n t T y p e = " C o l u m n "   E l e m e n t I d = " 6 7 6 5 4 8 2 4 3 "   D a t a T y p e = " T e x t " > V e n d N a m e < / V e n d N a m e > + 
+         < / I n t e g e r > + 
+         < S u b t o t a l s   E l e m e n t T y p e = " D a t a I t e m "   E l e m e n t I d = " 8 3 8 6 9 3 5 6 0 " > + 
+             < S u b t o t a l s _ C o s t A m o u n t   E l e m e n t T y p e = " C o l u m n "   E l e m e n t I d = " 2 0 7 1 8 6 3 5 5 2 "   D a t a T y p e = " D e c i m a l " > S u b t o t a l s _ C o s t A m o u n t < / S u b t o t a l s _ C o s t A m o u n t > + 
+             < S u b t o t a l s _ D i s c o u n t A m o u n t   E l e m e n t T y p e = " C o l u m n "   E l e m e n t I d = " 1 2 4 7 3 8 6 7 7 8 "   D a t a T y p e = " D e c i m a l " > S u b t o t a l s _ D i s c o u n t A m o u n t < / S u b t o t a l s _ D i s c o u n t A m o u n t > + 
+             < S u b t o t a l s _ I n v o i c e d Q u a n t i t y   E l e m e n t T y p e = " C o l u m n "   E l e m e n t I d = " 4 4 2 0 1 0 6 1 5 "   D a t a T y p e = " D e c i m a l " > S u b t o t a l s _ I n v o i c e d Q u a n t i t y < / S u b t o t a l s _ I n v o i c e d Q u a n t i t y > + 
+         < / S u b t o t a l s > + 
+     < / I t e m > + 
+     < T o t a l s   E l e m e n t T y p e = " D a t a I t e m "   E l e m e n t I d = " 1 8 2 3 9 5 0 0 4 4 " > + 
+         < T o t a l s _ C o s t A m o u n t   E l e m e n t T y p e = " C o l u m n "   E l e m e n t I d = " 2 0 8 2 4 9 9 1 8 0 "   D a t a T y p e = " D e c i m a l " > T o t a l s _ C o s t A m o u n t < / T o t a l s _ C o s t A m o u n t > + 
+         < T o t a l s _ D i s c o u n t A m o u n t   E l e m e n t T y p e = " C o l u m n "   E l e m e n t I d = " 1 7 7 4 7 6 0 9 4 2 "   D a t a T y p e = " D e c i m a l " > T o t a l s _ D i s c o u n t A m o u n t < / T o t a l s _ D i s c o u n t A m o u n t >   
      < / T o t a l s >   
@@ -4433,14 +4830,6 @@
 </ds:datastoreItem>
 </file>
 
-<file path=customXml/itemProps2.xml><?xml version="1.0" encoding="utf-8"?>
-<ds:datastoreItem xmlns:ds="http://schemas.openxmlformats.org/officeDocument/2006/customXml" ds:itemID="{5CDB5DAE-A914-4D2A-A45B-EE2DFEE2904F}">
-  <ds:schemaRefs>
-    <ds:schemaRef ds:uri="urn:microsoft-dynamics-nav/reports/FS_YSD_InvVendorPurchases/50015/"/>
-  </ds:schemaRefs>
-</ds:datastoreItem>
-</file>
-
 <file path=docMetadata/LabelInfo.xml><?xml version="1.0" encoding="utf-8"?>
 <clbl:labelList xmlns:clbl="http://schemas.microsoft.com/office/2020/mipLabelMetadata">
   <clbl:label id="{85ca8af4-763a-45c2-80ae-a5ca1b80bddc}" enabled="1" method="Standard" siteId="{06cdaf09-14f0-4cd1-8ac0-7bfed707a82c}" contentBits="0" removed="0"/>

--- a/src/Layers/W1/BaseApp/Inventory/Reports/InventoryVendorPurchases.docx
+++ b/src/Layers/W1/BaseApp/Inventory/Reports/InventoryVendorPurchases.docx
@@ -4278,6 +4278,8 @@
  
              < R e p o r t N a m e > R e p o r t   N a m e < / R e p o r t N a m e >   
+             < R e p o r t C a p t i o n > R e p o r t   C a p t i o n < / R e p o r t C a p t i o n > + 
              < A b o u t T h i s R e p o r t T i t l e > A b o u t   T h i s   R e p o r t   T i t l e < / A b o u t T h i s R e p o r t T i t l e >   
              < A b o u t T h i s R e p o r t T e x t > A b o u t   T h i s   R e p o r t   T e x t < / A b o u t T h i s R e p o r t T e x t > @@ -4332,21 +4334,21 @@
  
              < C o m p a n y A d d r e s s L i n e s >   
-                 < C o m p a n y A d d r e s s L i n e > C o m p a n y   A d d r e s s   L i n e   1 < / C o m p a n y A d d r e s s L i n e > - 
-                 < C o m p a n y A d d r e s s L i n e > C o m p a n y   A d d r e s s   L i n e   2 < / C o m p a n y A d d r e s s L i n e > - 
-                 < C o m p a n y A d d r e s s L i n e > C o m p a n y   A d d r e s s   L i n e   3 < / C o m p a n y A d d r e s s L i n e > - 
-                 < C o m p a n y A d d r e s s L i n e > C o m p a n y   A d d r e s s   L i n e   4 < / C o m p a n y A d d r e s s L i n e > - 
-                 < C o m p a n y A d d r e s s L i n e > C o m p a n y   A d d r e s s   L i n e   5 < / C o m p a n y A d d r e s s L i n e > - 
-                 < C o m p a n y A d d r e s s L i n e > C o m p a n y   A d d r e s s   L i n e   6 < / C o m p a n y A d d r e s s L i n e > - 
-                 < C o m p a n y A d d r e s s L i n e > C o m p a n y   A d d r e s s   L i n e   7 < / C o m p a n y A d d r e s s L i n e > - 
-                 < C o m p a n y A d d r e s s L i n e > C o m p a n y   A d d r e s s   L i n e   8 < / C o m p a n y A d d r e s s L i n e > +                 < C o m p a n y A d d r e s s L i n e 1 > C o m p a n y   A d d r e s s   L i n e   1 < / C o m p a n y A d d r e s s L i n e 1 > + 
+                 < C o m p a n y A d d r e s s L i n e 2 > C o m p a n y   A d d r e s s   L i n e   2 < / C o m p a n y A d d r e s s L i n e 2 > + 
+                 < C o m p a n y A d d r e s s L i n e 3 > C o m p a n y   A d d r e s s   L i n e   3 < / C o m p a n y A d d r e s s L i n e 3 > + 
+                 < C o m p a n y A d d r e s s L i n e 4 > C o m p a n y   A d d r e s s   L i n e   4 < / C o m p a n y A d d r e s s L i n e 4 > + 
+                 < C o m p a n y A d d r e s s L i n e 5 > C o m p a n y   A d d r e s s   L i n e   5 < / C o m p a n y A d d r e s s L i n e 5 > + 
+                 < C o m p a n y A d d r e s s L i n e 6 > C o m p a n y   A d d r e s s   L i n e   6 < / C o m p a n y A d d r e s s L i n e 6 > + 
+                 < C o m p a n y A d d r e s s L i n e 7 > C o m p a n y   A d d r e s s   L i n e   7 < / C o m p a n y A d d r e s s L i n e 7 > + 
+                 < C o m p a n y A d d r e s s L i n e 8 > C o m p a n y   A d d r e s s   L i n e   8 < / C o m p a n y A d d r e s s L i n e 8 >   
              < / C o m p a n y A d d r e s s L i n e s >   
@@ -4537,6 +4539,8 @@
  
              < R e p o r t N a m e > R e p o r t   N a m e < / R e p o r t N a m e >   
+             < R e p o r t C a p t i o n > R e p o r t   C a p t i o n < / R e p o r t C a p t i o n > + 
              < A b o u t T h i s R e p o r t T i t l e > A b o u t   T h i s   R e p o r t   T i t l e < / A b o u t T h i s R e p o r t T i t l e >   
              < A b o u t T h i s R e p o r t T e x t > A b o u t   T h i s   R e p o r t   T e x t < / A b o u t T h i s R e p o r t T e x t > @@ -4591,21 +4595,21 @@
  
              < C o m p a n y A d d r e s s L i n e s >   
-                 < C o m p a n y A d d r e s s L i n e > C o m p a n y   A d d r e s s   L i n e   1 < / C o m p a n y A d d r e s s L i n e > - 
-                 < C o m p a n y A d d r e s s L i n e > C o m p a n y   A d d r e s s   L i n e   2 < / C o m p a n y A d d r e s s L i n e > - 
-                 < C o m p a n y A d d r e s s L i n e > C o m p a n y   A d d r e s s   L i n e   3 < / C o m p a n y A d d r e s s L i n e > - 
-                 < C o m p a n y A d d r e s s L i n e > C o m p a n y   A d d r e s s   L i n e   4 < / C o m p a n y A d d r e s s L i n e > - 
-                 < C o m p a n y A d d r e s s L i n e > C o m p a n y   A d d r e s s   L i n e   5 < / C o m p a n y A d d r e s s L i n e > - 
-                 < C o m p a n y A d d r e s s L i n e > C o m p a n y   A d d r e s s   L i n e   6 < / C o m p a n y A d d r e s s L i n e > - 
-                 < C o m p a n y A d d r e s s L i n e > C o m p a n y   A d d r e s s   L i n e   7 < / C o m p a n y A d d r e s s L i n e > - 
-                 < C o m p a n y A d d r e s s L i n e > C o m p a n y   A d d r e s s   L i n e   8 < / C o m p a n y A d d r e s s L i n e > +                 < C o m p a n y A d d r e s s L i n e 1 > C o m p a n y   A d d r e s s   L i n e   1 < / C o m p a n y A d d r e s s L i n e 1 > + 
+                 < C o m p a n y A d d r e s s L i n e 2 > C o m p a n y   A d d r e s s   L i n e   2 < / C o m p a n y A d d r e s s L i n e 2 > + 
+                 < C o m p a n y A d d r e s s L i n e 3 > C o m p a n y   A d d r e s s   L i n e   3 < / C o m p a n y A d d r e s s L i n e 3 > + 
+                 < C o m p a n y A d d r e s s L i n e 4 > C o m p a n y   A d d r e s s   L i n e   4 < / C o m p a n y A d d r e s s L i n e 4 > + 
+                 < C o m p a n y A d d r e s s L i n e 5 > C o m p a n y   A d d r e s s   L i n e   5 < / C o m p a n y A d d r e s s L i n e 5 > + 
+                 < C o m p a n y A d d r e s s L i n e 6 > C o m p a n y   A d d r e s s   L i n e   6 < / C o m p a n y A d d r e s s L i n e 6 > + 
+                 < C o m p a n y A d d r e s s L i n e 7 > C o m p a n y   A d d r e s s   L i n e   7 < / C o m p a n y A d d r e s s L i n e 7 > + 
+                 < C o m p a n y A d d r e s s L i n e 8 > C o m p a n y   A d d r e s s   L i n e   8 < / C o m p a n y A d d r e s s L i n e 8 >   
              < / C o m p a n y A d d r e s s L i n e s >   

--- a/src/Layers/W1/BaseApp/Inventory/Reports/InventoryVendorPurchases.docx
+++ b/src/Layers/W1/BaseApp/Inventory/Reports/InventoryVendorPurchases.docx
@@ -48,12 +48,12 @@
                 <w:szCs w:val="16"/>
               </w:rPr>
               <w:alias w:val="#Nav: /Labels/VendorNoLbl"/>
-              <w:tag w:val="#Nav: Inventory_Vendor_Purchases/714"/>
+              <w:tag w:val="#Nav: FS_YSD_InvVendorPurchases/50015"/>
               <w:id w:val="287625181"/>
               <w:placeholder>
                 <w:docPart w:val="1D9D5F9EF94C4D1CBCF842325F1098B7"/>
               </w:placeholder>
-              <w:dataBinding w:prefixMappings="xmlns:ns0='urn:microsoft-dynamics-nav/reports/Inventory_Vendor_Purchases/714/'" w:xpath="/ns0:NavWordReportXmlPart[1]/ns0:Labels[1]/ns0:VendorNoLbl[1]" w:storeItemID="{5CDB5DAE-A914-4D2A-A45B-EE2DFEE2904F}"/>
+              <w:dataBinding w:prefixMappings="xmlns:ns0='urn:microsoft-dynamics-nav/reports/FS_YSD_InvVendorPurchases/50015/' " w:xpath="/ns0:NavWordReportXmlPart[1]/ns0:Labels[1]/ns0:VendorNoLbl[1]" w:storeItemID="{5CDB5DAE-A914-4D2A-A45B-EE2DFEE2904F}"/>
               <w:text/>
             </w:sdtPr>
             <w:sdtContent>
@@ -95,12 +95,12 @@
                 <w:szCs w:val="16"/>
               </w:rPr>
               <w:alias w:val="#Nav: /Labels/VendNameCaption"/>
-              <w:tag w:val="#Nav: Inventory_Vendor_Purchases/714"/>
+              <w:tag w:val="#Nav: FS_YSD_InvVendorPurchases/50015"/>
               <w:id w:val="-1534177434"/>
               <w:placeholder>
                 <w:docPart w:val="1D9D5F9EF94C4D1CBCF842325F1098B7"/>
               </w:placeholder>
-              <w:dataBinding w:prefixMappings="xmlns:ns0='urn:microsoft-dynamics-nav/reports/Inventory_Vendor_Purchases/714/'" w:xpath="/ns0:NavWordReportXmlPart[1]/ns0:Labels[1]/ns0:VendNameCaption[1]" w:storeItemID="{5CDB5DAE-A914-4D2A-A45B-EE2DFEE2904F}"/>
+              <w:dataBinding w:prefixMappings="xmlns:ns0='urn:microsoft-dynamics-nav/reports/FS_YSD_InvVendorPurchases/50015/' " w:xpath="/ns0:NavWordReportXmlPart[1]/ns0:Labels[1]/ns0:VendNameCaption[1]" w:storeItemID="{5CDB5DAE-A914-4D2A-A45B-EE2DFEE2904F}"/>
               <w:text/>
             </w:sdtPr>
             <w:sdtContent>
@@ -154,12 +154,12 @@
               <w:szCs w:val="16"/>
             </w:rPr>
             <w:alias w:val="#Nav: /Labels/InvQty_ValueEntryCaption"/>
-            <w:tag w:val="#Nav: Inventory_Vendor_Purchases/714"/>
+            <w:tag w:val="#Nav: FS_YSD_InvVendorPurchases/50015"/>
             <w:id w:val="-1874908542"/>
             <w:placeholder>
               <w:docPart w:val="1D9D5F9EF94C4D1CBCF842325F1098B7"/>
             </w:placeholder>
-            <w:dataBinding w:prefixMappings="xmlns:ns0='urn:microsoft-dynamics-nav/reports/Inventory_Vendor_Purchases/714/'" w:xpath="/ns0:NavWordReportXmlPart[1]/ns0:Labels[1]/ns0:InvQty_ValueEntryCaption[1]" w:storeItemID="{5CDB5DAE-A914-4D2A-A45B-EE2DFEE2904F}"/>
+            <w:dataBinding w:prefixMappings="xmlns:ns0='urn:microsoft-dynamics-nav/reports/FS_YSD_InvVendorPurchases/50015/' " w:xpath="/ns0:NavWordReportXmlPart[1]/ns0:Labels[1]/ns0:InvQty_ValueEntryCaption[1]" w:storeItemID="{5CDB5DAE-A914-4D2A-A45B-EE2DFEE2904F}"/>
             <w:text/>
           </w:sdtPr>
           <w:sdtContent>
@@ -203,12 +203,12 @@
               <w:szCs w:val="16"/>
             </w:rPr>
             <w:alias w:val="#Nav: /Labels/CostAmtAct_ValueEntryCaption"/>
-            <w:tag w:val="#Nav: Inventory_Vendor_Purchases/714"/>
+            <w:tag w:val="#Nav: FS_YSD_InvVendorPurchases/50015"/>
             <w:id w:val="-879861946"/>
             <w:placeholder>
               <w:docPart w:val="1D9D5F9EF94C4D1CBCF842325F1098B7"/>
             </w:placeholder>
-            <w:dataBinding w:prefixMappings="xmlns:ns0='urn:microsoft-dynamics-nav/reports/Inventory_Vendor_Purchases/714/'" w:xpath="/ns0:NavWordReportXmlPart[1]/ns0:Labels[1]/ns0:CostAmtAct_ValueEntryCaption[1]" w:storeItemID="{5CDB5DAE-A914-4D2A-A45B-EE2DFEE2904F}"/>
+            <w:dataBinding w:prefixMappings="xmlns:ns0='urn:microsoft-dynamics-nav/reports/FS_YSD_InvVendorPurchases/50015/' " w:xpath="/ns0:NavWordReportXmlPart[1]/ns0:Labels[1]/ns0:CostAmtAct_ValueEntryCaption[1]" w:storeItemID="{5CDB5DAE-A914-4D2A-A45B-EE2DFEE2904F}"/>
             <w:text/>
           </w:sdtPr>
           <w:sdtContent>
@@ -260,12 +260,12 @@
                 <w:szCs w:val="16"/>
               </w:rPr>
               <w:alias w:val="#Nav: /Labels/DiscAmt_ValueEntryCaption"/>
-              <w:tag w:val="#Nav: Inventory_Vendor_Purchases/714"/>
+              <w:tag w:val="#Nav: FS_YSD_InvVendorPurchases/50015"/>
               <w:id w:val="1460991403"/>
               <w:placeholder>
                 <w:docPart w:val="1D9D5F9EF94C4D1CBCF842325F1098B7"/>
               </w:placeholder>
-              <w:dataBinding w:prefixMappings="xmlns:ns0='urn:microsoft-dynamics-nav/reports/Inventory_Vendor_Purchases/714/'" w:xpath="/ns0:NavWordReportXmlPart[1]/ns0:Labels[1]/ns0:DiscAmt_ValueEntryCaption[1]" w:storeItemID="{5CDB5DAE-A914-4D2A-A45B-EE2DFEE2904F}"/>
+              <w:dataBinding w:prefixMappings="xmlns:ns0='urn:microsoft-dynamics-nav/reports/FS_YSD_InvVendorPurchases/50015/' " w:xpath="/ns0:NavWordReportXmlPart[1]/ns0:Labels[1]/ns0:DiscAmt_ValueEntryCaption[1]" w:storeItemID="{5CDB5DAE-A914-4D2A-A45B-EE2DFEE2904F}"/>
               <w:text/>
             </w:sdtPr>
             <w:sdtContent>
@@ -541,9 +541,9 @@
             <w:szCs w:val="16"/>
           </w:rPr>
           <w:alias w:val="#Nav: /Item"/>
-          <w:tag w:val="#Nav: Inventory_Vendor_Purchases/714"/>
+          <w:tag w:val="#Nav: FS_YSD_InvVendorPurchases/50015"/>
           <w:id w:val="-552389371"/>
-          <w15:dataBinding w:prefixMappings="xmlns:ns0='urn:microsoft-dynamics-nav/reports/Inventory_Vendor_Purchases/714/'" w:xpath="/ns0:NavWordReportXmlPart[1]/ns0:Item" w:storeItemID="{5CDB5DAE-A914-4D2A-A45B-EE2DFEE2904F}"/>
+          <w15:dataBinding w:prefixMappings="xmlns:ns0='urn:microsoft-dynamics-nav/reports/FS_YSD_InvVendorPurchases/50015/' " w:xpath="/ns0:NavWordReportXmlPart[1]/ns0:Item" w:storeItemID="{5CDB5DAE-A914-4D2A-A45B-EE2DFEE2904F}"/>
           <w15:repeatingSection/>
         </w:sdtPr>
         <w:sdtEndPr>
@@ -588,12 +588,12 @@
                       <w:szCs w:val="16"/>
                     </w:rPr>
                     <w:alias w:val="#Nav: /Item/No_Item"/>
-                    <w:tag w:val="#Nav: Inventory_Vendor_Purchases/714"/>
+                    <w:tag w:val="#Nav: FS_YSD_InvVendorPurchases/50015"/>
                     <w:id w:val="-255066269"/>
                     <w:placeholder>
                       <w:docPart w:val="DefaultPlaceholder_-1854013440"/>
                     </w:placeholder>
-                    <w:dataBinding w:prefixMappings="xmlns:ns0='urn:microsoft-dynamics-nav/reports/Inventory_Vendor_Purchases/714/'" w:xpath="/ns0:NavWordReportXmlPart[1]/ns0:Item[1]/ns0:No_Item[1]" w:storeItemID="{5CDB5DAE-A914-4D2A-A45B-EE2DFEE2904F}"/>
+                    <w:dataBinding w:prefixMappings="xmlns:ns0='urn:microsoft-dynamics-nav/reports/FS_YSD_InvVendorPurchases/50015/' " w:xpath="/ns0:NavWordReportXmlPart[1]/ns0:Item[1]/ns0:No_Item[1]" w:storeItemID="{5CDB5DAE-A914-4D2A-A45B-EE2DFEE2904F}"/>
                     <w:text/>
                   </w:sdtPr>
                   <w:sdtContent>
@@ -636,12 +636,12 @@
                       <w:szCs w:val="16"/>
                     </w:rPr>
                     <w:alias w:val="#Nav: /Item/Desc_Item"/>
-                    <w:tag w:val="#Nav: Inventory_Vendor_Purchases/714"/>
+                    <w:tag w:val="#Nav: FS_YSD_InvVendorPurchases/50015"/>
                     <w:id w:val="58904126"/>
                     <w:placeholder>
                       <w:docPart w:val="DefaultPlaceholder_-1854013440"/>
                     </w:placeholder>
-                    <w:dataBinding w:prefixMappings="xmlns:ns0='urn:microsoft-dynamics-nav/reports/Inventory_Vendor_Purchases/714/'" w:xpath="/ns0:NavWordReportXmlPart[1]/ns0:Item[1]/ns0:Desc_Item[1]" w:storeItemID="{5CDB5DAE-A914-4D2A-A45B-EE2DFEE2904F}"/>
+                    <w:dataBinding w:prefixMappings="xmlns:ns0='urn:microsoft-dynamics-nav/reports/FS_YSD_InvVendorPurchases/50015/' " w:xpath="/ns0:NavWordReportXmlPart[1]/ns0:Item[1]/ns0:Desc_Item[1]" w:storeItemID="{5CDB5DAE-A914-4D2A-A45B-EE2DFEE2904F}"/>
                     <w:text/>
                   </w:sdtPr>
                   <w:sdtContent>
@@ -782,12 +782,12 @@
                       <w:szCs w:val="16"/>
                     </w:rPr>
                     <w:alias w:val="#Nav: /Labels/BaseUOM_ItemCaption"/>
-                    <w:tag w:val="#Nav: Inventory_Vendor_Purchases/714"/>
+                    <w:tag w:val="#Nav: FS_YSD_InvVendorPurchases/50015"/>
                     <w:id w:val="1962153020"/>
                     <w:placeholder>
                       <w:docPart w:val="DefaultPlaceholder_-1854013440"/>
                     </w:placeholder>
-                    <w:dataBinding w:prefixMappings="xmlns:ns0='urn:microsoft-dynamics-nav/reports/Inventory_Vendor_Purchases/714/'" w:xpath="/ns0:NavWordReportXmlPart[1]/ns0:Labels[1]/ns0:BaseUOM_ItemCaption[1]" w:storeItemID="{5CDB5DAE-A914-4D2A-A45B-EE2DFEE2904F}"/>
+                    <w:dataBinding w:prefixMappings="xmlns:ns0='urn:microsoft-dynamics-nav/reports/FS_YSD_InvVendorPurchases/50015/' " w:xpath="/ns0:NavWordReportXmlPart[1]/ns0:Labels[1]/ns0:BaseUOM_ItemCaption[1]" w:storeItemID="{5CDB5DAE-A914-4D2A-A45B-EE2DFEE2904F}"/>
                     <w:text/>
                   </w:sdtPr>
                   <w:sdtContent>
@@ -827,12 +827,12 @@
                       <w:szCs w:val="16"/>
                     </w:rPr>
                     <w:alias w:val="#Nav: /Item/BaseUOM_Item"/>
-                    <w:tag w:val="#Nav: Inventory_Vendor_Purchases/714"/>
+                    <w:tag w:val="#Nav: FS_YSD_InvVendorPurchases/50015"/>
                     <w:id w:val="2086490136"/>
                     <w:placeholder>
                       <w:docPart w:val="DefaultPlaceholder_-1854013440"/>
                     </w:placeholder>
-                    <w:dataBinding w:prefixMappings="xmlns:ns0='urn:microsoft-dynamics-nav/reports/Inventory_Vendor_Purchases/714/'" w:xpath="/ns0:NavWordReportXmlPart[1]/ns0:Item[1]/ns0:BaseUOM_Item[1]" w:storeItemID="{5CDB5DAE-A914-4D2A-A45B-EE2DFEE2904F}"/>
+                    <w:dataBinding w:prefixMappings="xmlns:ns0='urn:microsoft-dynamics-nav/reports/FS_YSD_InvVendorPurchases/50015/' " w:xpath="/ns0:NavWordReportXmlPart[1]/ns0:Item[1]/ns0:BaseUOM_Item[1]" w:storeItemID="{5CDB5DAE-A914-4D2A-A45B-EE2DFEE2904F}"/>
                     <w:text/>
                   </w:sdtPr>
                   <w:sdtContent>
@@ -926,9 +926,9 @@
                     <w:szCs w:val="16"/>
                   </w:rPr>
                   <w:alias w:val="#Nav: /Item/Integer"/>
-                  <w:tag w:val="#Nav: Inventory_Vendor_Purchases/714"/>
+                  <w:tag w:val="#Nav: FS_YSD_InvVendorPurchases/50015"/>
                   <w:id w:val="141159260"/>
-                  <w15:dataBinding w:prefixMappings="xmlns:ns0='urn:microsoft-dynamics-nav/reports/Inventory_Vendor_Purchases/714/'" w:xpath="/ns0:NavWordReportXmlPart[1]/ns0:Item[1]/ns0:Integer" w:storeItemID="{5CDB5DAE-A914-4D2A-A45B-EE2DFEE2904F}"/>
+                  <w15:dataBinding w:prefixMappings="xmlns:ns0='urn:microsoft-dynamics-nav/reports/FS_YSD_InvVendorPurchases/50015/' " w:xpath="/ns0:NavWordReportXmlPart[1]/ns0:Item[1]/ns0:Integer" w:storeItemID="{5CDB5DAE-A914-4D2A-A45B-EE2DFEE2904F}"/>
                   <w15:repeatingSection/>
                 </w:sdtPr>
                 <w:sdtContent>
@@ -963,12 +963,12 @@
                               <w:szCs w:val="16"/>
                             </w:rPr>
                             <w:alias w:val="#Nav: /Item/Integer/SourceNo_ValueEntry"/>
-                            <w:tag w:val="#Nav: Inventory_Vendor_Purchases/714"/>
+                            <w:tag w:val="#Nav: FS_YSD_InvVendorPurchases/50015"/>
                             <w:id w:val="-1542125004"/>
                             <w:placeholder>
                               <w:docPart w:val="DefaultPlaceholder_-1854013440"/>
                             </w:placeholder>
-                            <w:dataBinding w:prefixMappings="xmlns:ns0='urn:microsoft-dynamics-nav/reports/Inventory_Vendor_Purchases/714/'" w:xpath="/ns0:NavWordReportXmlPart[1]/ns0:Item[1]/ns0:Integer[1]/ns0:SourceNo_ValueEntry[1]" w:storeItemID="{5CDB5DAE-A914-4D2A-A45B-EE2DFEE2904F}"/>
+                            <w:dataBinding w:prefixMappings="xmlns:ns0='urn:microsoft-dynamics-nav/reports/FS_YSD_InvVendorPurchases/50015/' " w:xpath="/ns0:NavWordReportXmlPart[1]/ns0:Item[1]/ns0:Integer[1]/ns0:SourceNo_ValueEntry[1]" w:storeItemID="{5CDB5DAE-A914-4D2A-A45B-EE2DFEE2904F}"/>
                             <w:text/>
                           </w:sdtPr>
                           <w:sdtContent>
@@ -1012,12 +1012,12 @@
                               <w:szCs w:val="16"/>
                             </w:rPr>
                             <w:alias w:val="#Nav: /Item/Integer/VendName"/>
-                            <w:tag w:val="#Nav: Inventory_Vendor_Purchases/714"/>
+                            <w:tag w:val="#Nav: FS_YSD_InvVendorPurchases/50015"/>
                             <w:id w:val="1943566123"/>
                             <w:placeholder>
                               <w:docPart w:val="DefaultPlaceholder_-1854013440"/>
                             </w:placeholder>
-                            <w:dataBinding w:prefixMappings="xmlns:ns0='urn:microsoft-dynamics-nav/reports/Inventory_Vendor_Purchases/714/'" w:xpath="/ns0:NavWordReportXmlPart[1]/ns0:Item[1]/ns0:Integer[1]/ns0:VendName[1]" w:storeItemID="{5CDB5DAE-A914-4D2A-A45B-EE2DFEE2904F}"/>
+                            <w:dataBinding w:prefixMappings="xmlns:ns0='urn:microsoft-dynamics-nav/reports/FS_YSD_InvVendorPurchases/50015/' " w:xpath="/ns0:NavWordReportXmlPart[1]/ns0:Item[1]/ns0:Integer[1]/ns0:VendName[1]" w:storeItemID="{5CDB5DAE-A914-4D2A-A45B-EE2DFEE2904F}"/>
                             <w:text/>
                           </w:sdtPr>
                           <w:sdtContent>
@@ -1073,12 +1073,12 @@
                               <w:szCs w:val="16"/>
                             </w:rPr>
                             <w:alias w:val="#Nav: /Item/Integer/InvQty_ValueEntry"/>
-                            <w:tag w:val="#Nav: Inventory_Vendor_Purchases/714"/>
+                            <w:tag w:val="#Nav: FS_YSD_InvVendorPurchases/50015"/>
                             <w:id w:val="-1047443063"/>
                             <w:placeholder>
                               <w:docPart w:val="DefaultPlaceholder_-1854013440"/>
                             </w:placeholder>
-                            <w:dataBinding w:prefixMappings="xmlns:ns0='urn:microsoft-dynamics-nav/reports/Inventory_Vendor_Purchases/714/'" w:xpath="/ns0:NavWordReportXmlPart[1]/ns0:Item[1]/ns0:Integer[1]/ns0:InvQty_ValueEntry[1]" w:storeItemID="{5CDB5DAE-A914-4D2A-A45B-EE2DFEE2904F}"/>
+                            <w:dataBinding w:prefixMappings="xmlns:ns0='urn:microsoft-dynamics-nav/reports/FS_YSD_InvVendorPurchases/50015/' " w:xpath="/ns0:NavWordReportXmlPart[1]/ns0:Item[1]/ns0:Integer[1]/ns0:InvQty_ValueEntry[1]" w:storeItemID="{5CDB5DAE-A914-4D2A-A45B-EE2DFEE2904F}"/>
                             <w:text/>
                           </w:sdtPr>
                           <w:sdtContent>
@@ -1119,12 +1119,12 @@
                               <w:szCs w:val="16"/>
                             </w:rPr>
                             <w:alias w:val="#Nav: /Item/Integer/CostAmtAct_ValueEntry"/>
-                            <w:tag w:val="#Nav: Inventory_Vendor_Purchases/714"/>
+                            <w:tag w:val="#Nav: FS_YSD_InvVendorPurchases/50015"/>
                             <w:id w:val="-130174988"/>
                             <w:placeholder>
                               <w:docPart w:val="DefaultPlaceholder_-1854013440"/>
                             </w:placeholder>
-                            <w:dataBinding w:prefixMappings="xmlns:ns0='urn:microsoft-dynamics-nav/reports/Inventory_Vendor_Purchases/714/'" w:xpath="/ns0:NavWordReportXmlPart[1]/ns0:Item[1]/ns0:Integer[1]/ns0:CostAmtAct_ValueEntry[1]" w:storeItemID="{5CDB5DAE-A914-4D2A-A45B-EE2DFEE2904F}"/>
+                            <w:dataBinding w:prefixMappings="xmlns:ns0='urn:microsoft-dynamics-nav/reports/FS_YSD_InvVendorPurchases/50015/' " w:xpath="/ns0:NavWordReportXmlPart[1]/ns0:Item[1]/ns0:Integer[1]/ns0:CostAmtAct_ValueEntry[1]" w:storeItemID="{5CDB5DAE-A914-4D2A-A45B-EE2DFEE2904F}"/>
                             <w:text/>
                           </w:sdtPr>
                           <w:sdtContent>
@@ -1165,12 +1165,12 @@
                               <w:szCs w:val="16"/>
                             </w:rPr>
                             <w:alias w:val="#Nav: /Item/Integer/DiscAmt_ValueEntry"/>
-                            <w:tag w:val="#Nav: Inventory_Vendor_Purchases/714"/>
+                            <w:tag w:val="#Nav: FS_YSD_InvVendorPurchases/50015"/>
                             <w:id w:val="1527747781"/>
                             <w:placeholder>
                               <w:docPart w:val="DefaultPlaceholder_-1854013440"/>
                             </w:placeholder>
-                            <w:dataBinding w:prefixMappings="xmlns:ns0='urn:microsoft-dynamics-nav/reports/Inventory_Vendor_Purchases/714/'" w:xpath="/ns0:NavWordReportXmlPart[1]/ns0:Item[1]/ns0:Integer[1]/ns0:DiscAmt_ValueEntry[1]" w:storeItemID="{5CDB5DAE-A914-4D2A-A45B-EE2DFEE2904F}"/>
+                            <w:dataBinding w:prefixMappings="xmlns:ns0='urn:microsoft-dynamics-nav/reports/FS_YSD_InvVendorPurchases/50015/' " w:xpath="/ns0:NavWordReportXmlPart[1]/ns0:Item[1]/ns0:Integer[1]/ns0:DiscAmt_ValueEntry[1]" w:storeItemID="{5CDB5DAE-A914-4D2A-A45B-EE2DFEE2904F}"/>
                             <w:text/>
                           </w:sdtPr>
                           <w:sdtContent>
@@ -1241,12 +1241,12 @@
                       <w:szCs w:val="16"/>
                     </w:rPr>
                     <w:alias w:val="#Nav: /Item/Desc_Item"/>
-                    <w:tag w:val="#Nav: Inventory_Vendor_Purchases/714"/>
+                    <w:tag w:val="#Nav: FS_YSD_InvVendorPurchases/50015"/>
                     <w:id w:val="-362287544"/>
                     <w:placeholder>
                       <w:docPart w:val="DefaultPlaceholder_-1854013440"/>
                     </w:placeholder>
-                    <w:dataBinding w:prefixMappings="xmlns:ns0='urn:microsoft-dynamics-nav/reports/Inventory_Vendor_Purchases/714/'" w:xpath="/ns0:NavWordReportXmlPart[1]/ns0:Item[1]/ns0:Desc_Item[1]" w:storeItemID="{5CDB5DAE-A914-4D2A-A45B-EE2DFEE2904F}"/>
+                    <w:dataBinding w:prefixMappings="xmlns:ns0='urn:microsoft-dynamics-nav/reports/FS_YSD_InvVendorPurchases/50015/' " w:xpath="/ns0:NavWordReportXmlPart[1]/ns0:Item[1]/ns0:Desc_Item[1]" w:storeItemID="{5CDB5DAE-A914-4D2A-A45B-EE2DFEE2904F}"/>
                     <w:text/>
                   </w:sdtPr>
                   <w:sdtContent>
@@ -1314,12 +1314,12 @@
                         <w:szCs w:val="16"/>
                       </w:rPr>
                       <w:alias w:val="#Nav: /Item/Subtotals/Subtotals_InvoicedQuantity"/>
-                      <w:tag w:val="#Nav: Inventory_Vendor_Purchases/714"/>
+                      <w:tag w:val="#Nav: FS_YSD_InvVendorPurchases/50015"/>
                       <w:id w:val="1546337810"/>
                       <w:placeholder>
                         <w:docPart w:val="DefaultPlaceholder_-1854013440"/>
                       </w:placeholder>
-                      <w:dataBinding w:prefixMappings="xmlns:ns0='urn:microsoft-dynamics-nav/reports/Inventory_Vendor_Purchases/714/'" w:xpath="/ns0:NavWordReportXmlPart[1]/ns0:Item[1]/ns0:Subtotals[1]/ns0:Subtotals_InvoicedQuantity[1]" w:storeItemID="{5CDB5DAE-A914-4D2A-A45B-EE2DFEE2904F}"/>
+                      <w:dataBinding w:prefixMappings="xmlns:ns0='urn:microsoft-dynamics-nav/reports/FS_YSD_InvVendorPurchases/50015/' " w:xpath="/ns0:NavWordReportXmlPart[1]/ns0:Item[1]/ns0:Subtotals[1]/ns0:Subtotals_InvoicedQuantity[1]" w:storeItemID="{5CDB5DAE-A914-4D2A-A45B-EE2DFEE2904F}"/>
                       <w:text/>
                     </w:sdtPr>
                     <w:sdtContent>
@@ -1366,12 +1366,12 @@
                         <w:szCs w:val="16"/>
                       </w:rPr>
                       <w:alias w:val="#Nav: /Item/Subtotals/Subtotals_CostAmount"/>
-                      <w:tag w:val="#Nav: Inventory_Vendor_Purchases/714"/>
+                      <w:tag w:val="#Nav: FS_YSD_InvVendorPurchases/50015"/>
                       <w:id w:val="1616260058"/>
                       <w:placeholder>
                         <w:docPart w:val="DefaultPlaceholder_-1854013440"/>
                       </w:placeholder>
-                      <w:dataBinding w:prefixMappings="xmlns:ns0='urn:microsoft-dynamics-nav/reports/Inventory_Vendor_Purchases/714/'" w:xpath="/ns0:NavWordReportXmlPart[1]/ns0:Item[1]/ns0:Subtotals[1]/ns0:Subtotals_CostAmount[1]" w:storeItemID="{5CDB5DAE-A914-4D2A-A45B-EE2DFEE2904F}"/>
+                      <w:dataBinding w:prefixMappings="xmlns:ns0='urn:microsoft-dynamics-nav/reports/FS_YSD_InvVendorPurchases/50015/' " w:xpath="/ns0:NavWordReportXmlPart[1]/ns0:Item[1]/ns0:Subtotals[1]/ns0:Subtotals_CostAmount[1]" w:storeItemID="{5CDB5DAE-A914-4D2A-A45B-EE2DFEE2904F}"/>
                       <w:text/>
                     </w:sdtPr>
                     <w:sdtContent>
@@ -1418,12 +1418,12 @@
                         <w:szCs w:val="16"/>
                       </w:rPr>
                       <w:alias w:val="#Nav: /Item/Subtotals/Subtotals_DiscountAmount"/>
-                      <w:tag w:val="#Nav: Inventory_Vendor_Purchases/714"/>
+                      <w:tag w:val="#Nav: FS_YSD_InvVendorPurchases/50015"/>
                       <w:id w:val="53588090"/>
                       <w:placeholder>
                         <w:docPart w:val="DefaultPlaceholder_-1854013440"/>
                       </w:placeholder>
-                      <w:dataBinding w:prefixMappings="xmlns:ns0='urn:microsoft-dynamics-nav/reports/Inventory_Vendor_Purchases/714/'" w:xpath="/ns0:NavWordReportXmlPart[1]/ns0:Item[1]/ns0:Subtotals[1]/ns0:Subtotals_DiscountAmount[1]" w:storeItemID="{5CDB5DAE-A914-4D2A-A45B-EE2DFEE2904F}"/>
+                      <w:dataBinding w:prefixMappings="xmlns:ns0='urn:microsoft-dynamics-nav/reports/FS_YSD_InvVendorPurchases/50015/' " w:xpath="/ns0:NavWordReportXmlPart[1]/ns0:Item[1]/ns0:Subtotals[1]/ns0:Subtotals_DiscountAmount[1]" w:storeItemID="{5CDB5DAE-A914-4D2A-A45B-EE2DFEE2904F}"/>
                       <w:text/>
                     </w:sdtPr>
                     <w:sdtContent>
@@ -1731,12 +1731,12 @@
               <w:szCs w:val="16"/>
             </w:rPr>
             <w:alias w:val="#Nav: /Labels/TotalLbl"/>
-            <w:tag w:val="#Nav: Inventory_Vendor_Purchases/714"/>
+            <w:tag w:val="#Nav: FS_YSD_InvVendorPurchases/50015"/>
             <w:id w:val="-757981476"/>
             <w:placeholder>
               <w:docPart w:val="DefaultPlaceholder_-1854013440"/>
             </w:placeholder>
-            <w:dataBinding w:prefixMappings="xmlns:ns0='urn:microsoft-dynamics-nav/reports/Inventory_Vendor_Purchases/714/'" w:xpath="/ns0:NavWordReportXmlPart[1]/ns0:Labels[1]/ns0:TotalLbl[1]" w:storeItemID="{5CDB5DAE-A914-4D2A-A45B-EE2DFEE2904F}"/>
+            <w:dataBinding w:prefixMappings="xmlns:ns0='urn:microsoft-dynamics-nav/reports/FS_YSD_InvVendorPurchases/50015/' " w:xpath="/ns0:NavWordReportXmlPart[1]/ns0:Labels[1]/ns0:TotalLbl[1]" w:storeItemID="{5CDB5DAE-A914-4D2A-A45B-EE2DFEE2904F}"/>
             <w:text/>
           </w:sdtPr>
           <w:sdtContent>
@@ -1791,12 +1791,12 @@
                 <w:szCs w:val="16"/>
               </w:rPr>
               <w:alias w:val="#Nav: /Totals/Totals_CostAmount"/>
-              <w:tag w:val="#Nav: Inventory_Vendor_Purchases/714"/>
+              <w:tag w:val="#Nav: FS_YSD_InvVendorPurchases/50015"/>
               <w:id w:val="1605146378"/>
               <w:placeholder>
                 <w:docPart w:val="DefaultPlaceholder_-1854013440"/>
               </w:placeholder>
-              <w:dataBinding w:prefixMappings="xmlns:ns0='urn:microsoft-dynamics-nav/reports/Inventory_Vendor_Purchases/714/'" w:xpath="/ns0:NavWordReportXmlPart[1]/ns0:Totals[1]/ns0:Totals_CostAmount[1]" w:storeItemID="{5CDB5DAE-A914-4D2A-A45B-EE2DFEE2904F}"/>
+              <w:dataBinding w:prefixMappings="xmlns:ns0='urn:microsoft-dynamics-nav/reports/FS_YSD_InvVendorPurchases/50015/' " w:xpath="/ns0:NavWordReportXmlPart[1]/ns0:Totals[1]/ns0:Totals_CostAmount[1]" w:storeItemID="{5CDB5DAE-A914-4D2A-A45B-EE2DFEE2904F}"/>
               <w:text/>
             </w:sdtPr>
             <w:sdtContent>
@@ -1845,12 +1845,12 @@
                 <w:szCs w:val="16"/>
               </w:rPr>
               <w:alias w:val="#Nav: /Totals/Totals_DiscountAmount"/>
-              <w:tag w:val="#Nav: Inventory_Vendor_Purchases/714"/>
+              <w:tag w:val="#Nav: FS_YSD_InvVendorPurchases/50015"/>
               <w:id w:val="1913503864"/>
               <w:placeholder>
                 <w:docPart w:val="DefaultPlaceholder_-1854013440"/>
               </w:placeholder>
-              <w:dataBinding w:prefixMappings="xmlns:ns0='urn:microsoft-dynamics-nav/reports/Inventory_Vendor_Purchases/714/'" w:xpath="/ns0:NavWordReportXmlPart[1]/ns0:Totals[1]/ns0:Totals_DiscountAmount[1]" w:storeItemID="{5CDB5DAE-A914-4D2A-A45B-EE2DFEE2904F}"/>
+              <w:dataBinding w:prefixMappings="xmlns:ns0='urn:microsoft-dynamics-nav/reports/FS_YSD_InvVendorPurchases/50015/' " w:xpath="/ns0:NavWordReportXmlPart[1]/ns0:Totals[1]/ns0:Totals_DiscountAmount[1]" w:storeItemID="{5CDB5DAE-A914-4D2A-A45B-EE2DFEE2904F}"/>
               <w:text/>
             </w:sdtPr>
             <w:sdtContent>
@@ -1988,10 +1988,10 @@
             <w:placeholder>
               <w:docPart w:val="DefaultPlaceholder_-1854013440"/>
             </w:placeholder>
-            <w:dataBinding w:prefixMappings="xmlns:ns0='urn:microsoft-dynamics-nav/reports/Inventory_Vendor_Purchases/714/'" w:xpath="/ns0:NavWordReportXmlPart[1]/ns0:Labels[1]/ns0:InvVendorPurchLbl[1]" w:storeItemID="{5CDB5DAE-A914-4D2A-A45B-EE2DFEE2904F}"/>
+            <w:dataBinding w:prefixMappings="xmlns:ns0='urn:microsoft-dynamics-nav/reports/FS_YSD_InvVendorPurchases/50015/' " w:xpath="/ns0:NavWordReportXmlPart[1]/ns0:Labels[1]/ns0:InvVendorPurchLbl[1]" w:storeItemID="{5CDB5DAE-A914-4D2A-A45B-EE2DFEE2904F}"/>
             <w:text/>
             <w:alias w:val="#Nav: /Labels/InvVendorPurchLbl"/>
-            <w:tag w:val="#Nav: Inventory_Vendor_Purchases/714"/>
+            <w:tag w:val="#Nav: FS_YSD_InvVendorPurchases/50015"/>
           </w:sdtPr>
           <w:sdtContent>
             <w:p>
@@ -2210,12 +2210,12 @@
                 <w:szCs w:val="16"/>
               </w:rPr>
               <w:alias w:val="#Nav: /BCReportInformation/ReportRequest/UserName"/>
-              <w:tag w:val="#Nav: Inventory_Vendor_Purchases/714"/>
+              <w:tag w:val="#Nav: FS_YSD_InvVendorPurchases/50015"/>
               <w:id w:val="-249272221"/>
               <w:placeholder>
                 <w:docPart w:val="3D8F3EE94B464D7880E07DC3EB1B233A"/>
               </w:placeholder>
-              <w:dataBinding w:prefixMappings="xmlns:ns0='urn:microsoft-dynamics-nav/reports/Inventory_Vendor_Purchases/714/'" w:xpath="/ns0:NavWordReportXmlPart[1]/ns0:BCReportInformation[1]/ns0:ReportRequest[1]/ns0:UserName[1]" w:storeItemID="{5CDB5DAE-A914-4D2A-A45B-EE2DFEE2904F}"/>
+              <w:dataBinding w:prefixMappings="xmlns:ns0='urn:microsoft-dynamics-nav/reports/FS_YSD_InvVendorPurchases/50015/'" w:xpath="/ns0:NavWordReportXmlPart[1]/ns0:BCReportInformation[1]/ns0:ReportRequest[1]/ns0:UserName[1]" w:storeItemID="{5CDB5DAE-A914-4D2A-A45B-EE2DFEE2904F}"/>
               <w:text/>
             </w:sdtPr>
             <w:sdtContent>
@@ -2254,12 +2254,12 @@
             <w:szCs w:val="16"/>
           </w:rPr>
           <w:alias w:val="#Nav: /BCReportInformation/ReportRequest/CompanyName"/>
-          <w:tag w:val="#Nav: Inventory_Vendor_Purchases/714"/>
+          <w:tag w:val="#Nav: FS_YSD_InvVendorPurchases/50015"/>
           <w:id w:val="-1641258246"/>
           <w:placeholder>
             <w:docPart w:val="6E0D4F4CBC8545A788C9CC0E90A9DD0D"/>
           </w:placeholder>
-          <w:dataBinding w:prefixMappings="xmlns:ns0='urn:microsoft-dynamics-nav/reports/Inventory_Vendor_Purchases/714/'" w:xpath="/ns0:NavWordReportXmlPart[1]/ns0:BCReportInformation[1]/ns0:ReportRequest[1]/ns0:CompanyName[1]" w:storeItemID="{5CDB5DAE-A914-4D2A-A45B-EE2DFEE2904F}"/>
+          <w:dataBinding w:prefixMappings="xmlns:ns0='urn:microsoft-dynamics-nav/reports/FS_YSD_InvVendorPurchases/50015/'" w:xpath="/ns0:NavWordReportXmlPart[1]/ns0:BCReportInformation[1]/ns0:ReportRequest[1]/ns0:CompanyName[1]" w:storeItemID="{5CDB5DAE-A914-4D2A-A45B-EE2DFEE2904F}"/>
           <w:text/>
         </w:sdtPr>
         <w:sdtContent>
@@ -2316,12 +2316,12 @@
               <w:szCs w:val="16"/>
             </w:rPr>
             <w:alias w:val="#Nav: /ReportHeader/ItemFilter"/>
-            <w:tag w:val="#Nav: Inventory_Vendor_Purchases/714"/>
+            <w:tag w:val="#Nav: FS_YSD_InvVendorPurchases/50015"/>
             <w:id w:val="1226722677"/>
             <w:placeholder>
               <w:docPart w:val="DefaultPlaceholder_-1854013440"/>
             </w:placeholder>
-            <w:dataBinding w:prefixMappings="xmlns:ns0='urn:microsoft-dynamics-nav/reports/Inventory_Vendor_Purchases/714/'" w:xpath="/ns0:NavWordReportXmlPart[1]/ns0:ReportHeader[1]/ns0:ItemFilter[1]" w:storeItemID="{5CDB5DAE-A914-4D2A-A45B-EE2DFEE2904F}"/>
+            <w:dataBinding w:prefixMappings="xmlns:ns0='urn:microsoft-dynamics-nav/reports/FS_YSD_InvVendorPurchases/50015/' " w:xpath="/ns0:NavWordReportXmlPart[1]/ns0:ReportHeader[1]/ns0:ItemFilter[1]" w:storeItemID="{5CDB5DAE-A914-4D2A-A45B-EE2DFEE2904F}"/>
             <w:text/>
           </w:sdtPr>
           <w:sdtContent>
@@ -2367,12 +2367,12 @@
               <w:szCs w:val="16"/>
             </w:rPr>
             <w:alias w:val="#Nav: /ReportHeader/ItemLedgEntryFilter"/>
-            <w:tag w:val="#Nav: Inventory_Vendor_Purchases/714"/>
+            <w:tag w:val="#Nav: FS_YSD_InvVendorPurchases/50015"/>
             <w:id w:val="-2021766305"/>
             <w:placeholder>
               <w:docPart w:val="DefaultPlaceholder_-1854013440"/>
             </w:placeholder>
-            <w:dataBinding w:prefixMappings="xmlns:ns0='urn:microsoft-dynamics-nav/reports/Inventory_Vendor_Purchases/714/'" w:xpath="/ns0:NavWordReportXmlPart[1]/ns0:ReportHeader[1]/ns0:ItemLedgEntryFilter[1]" w:storeItemID="{5CDB5DAE-A914-4D2A-A45B-EE2DFEE2904F}"/>
+            <w:dataBinding w:prefixMappings="xmlns:ns0='urn:microsoft-dynamics-nav/reports/FS_YSD_InvVendorPurchases/50015/' " w:xpath="/ns0:NavWordReportXmlPart[1]/ns0:ReportHeader[1]/ns0:ItemLedgEntryFilter[1]" w:storeItemID="{5CDB5DAE-A914-4D2A-A45B-EE2DFEE2904F}"/>
             <w:text/>
           </w:sdtPr>
           <w:sdtContent>
@@ -4258,9 +4258,9 @@
 <b:Sources xmlns:b="http://schemas.openxmlformats.org/officeDocument/2006/bibliography" xmlns="http://schemas.openxmlformats.org/officeDocument/2006/bibliography" SelectedStyle="\APASixthEditionOfficeOnline.xsl" StyleName="APA" Version="6"/>
 </file>
 
-<file path=customXml/item3.xml>��< ? x m l   v e r s i o n = " 1 . 0 "   e n c o d i n g = " u t f - 1 6 " ? > - 
- < N a v W o r d R e p o r t X m l P a r t   x m l n s = " u r n : m i c r o s o f t - d y n a m i c s - n a v / r e p o r t s / I n v e n t o r y _ V e n d o r _ P u r c h a s e s / 7 1 4 / " > +<file path=customXml/item2.xml>��< ? x m l   v e r s i o n = " 1 . 0 "   e n c o d i n g = " u t f - 1 6 " ? > + 
+ < N a v W o r d R e p o r t X m l P a r t   x m l n s = " u r n : m i c r o s o f t - d y n a m i c s - n a v / r e p o r t s / F S _ Y S D _ I n v V e n d o r P u r c h a s e s / 5 0 0 1 5 / " >   
      < B C R e p o r t I n f o r m a t i o n >   
@@ -4278,8 +4278,6 @@
  
              < R e p o r t N a m e > R e p o r t   N a m e < / R e p o r t N a m e >   
-             < R e p o r t C a p t i o n > R e p o r t   C a p t i o n < / R e p o r t C a p t i o n > - 
              < A b o u t T h i s R e p o r t T i t l e > A b o u t   T h i s   R e p o r t   T i t l e < / A b o u t T h i s R e p o r t T i t l e >   
              < A b o u t T h i s R e p o r t T e x t > A b o u t   T h i s   R e p o r t   T e x t < / A b o u t T h i s R e p o r t T e x t > @@ -4326,84 +4324,6 @@
  
          < / R e p o r t R e q u e s t >   
-         < C o m p a n y M e t a d a t a > - 
-             < C o m p a n y N a m e > C o m p a n y   N a m e < / C o m p a n y N a m e > - 
-             < C o m p a n y D i s p l a y N a m e > C o m p a n y   D i s p l a y   N a m e < / C o m p a n y D i s p l a y N a m e > - 
-             < C o m p a n y A d d r e s s L i n e s > - 
-                 < C o m p a n y A d d r e s s L i n e 1 > C o m p a n y   A d d r e s s   L i n e   1 < / C o m p a n y A d d r e s s L i n e 1 > - 
-                 < C o m p a n y A d d r e s s L i n e 2 > C o m p a n y   A d d r e s s   L i n e   2 < / C o m p a n y A d d r e s s L i n e 2 > - 
-                 < C o m p a n y A d d r e s s L i n e 3 > C o m p a n y   A d d r e s s   L i n e   3 < / C o m p a n y A d d r e s s L i n e 3 > - 
-                 < C o m p a n y A d d r e s s L i n e 4 > C o m p a n y   A d d r e s s   L i n e   4 < / C o m p a n y A d d r e s s L i n e 4 > - 
-                 < C o m p a n y A d d r e s s L i n e 5 > C o m p a n y   A d d r e s s   L i n e   5 < / C o m p a n y A d d r e s s L i n e 5 > - 
-                 < C o m p a n y A d d r e s s L i n e 6 > C o m p a n y   A d d r e s s   L i n e   6 < / C o m p a n y A d d r e s s L i n e 6 > - 
-                 < C o m p a n y A d d r e s s L i n e 7 > C o m p a n y   A d d r e s s   L i n e   7 < / C o m p a n y A d d r e s s L i n e 7 > - 
-                 < C o m p a n y A d d r e s s L i n e 8 > C o m p a n y   A d d r e s s   L i n e   8 < / C o m p a n y A d d r e s s L i n e 8 > - 
-             < / C o m p a n y A d d r e s s L i n e s > - 
-             < C o m p a n y P h o n e > C o m p a n y   P h o n e < / C o m p a n y P h o n e > - 
-             < C o m p a n y P h o n e C a p t i o n > C o m p a n y   P h o n e   C a p t i o n < / C o m p a n y P h o n e C a p t i o n > - 
-             < C o m p a n y F a x N o > C o m p a n y   F a x   N o . < / C o m p a n y F a x N o > - 
-             < C o m p a n y F a x N o C a p t i o n > C o m p a n y   F a x   N o .   C a p t i o n < / C o m p a n y F a x N o C a p t i o n > - 
-             < C o m p a n y E m a i l > C o m p a n y   E m a i l < / C o m p a n y E m a i l > - 
-             < C o m p a n y E m a i l C a p t i o n > C o m p a n y   E m a i l   C a p t i o n < / C o m p a n y E m a i l C a p t i o n > - 
-             < C o m p a n y H o m e P a g e > C o m p a n y   H o m e   P a g e < / C o m p a n y H o m e P a g e > - 
-             < C o m p a n y H o m e P a g e C a p t i o n > C o m p a n y   H o m e   P a g e   C a p t i o n < / C o m p a n y H o m e P a g e C a p t i o n > - 
-             < C o m p a n y L o g o > C o m p a n y   L o g o < / C o m p a n y L o g o > - 
-             < C o m p a n y V A T R e g i s t r a t i o n N o > C o m p a n y   V A T   R e g i s t r a t i o n   N o . < / C o m p a n y V A T R e g i s t r a t i o n N o > - 
-             < C o m p a n y V A T R e g i s t r a t i o n N o C a p t i o n > C o m p a n y   V A T   R e g i s t r a t i o n   N o .   C a p t i o n < / C o m p a n y V A T R e g i s t r a t i o n N o C a p t i o n > - 
-             < C o m p a n y R e g i s t r a t i o n N o > C o m p a n y   R e g i s t r a t i o n   N o . < / C o m p a n y R e g i s t r a t i o n N o > - 
-             < C o m p a n y R e g i s t r a t i o n N o C a p t i o n > C o m p a n y   R e g i s t r a t i o n   N o .   C a p t i o n < / C o m p a n y R e g i s t r a t i o n N o C a p t i o n > - 
-             < C o m p a n y B a n k N a m e > C o m p a n y   B a n k   N a m e < / C o m p a n y B a n k N a m e > - 
-             < C o m p a n y B a n k N a m e C a p t i o n > C o m p a n y   B a n k   N a m e   C a p t i o n < / C o m p a n y B a n k N a m e C a p t i o n > - 
-             < C o m p a n y B a n k A c c o u n t N o > C o m p a n y   B a n k   A c c o u n t   N o . < / C o m p a n y B a n k A c c o u n t N o > - 
-             < C o m p a n y B a n k A c c o u n t N o C a p t i o n > C o m p a n y   B a n k   A c c o u n t   N o .   C a p t i o n < / C o m p a n y B a n k A c c o u n t N o C a p t i o n > - 
-             < C o m p a n y B a n k B r a n c h N o > C o m p a n y   B a n k   B r a n c h   N o . < / C o m p a n y B a n k B r a n c h N o > - 
-             < C o m p a n y B a n k B r a n c h N o C a p t i o n > C o m p a n y   B a n k   B r a n c h   N o .   C a p t i o n < / C o m p a n y B a n k B r a n c h N o C a p t i o n > - 
-             < C o m p a n y I B A N > C o m p a n y   I B A N < / C o m p a n y I B A N > - 
-             < C o m p a n y I B A N C a p t i o n > C o m p a n y   I B A N   C a p t i o n < / C o m p a n y I B A N C a p t i o n > - 
-             < C o m p a n y B a n k S W I F T > C o m p a n y   B a n k   S W I F T < / C o m p a n y B a n k S W I F T > - 
-             < C o m p a n y B a n k S W I F T C a p t i o n > C o m p a n y   B a n k   S W I F T   C a p t i o n < / C o m p a n y B a n k S W I F T C a p t i o n > - 
-             < C o m p a n y G i r o N o > C o m p a n y   G i r o   N o . < / C o m p a n y G i r o N o > - 
-             < C o m p a n y G i r o N o C a p t i o n > C o m p a n y   G i r o   N o .   C a p t i o n < / C o m p a n y G i r o N o C a p t i o n > - 
-         < / C o m p a n y M e t a d a t a > - 
      < / B C R e p o r t I n f o r m a t i o n >   
      < L a b e l s > @@ -4436,40 +4356,26 @@
  
          < I t e m N o L b l > I t e m N o L b l < / I t e m N o L b l >   
-         < N a m e C a p t i o n > N a m e C a p t i o n < / N a m e C a p t i o n > - 
-         < P a g e C a p t i o n > P a g e C a p t i o n < / P a g e C a p t i o n > - 
          < R e p o r t N a m e L b l > R e p o r t N a m e L b l < / R e p o r t N a m e L b l >   
-         < R e p o r t T i t l e > R e p o r t T i t l e < / R e p o r t T i t l e > - 
          < R u n O n L b l > R u n O n L b l < / R u n O n L b l >   
-         < T o t a l C a p t i o n > T o t a l C a p t i o n < / T o t a l C a p t i o n > - 
          < T o t a l L b l > T o t a l L b l < / T o t a l L b l >   
          < U s e r L b l > U s e r L b l < / U s e r L b l >   
          < V e n d N a m e C a p t i o n > V e n d N a m e C a p t i o n < / V e n d N a m e C a p t i o n >   
-         < V e n d o r N o C a p t i o n > V e n d o r N o C a p t i o n < / V e n d o r N o C a p t i o n > - 
          < V e n d o r N o L b l > V e n d o r N o L b l < / V e n d o r N o L b l >   
      < / L a b e l s >   
      < R e p o r t H e a d e r >   
-         < C o m p a n y N a m e > C o m p a n y N a m e < / C o m p a n y N a m e > - 
          < I t e m F i l t e r > I t e m F i l t e r < / I t e m F i l t e r >   
          < I t e m L e d g E n t r y F i l t e r > I t e m L e d g E n t r y F i l t e r < / I t e m L e d g E n t r y F i l t e r >   
-         < P e r i o d T e x t > P e r i o d T e x t < / P e r i o d T e x t > - 
      < / R e p o r t H e a d e r >   
      < I t e m > @@ -4513,313 +4419,6 @@
          < T o t a l s _ C o s t A m o u n t > T o t a l s _ C o s t A m o u n t < / T o t a l s _ C o s t A m o u n t >   
          < T o t a l s _ D i s c o u n t A m o u n t > T o t a l s _ D i s c o u n t A m o u n t < / T o t a l s _ D i s c o u n t A m o u n t > - 
-     < / T o t a l s > - 
- < / N a v W o r d R e p o r t X m l P a r t > 
-</file>
-
-<file path=customXml/item4.xml>��< ? x m l   v e r s i o n = " 1 . 0 "   e n c o d i n g = " u t f - 1 6 " ? > - 
- < N a v W o r d R e p o r t X m l P a r t   x m l n s = " u r n : m i c r o s o f t - d y n a m i c s - b u s i n e s s c e n t r a l / i n t e r n a l / e x t e n d e d / r e p o r t s / I n v e n t o r y _ V e n d o r _ P u r c h a s e s / 7 1 4 / " > - 
-     < B C R e p o r t I n f o r m a t i o n > - 
-         < R e p o r t M e t a d a t a > - 
-             < E x t e n s i o n I d > E x t e n s i o n   I D < / E x t e n s i o n I d > - 
-             < E x t e n s i o n N a m e > E x t e n s i o n   N a m e < / E x t e n s i o n N a m e > - 
-             < E x t e n s i o n P u b l i s h e r > E x t e n s i o n   P u b l i s h e r < / E x t e n s i o n P u b l i s h e r > - 
-             < E x t e n s i o n V e r s i o n > E x t e n s i o n   V e r s i o n < / E x t e n s i o n V e r s i o n > - 
-             < R e p o r t I d > R e p o r t   I D < / R e p o r t I d > - 
-             < R e p o r t N a m e > R e p o r t   N a m e < / R e p o r t N a m e > - 
-             < R e p o r t C a p t i o n > R e p o r t   C a p t i o n < / R e p o r t C a p t i o n > - 
-             < A b o u t T h i s R e p o r t T i t l e > A b o u t   T h i s   R e p o r t   T i t l e < / A b o u t T h i s R e p o r t T i t l e > - 
-             < A b o u t T h i s R e p o r t T e x t > A b o u t   T h i s   R e p o r t   T e x t < / A b o u t T h i s R e p o r t T e x t > - 
-             < R e p o r t H e l p L i n k > R e p o r t   H e l p   L i n k < / R e p o r t H e l p L i n k > - 
-         < / R e p o r t M e t a d a t a > - 
-         < R e p o r t R e q u e s t > - 
-             < T e n a n t E n t r a I d > T e n a n t   E n t r a   I d < / T e n a n t E n t r a I d > - 
-             < E n v i r o n m e n t N a m e > E n v i r o n m e n t   N a m e < / E n v i r o n m e n t N a m e > - 
-             < E n v i r o n m e n t T y p e > E n v i r o n m e n t   T y p e < / E n v i r o n m e n t T y p e > - 
-             < C o m p a n y N a m e > C o m p a n y   N a m e < / C o m p a n y N a m e > - 
-             < C o m p a n y D i s p l a y N a m e > C o m p a n y   D i s p l a y   N a m e < / C o m p a n y D i s p l a y N a m e > - 
-             < C o m p a n y I d > C o m p a n y   I D < / C o m p a n y I d > - 
-             < U s e r N a m e > U s e r   N a m e < / U s e r N a m e > - 
-             < D a t e A n d T i m e > D a t e   a n d   T i m e < / D a t e A n d T i m e > - 
-             < L a n g u a g e > L a n g u a g e < / L a n g u a g e > - 
-             < F o r m a t R e g i o n > F o r m a t   R e g i o n < / F o r m a t R e g i o n > - 
-             < D a t e T i m e V a l u e s > - 
-                 < Y e a r > Y e a r < / Y e a r > - 
-                 < M o n t h N u m b e r > M o n t h   N u m b e r < / M o n t h N u m b e r > - 
-                 < D a y N u m b e r > D a y   N u m b e r < / D a y N u m b e r > - 
-                 < H o u r > H o u r < / H o u r > - 
-                 < M i n u t e > M i n u t e < / M i n u t e > - 
-             < / D a t e T i m e V a l u e s > - 
-         < / R e p o r t R e q u e s t > - 
-         < C o m p a n y M e t a d a t a > - 
-             < C o m p a n y N a m e > C o m p a n y   N a m e < / C o m p a n y N a m e > - 
-             < C o m p a n y D i s p l a y N a m e > C o m p a n y   D i s p l a y   N a m e < / C o m p a n y D i s p l a y N a m e > - 
-             < C o m p a n y A d d r e s s L i n e s > - 
-                 < C o m p a n y A d d r e s s L i n e 1 > C o m p a n y   A d d r e s s   L i n e   1 < / C o m p a n y A d d r e s s L i n e 1 > - 
-                 < C o m p a n y A d d r e s s L i n e 2 > C o m p a n y   A d d r e s s   L i n e   2 < / C o m p a n y A d d r e s s L i n e 2 > - 
-                 < C o m p a n y A d d r e s s L i n e 3 > C o m p a n y   A d d r e s s   L i n e   3 < / C o m p a n y A d d r e s s L i n e 3 > - 
-                 < C o m p a n y A d d r e s s L i n e 4 > C o m p a n y   A d d r e s s   L i n e   4 < / C o m p a n y A d d r e s s L i n e 4 > - 
-                 < C o m p a n y A d d r e s s L i n e 5 > C o m p a n y   A d d r e s s   L i n e   5 < / C o m p a n y A d d r e s s L i n e 5 > - 
-                 < C o m p a n y A d d r e s s L i n e 6 > C o m p a n y   A d d r e s s   L i n e   6 < / C o m p a n y A d d r e s s L i n e 6 > - 
-                 < C o m p a n y A d d r e s s L i n e 7 > C o m p a n y   A d d r e s s   L i n e   7 < / C o m p a n y A d d r e s s L i n e 7 > - 
-                 < C o m p a n y A d d r e s s L i n e 8 > C o m p a n y   A d d r e s s   L i n e   8 < / C o m p a n y A d d r e s s L i n e 8 > - 
-             < / C o m p a n y A d d r e s s L i n e s > - 
-             < C o m p a n y P h o n e > C o m p a n y   P h o n e < / C o m p a n y P h o n e > - 
-             < C o m p a n y P h o n e C a p t i o n > C o m p a n y   P h o n e   C a p t i o n < / C o m p a n y P h o n e C a p t i o n > - 
-             < C o m p a n y F a x N o > C o m p a n y   F a x   N o . < / C o m p a n y F a x N o > - 
-             < C o m p a n y F a x N o C a p t i o n > C o m p a n y   F a x   N o .   C a p t i o n < / C o m p a n y F a x N o C a p t i o n > - 
-             < C o m p a n y E m a i l > C o m p a n y   E m a i l < / C o m p a n y E m a i l > - 
-             < C o m p a n y E m a i l C a p t i o n > C o m p a n y   E m a i l   C a p t i o n < / C o m p a n y E m a i l C a p t i o n > - 
-             < C o m p a n y H o m e P a g e > C o m p a n y   H o m e   P a g e < / C o m p a n y H o m e P a g e > - 
-             < C o m p a n y H o m e P a g e C a p t i o n > C o m p a n y   H o m e   P a g e   C a p t i o n < / C o m p a n y H o m e P a g e C a p t i o n > - 
-             < C o m p a n y L o g o > C o m p a n y   L o g o < / C o m p a n y L o g o > - 
-             < C o m p a n y V A T R e g i s t r a t i o n N o > C o m p a n y   V A T   R e g i s t r a t i o n   N o . < / C o m p a n y V A T R e g i s t r a t i o n N o > - 
-             < C o m p a n y V A T R e g i s t r a t i o n N o C a p t i o n > C o m p a n y   V A T   R e g i s t r a t i o n   N o .   C a p t i o n < / C o m p a n y V A T R e g i s t r a t i o n N o C a p t i o n > - 
-             < C o m p a n y R e g i s t r a t i o n N o > C o m p a n y   R e g i s t r a t i o n   N o . < / C o m p a n y R e g i s t r a t i o n N o > - 
-             < C o m p a n y R e g i s t r a t i o n N o C a p t i o n > C o m p a n y   R e g i s t r a t i o n   N o .   C a p t i o n < / C o m p a n y R e g i s t r a t i o n N o C a p t i o n > - 
-             < C o m p a n y B a n k N a m e > C o m p a n y   B a n k   N a m e < / C o m p a n y B a n k N a m e > - 
-             < C o m p a n y B a n k N a m e C a p t i o n > C o m p a n y   B a n k   N a m e   C a p t i o n < / C o m p a n y B a n k N a m e C a p t i o n > - 
-             < C o m p a n y B a n k A c c o u n t N o > C o m p a n y   B a n k   A c c o u n t   N o . < / C o m p a n y B a n k A c c o u n t N o > - 
-             < C o m p a n y B a n k A c c o u n t N o C a p t i o n > C o m p a n y   B a n k   A c c o u n t   N o .   C a p t i o n < / C o m p a n y B a n k A c c o u n t N o C a p t i o n > - 
-             < C o m p a n y B a n k B r a n c h N o > C o m p a n y   B a n k   B r a n c h   N o . < / C o m p a n y B a n k B r a n c h N o > - 
-             < C o m p a n y B a n k B r a n c h N o C a p t i o n > C o m p a n y   B a n k   B r a n c h   N o .   C a p t i o n < / C o m p a n y B a n k B r a n c h N o C a p t i o n > - 
-             < C o m p a n y I B A N > C o m p a n y   I B A N < / C o m p a n y I B A N > - 
-             < C o m p a n y I B A N C a p t i o n > C o m p a n y   I B A N   C a p t i o n < / C o m p a n y I B A N C a p t i o n > - 
-             < C o m p a n y B a n k S W I F T > C o m p a n y   B a n k   S W I F T < / C o m p a n y B a n k S W I F T > - 
-             < C o m p a n y B a n k S W I F T C a p t i o n > C o m p a n y   B a n k   S W I F T   C a p t i o n < / C o m p a n y B a n k S W I F T C a p t i o n > - 
-             < C o m p a n y G i r o N o > C o m p a n y   G i r o   N o . < / C o m p a n y G i r o N o > - 
-             < C o m p a n y G i r o N o C a p t i o n > C o m p a n y   G i r o   N o .   C a p t i o n < / C o m p a n y G i r o N o C a p t i o n > - 
-         < / C o m p a n y M e t a d a t a > - 
-     < / B C R e p o r t I n f o r m a t i o n > - 
-     < L a b e l s > - 
-         < A b o u t T h e R e p o r t L b l   E l e m e n t T y p e = " P a r a m e t e r "   E l e m e n t I d = " 2 0 0 7 3 2 1 8 4 5 "   D a t a T y p e = " S t r i n g " > A b o u t T h e R e p o r t L b l < / A b o u t T h e R e p o r t L b l > - 
-         < B a s e U O M _ I t e m C a p t i o n   E l e m e n t T y p e = " P a r a m e t e r "   E l e m e n t I d = " 1 2 4 3 4 8 4 5 8 1 "   D a t a T y p e = " S t r i n g " > B a s e U O M _ I t e m C a p t i o n < / B a s e U O M _ I t e m C a p t i o n > - 
-         < C o m p a n y L b l   E l e m e n t T y p e = " P a r a m e t e r "   E l e m e n t I d = " 7 6 3 5 6 2 8 8 8 "   D a t a T y p e = " S t r i n g " > C o m p a n y L b l < / C o m p a n y L b l > - 
-         < C o s t A m t A c t _ V a l u e E n t r y C a p t i o n   E l e m e n t T y p e = " P a r a m e t e r "   E l e m e n t I d = " 6 4 4 7 7 2 6 7 2 "   D a t a T y p e = " S t r i n g " > C o s t A m t A c t _ V a l u e E n t r y C a p t i o n < / C o s t A m t A c t _ V a l u e E n t r y C a p t i o n > - 
-         < D a t a R e t r i e v e d L b l   E l e m e n t T y p e = " P a r a m e t e r "   E l e m e n t I d = " 1 0 9 1 6 8 3 3 6 5 "   D a t a T y p e = " S t r i n g " > D a t a R e t r i e v e d L b l < / D a t a R e t r i e v e d L b l > - 
-         < D e s c r i p t i o n L b l   E l e m e n t T y p e = " P a r a m e t e r "   E l e m e n t I d = " 1 4 2 2 4 8 2 7 0 5 "   D a t a T y p e = " S t r i n g " > D e s c r i p t i o n L b l < / D e s c r i p t i o n L b l > - 
-         < D i s c A m t _ V a l u e E n t r y C a p t i o n   E l e m e n t T y p e = " P a r a m e t e r "   E l e m e n t I d = " 1 1 7 3 5 7 5 8 4 0 "   D a t a T y p e = " S t r i n g " > D i s c A m t _ V a l u e E n t r y C a p t i o n < / D i s c A m t _ V a l u e E n t r y C a p t i o n > - 
-         < D o c u m e n t a t i o n L b l   E l e m e n t T y p e = " P a r a m e t e r "   E l e m e n t I d = " 1 0 5 1 7 2 3 1 7 3 "   D a t a T y p e = " S t r i n g " > D o c u m e n t a t i o n L b l < / D o c u m e n t a t i o n L b l > - 
-         < E n v i r o n m e n t L b l   E l e m e n t T y p e = " P a r a m e t e r "   E l e m e n t I d = " 2 0 1 5 9 0 6 0 7 0 "   D a t a T y p e = " S t r i n g " > E n v i r o n m e n t L b l < / E n v i r o n m e n t L b l > - 
-         < I n v Q t y _ V a l u e E n t r y C a p t i o n   E l e m e n t T y p e = " P a r a m e t e r "   E l e m e n t I d = " 1 4 5 7 2 5 9 1 3 6 "   D a t a T y p e = " S t r i n g " > I n v Q t y _ V a l u e E n t r y C a p t i o n < / I n v Q t y _ V a l u e E n t r y C a p t i o n > - 
-         < I n v V e n d o r P u r c h A n a l y s i s L b l   E l e m e n t T y p e = " P a r a m e t e r "   E l e m e n t I d = " 1 2 2 6 3 6 8 1 3 2 "   D a t a T y p e = " S t r i n g " > I n v V e n d o r P u r c h A n a l y s i s L b l < / I n v V e n d o r P u r c h A n a l y s i s L b l > - 
-         < I n v V e n d o r P u r c h L b l   E l e m e n t T y p e = " P a r a m e t e r "   E l e m e n t I d = " 1 8 3 8 6 2 2 6 1 4 "   D a t a T y p e = " S t r i n g " > I n v V e n d o r P u r c h L b l < / I n v V e n d o r P u r c h L b l > - 
-         < I n v V e n d o r P u r c h P r i n t L b l   E l e m e n t T y p e = " P a r a m e t e r "   E l e m e n t I d = " 2 0 0 5 4 1 6 0 8 9 "   D a t a T y p e = " S t r i n g " > I n v V e n d o r P u r c h P r i n t L b l < / I n v V e n d o r P u r c h P r i n t L b l > - 
-         < I t e m N o L b l   E l e m e n t T y p e = " P a r a m e t e r "   E l e m e n t I d = " 1 7 9 0 6 2 1 1 1 5 "   D a t a T y p e = " S t r i n g " > I t e m N o L b l < / I t e m N o L b l > - 
-         < N a m e C a p t i o n   E l e m e n t T y p e = " P a r a m e t e r "   E l e m e n t I d = " 6 0 1 4 1 4 7 6 "   D a t a T y p e = " S t r i n g " > N a m e C a p t i o n < / N a m e C a p t i o n > - 
-         < P a g e C a p t i o n   E l e m e n t T y p e = " P a r a m e t e r "   E l e m e n t I d = " 1 6 4 5 7 9 0 3 1 2 "   D a t a T y p e = " S t r i n g " > P a g e C a p t i o n < / P a g e C a p t i o n > - 
-         < R e p o r t N a m e L b l   E l e m e n t T y p e = " P a r a m e t e r "   E l e m e n t I d = " 1 5 2 9 7 0 2 3 5 4 "   D a t a T y p e = " S t r i n g " > R e p o r t N a m e L b l < / R e p o r t N a m e L b l > - 
-         < R e p o r t T i t l e   E l e m e n t T y p e = " P a r a m e t e r "   E l e m e n t I d = " 1 4 7 9 0 2 5 3 9 "   D a t a T y p e = " S t r i n g " > R e p o r t T i t l e < / R e p o r t T i t l e > - 
-         < R u n O n L b l   E l e m e n t T y p e = " P a r a m e t e r "   E l e m e n t I d = " 1 6 8 8 7 9 5 3 1 3 "   D a t a T y p e = " S t r i n g " > R u n O n L b l < / R u n O n L b l > - 
-         < T o t a l C a p t i o n   E l e m e n t T y p e = " P a r a m e t e r "   E l e m e n t I d = " 7 0 7 1 0 2 6 9 5 "   D a t a T y p e = " S t r i n g " > T o t a l C a p t i o n < / T o t a l C a p t i o n > - 
-         < T o t a l L b l   E l e m e n t T y p e = " P a r a m e t e r "   E l e m e n t I d = " 2 6 2 6 5 4 8 3 7 "   D a t a T y p e = " S t r i n g " > T o t a l L b l < / T o t a l L b l > - 
-         < U s e r L b l   E l e m e n t T y p e = " P a r a m e t e r "   E l e m e n t I d = " 1 4 8 0 8 1 6 0 6 2 "   D a t a T y p e = " S t r i n g " > U s e r L b l < / U s e r L b l > - 
-         < V e n d N a m e C a p t i o n   E l e m e n t T y p e = " P a r a m e t e r "   E l e m e n t I d = " 6 7 6 5 4 8 2 4 3 "   D a t a T y p e = " S t r i n g " > V e n d N a m e C a p t i o n < / V e n d N a m e C a p t i o n > - 
-         < V e n d o r N o C a p t i o n   E l e m e n t T y p e = " P a r a m e t e r "   E l e m e n t I d = " 1 4 6 5 7 4 1 0 2 6 "   D a t a T y p e = " S t r i n g " > V e n d o r N o C a p t i o n < / V e n d o r N o C a p t i o n > - 
-         < V e n d o r N o L b l   E l e m e n t T y p e = " P a r a m e t e r "   E l e m e n t I d = " 4 6 0 9 8 8 9 8 "   D a t a T y p e = " S t r i n g " > V e n d o r N o L b l < / V e n d o r N o L b l > - 
-     < / L a b e l s > - 
-     < T o o l t i p s > - 
-         < T o o l t i p   c o l u m n = " N o _ I t e m "   E l e m e n t I d = " 1 5 4 7 7 6 9 6 5 4 " > - 
-             < T o o l t i p T e x t   l a n g = " e n - U S " > S p e c i f i e s   t h e   n u m b e r   o f   t h e   i t e m . < / T o o l t i p T e x t > - 
-         < / T o o l t i p > - 
-         < T o o l t i p   c o l u m n = " D e s c _ I t e m "   E l e m e n t I d = " 9 9 0 9 0 4 5 5 8 " > - 
-             < T o o l t i p T e x t   l a n g = " e n - U S " > S p e c i f i e s   a   d e s c r i p t i o n   o f   t h e   i t e m . < / T o o l t i p T e x t > - 
-         < / T o o l t i p > - 
-         < T o o l t i p   c o l u m n = " B a s e U O M _ I t e m "   E l e m e n t I d = " 1 2 4 3 4 8 4 5 8 1 " > - 
-             < T o o l t i p T e x t   l a n g = " e n - U S " > S p e c i f i e s   t h e   b a s e   u n i t   u s e d   t o   m e a s u r e   t h e   i t e m ,   s u c h   a s   p i e c e ,   b o x ,   o r   p a l l e t .   T h e   b a s e   u n i t   o f   m e a s u r e   a l s o   s e r v e s   a s   t h e   c o n v e r s i o n   b a s i s   f o r   a l t e r n a t e   u n i t s   o f   m e a s u r e . < / T o o l t i p T e x t > - 
-         < / T o o l t i p > - 
-         < T o o l t i p   c o l u m n = " S o u r c e N o _ V a l u e E n t r y "   E l e m e n t I d = " 1 5 5 8 9 4 3 2 3 1 " > - 
-             < T o o l t i p T e x t   l a n g = " e n - U S " > S p e c i f i e s   t h e   n u m b e r   o f   t h e   s o u r c e   d o c u m e n t   t h a t   t h e   e n t r y   o r i g i n a t e s   f r o m . < / T o o l t i p T e x t > - 
-         < / T o o l t i p > - 
-         < T o o l t i p   c o l u m n = " V e n d N a m e "   E l e m e n t I d = " 6 7 6 5 4 8 2 4 3 " > - 
-             < T o o l t i p T e x t   l a n g = " e n - U S " > S p e c i f i e s   t h e   v e n d o r ' s   n a m e .   Y o u   c a n   e n t e r   a   m a x i m u m   o f   3 0   c h a r a c t e r s ,   b o t h   n u m b e r s   a n d   l e t t e r s . < / T o o l t i p T e x t > - 
-         < / T o o l t i p > - 
-         < T o o l t i p   c o l u m n = " I n v Q t y _ V a l u e E n t r y "   E l e m e n t I d = " 1 4 5 7 2 5 9 1 3 6 " > - 
-             < T o o l t i p T e x t   l a n g = " e n - U S " > S p e c i f i e s   h o w   m a n y   u n i t s   o f   t h e   i t e m   a r e   i n v o i c e d   b y   t h e   p o s t i n g   t h a t   t h e   v a l u e   e n t r y   l i n e   r e p r e s e n t s . < / T o o l t i p T e x t > - 
-         < / T o o l t i p > - 
-         < T o o l t i p   c o l u m n = " D i s c A m t _ V a l u e E n t r y "   E l e m e n t I d = " 1 1 7 3 5 7 5 8 4 0 " > - 
-             < T o o l t i p T e x t   l a n g = " e n - U S " > S p e c i f i e s   t h e   t o t a l   d i s c o u n t   a m o u n t   o f   t h i s   v a l u e   e n t r y . < / T o o l t i p T e x t > - 
-         < / T o o l t i p > - 
-     < / T o o l t i p s > - 
-     < R e p o r t H e a d e r   E l e m e n t T y p e = " D a t a I t e m "   E l e m e n t I d = " 1 4 9 2 2 2 5 3 1 6 " > - 
-         < C o m p a n y N a m e   E l e m e n t T y p e = " C o l u m n "   E l e m e n t I d = " 1 5 9 5 4 7 7 3 9 5 "   D a t a T y p e = " S t r i n g "   O b s o l e t e S t a t e = " P e n d i n g " > C o m p a n y N a m e < / C o m p a n y N a m e > - 
-         < I t e m F i l t e r   E l e m e n t T y p e = " C o l u m n "   E l e m e n t I d = " 5 9 3 7 9 7 3 7 6 "   D a t a T y p e = " T e x t " > I t e m F i l t e r < / I t e m F i l t e r > - 
-         < I t e m L e d g E n t r y F i l t e r   E l e m e n t T y p e = " C o l u m n "   E l e m e n t I d = " 2 1 1 1 8 9 1 8 5 4 "   D a t a T y p e = " T e x t " > I t e m L e d g E n t r y F i l t e r < / I t e m L e d g E n t r y F i l t e r > - 
-         < P e r i o d T e x t   E l e m e n t T y p e = " C o l u m n "   E l e m e n t I d = " 1 6 2 7 7 5 1 2 5 9 "   D a t a T y p e = " T e x t "   O b s o l e t e S t a t e = " P e n d i n g " > P e r i o d T e x t < / P e r i o d T e x t > - 
-     < / R e p o r t H e a d e r > - 
-     < I t e m   E l e m e n t T y p e = " D a t a I t e m "   E l e m e n t I d = " 1 1 2 8 8 3 0 2 4 8 " > - 
-         < B a s e U O M _ I t e m   E l e m e n t T y p e = " C o l u m n "   E l e m e n t I d = " 1 2 4 3 4 8 4 5 8 1 "   D a t a T y p e = " C o d e " > B a s e U O M _ I t e m < / B a s e U O M _ I t e m > - 
-         < D e s c _ I t e m   E l e m e n t T y p e = " C o l u m n "   E l e m e n t I d = " 9 9 0 9 0 4 5 5 8 "   D a t a T y p e = " T e x t " > D e s c _ I t e m < / D e s c _ I t e m > - 
-         < N o _ I t e m   E l e m e n t T y p e = " C o l u m n "   E l e m e n t I d = " 1 5 4 7 7 6 9 6 5 4 "   D a t a T y p e = " C o d e " > N o _ I t e m < / N o _ I t e m > - 
-         < V a l u e _ E n t r y   E l e m e n t T y p e = " D a t a I t e m "   E l e m e n t I d = " 1 4 7 2 6 5 1 0 7 7 "   / > - 
-         < I n t e g e r   E l e m e n t T y p e = " D a t a I t e m "   E l e m e n t I d = " 1 7 3 5 6 9 8 6 1 9 " > - 
-             < C o s t A m t A c t _ V a l u e E n t r y   E l e m e n t T y p e = " C o l u m n "   E l e m e n t I d = " 6 4 4 7 7 2 6 7 2 "   D a t a T y p e = " D e c i m a l " > C o s t A m t A c t _ V a l u e E n t r y < / C o s t A m t A c t _ V a l u e E n t r y > - 
-             < D i s c A m t _ V a l u e E n t r y   E l e m e n t T y p e = " C o l u m n "   E l e m e n t I d = " 1 1 7 3 5 7 5 8 4 0 "   D a t a T y p e = " D e c i m a l " > D i s c A m t _ V a l u e E n t r y < / D i s c A m t _ V a l u e E n t r y > - 
-             < I n v Q t y _ V a l u e E n t r y   E l e m e n t T y p e = " C o l u m n "   E l e m e n t I d = " 1 4 5 7 2 5 9 1 3 6 "   D a t a T y p e = " D e c i m a l " > I n v Q t y _ V a l u e E n t r y < / I n v Q t y _ V a l u e E n t r y > - 
-             < S o u r c e N o _ V a l u e E n t r y   E l e m e n t T y p e = " C o l u m n "   E l e m e n t I d = " 1 5 5 8 9 4 3 2 3 1 "   D a t a T y p e = " C o d e " > S o u r c e N o _ V a l u e E n t r y < / S o u r c e N o _ V a l u e E n t r y > - 
-             < V e n d N a m e   E l e m e n t T y p e = " C o l u m n "   E l e m e n t I d = " 6 7 6 5 4 8 2 4 3 "   D a t a T y p e = " T e x t " > V e n d N a m e < / V e n d N a m e > - 
-         < / I n t e g e r > - 
-         < S u b t o t a l s   E l e m e n t T y p e = " D a t a I t e m "   E l e m e n t I d = " 8 3 8 6 9 3 5 6 0 " > - 
-             < S u b t o t a l s _ C o s t A m o u n t   E l e m e n t T y p e = " C o l u m n "   E l e m e n t I d = " 2 0 7 1 8 6 3 5 5 2 "   D a t a T y p e = " D e c i m a l " > S u b t o t a l s _ C o s t A m o u n t < / S u b t o t a l s _ C o s t A m o u n t > - 
-             < S u b t o t a l s _ D i s c o u n t A m o u n t   E l e m e n t T y p e = " C o l u m n "   E l e m e n t I d = " 1 2 4 7 3 8 6 7 7 8 "   D a t a T y p e = " D e c i m a l " > S u b t o t a l s _ D i s c o u n t A m o u n t < / S u b t o t a l s _ D i s c o u n t A m o u n t > - 
-             < S u b t o t a l s _ I n v o i c e d Q u a n t i t y   E l e m e n t T y p e = " C o l u m n "   E l e m e n t I d = " 4 4 2 0 1 0 6 1 5 "   D a t a T y p e = " D e c i m a l " > S u b t o t a l s _ I n v o i c e d Q u a n t i t y < / S u b t o t a l s _ I n v o i c e d Q u a n t i t y > - 
-         < / S u b t o t a l s > - 
-     < / I t e m > - 
-     < T o t a l s   E l e m e n t T y p e = " D a t a I t e m "   E l e m e n t I d = " 1 8 2 3 9 5 0 0 4 4 " > - 
-         < T o t a l s _ C o s t A m o u n t   E l e m e n t T y p e = " C o l u m n "   E l e m e n t I d = " 2 0 8 2 4 9 9 1 8 0 "   D a t a T y p e = " D e c i m a l " > T o t a l s _ C o s t A m o u n t < / T o t a l s _ C o s t A m o u n t > - 
-         < T o t a l s _ D i s c o u n t A m o u n t   E l e m e n t T y p e = " C o l u m n "   E l e m e n t I d = " 1 7 7 4 7 6 0 9 4 2 "   D a t a T y p e = " D e c i m a l " > T o t a l s _ D i s c o u n t A m o u n t < / T o t a l s _ D i s c o u n t A m o u n t >   
      < / T o t a l s >   
@@ -4834,6 +4433,14 @@
 </ds:datastoreItem>
 </file>
 
+<file path=customXml/itemProps2.xml><?xml version="1.0" encoding="utf-8"?>
+<ds:datastoreItem xmlns:ds="http://schemas.openxmlformats.org/officeDocument/2006/customXml" ds:itemID="{5CDB5DAE-A914-4D2A-A45B-EE2DFEE2904F}">
+  <ds:schemaRefs>
+    <ds:schemaRef ds:uri="urn:microsoft-dynamics-nav/reports/FS_YSD_InvVendorPurchases/50015/"/>
+  </ds:schemaRefs>
+</ds:datastoreItem>
+</file>
+
 <file path=docMetadata/LabelInfo.xml><?xml version="1.0" encoding="utf-8"?>
 <clbl:labelList xmlns:clbl="http://schemas.microsoft.com/office/2020/mipLabelMetadata">
   <clbl:label id="{85ca8af4-763a-45c2-80ae-a5ca1b80bddc}" enabled="1" method="Standard" siteId="{06cdaf09-14f0-4cd1-8ac0-7bfed707a82c}" contentBits="0" removed="0"/>

--- a/src/Layers/W1/BaseApp/Inventory/Reports/InventoryVendorPurchases.docx
+++ b/src/Layers/W1/BaseApp/Inventory/Reports/InventoryVendorPurchases.docx
@@ -48,12 +48,12 @@
                 <w:szCs w:val="16"/>
               </w:rPr>
               <w:alias w:val="#Nav: /Labels/VendorNoLbl"/>
-              <w:tag w:val="#Nav: FS_YSD_InvVendorPurchases/50015"/>
+              <w:tag w:val="#Nav: Inventory_Vendor_Purchases/714"/>
               <w:id w:val="287625181"/>
               <w:placeholder>
                 <w:docPart w:val="1D9D5F9EF94C4D1CBCF842325F1098B7"/>
               </w:placeholder>
-              <w:dataBinding w:prefixMappings="xmlns:ns0='urn:microsoft-dynamics-nav/reports/FS_YSD_InvVendorPurchases/50015/' " w:xpath="/ns0:NavWordReportXmlPart[1]/ns0:Labels[1]/ns0:VendorNoLbl[1]" w:storeItemID="{5CDB5DAE-A914-4D2A-A45B-EE2DFEE2904F}"/>
+              <w:dataBinding w:prefixMappings="xmlns:ns0='urn:microsoft-dynamics-nav/reports/Inventory_Vendor_Purchases/714/'" w:xpath="/ns0:NavWordReportXmlPart[1]/ns0:Labels[1]/ns0:VendorNoLbl[1]" w:storeItemID="{5CDB5DAE-A914-4D2A-A45B-EE2DFEE2904F}"/>
               <w:text/>
             </w:sdtPr>
             <w:sdtContent>
@@ -95,12 +95,12 @@
                 <w:szCs w:val="16"/>
               </w:rPr>
               <w:alias w:val="#Nav: /Labels/VendNameCaption"/>
-              <w:tag w:val="#Nav: FS_YSD_InvVendorPurchases/50015"/>
+              <w:tag w:val="#Nav: Inventory_Vendor_Purchases/714"/>
               <w:id w:val="-1534177434"/>
               <w:placeholder>
                 <w:docPart w:val="1D9D5F9EF94C4D1CBCF842325F1098B7"/>
               </w:placeholder>
-              <w:dataBinding w:prefixMappings="xmlns:ns0='urn:microsoft-dynamics-nav/reports/FS_YSD_InvVendorPurchases/50015/' " w:xpath="/ns0:NavWordReportXmlPart[1]/ns0:Labels[1]/ns0:VendNameCaption[1]" w:storeItemID="{5CDB5DAE-A914-4D2A-A45B-EE2DFEE2904F}"/>
+              <w:dataBinding w:prefixMappings="xmlns:ns0='urn:microsoft-dynamics-nav/reports/Inventory_Vendor_Purchases/714/'" w:xpath="/ns0:NavWordReportXmlPart[1]/ns0:Labels[1]/ns0:VendNameCaption[1]" w:storeItemID="{5CDB5DAE-A914-4D2A-A45B-EE2DFEE2904F}"/>
               <w:text/>
             </w:sdtPr>
             <w:sdtContent>
@@ -154,12 +154,12 @@
               <w:szCs w:val="16"/>
             </w:rPr>
             <w:alias w:val="#Nav: /Labels/InvQty_ValueEntryCaption"/>
-            <w:tag w:val="#Nav: FS_YSD_InvVendorPurchases/50015"/>
+            <w:tag w:val="#Nav: Inventory_Vendor_Purchases/714"/>
             <w:id w:val="-1874908542"/>
             <w:placeholder>
               <w:docPart w:val="1D9D5F9EF94C4D1CBCF842325F1098B7"/>
             </w:placeholder>
-            <w:dataBinding w:prefixMappings="xmlns:ns0='urn:microsoft-dynamics-nav/reports/FS_YSD_InvVendorPurchases/50015/' " w:xpath="/ns0:NavWordReportXmlPart[1]/ns0:Labels[1]/ns0:InvQty_ValueEntryCaption[1]" w:storeItemID="{5CDB5DAE-A914-4D2A-A45B-EE2DFEE2904F}"/>
+            <w:dataBinding w:prefixMappings="xmlns:ns0='urn:microsoft-dynamics-nav/reports/Inventory_Vendor_Purchases/714/'" w:xpath="/ns0:NavWordReportXmlPart[1]/ns0:Labels[1]/ns0:InvQty_ValueEntryCaption[1]" w:storeItemID="{5CDB5DAE-A914-4D2A-A45B-EE2DFEE2904F}"/>
             <w:text/>
           </w:sdtPr>
           <w:sdtContent>
@@ -203,12 +203,12 @@
               <w:szCs w:val="16"/>
             </w:rPr>
             <w:alias w:val="#Nav: /Labels/CostAmtAct_ValueEntryCaption"/>
-            <w:tag w:val="#Nav: FS_YSD_InvVendorPurchases/50015"/>
+            <w:tag w:val="#Nav: Inventory_Vendor_Purchases/714"/>
             <w:id w:val="-879861946"/>
             <w:placeholder>
               <w:docPart w:val="1D9D5F9EF94C4D1CBCF842325F1098B7"/>
             </w:placeholder>
-            <w:dataBinding w:prefixMappings="xmlns:ns0='urn:microsoft-dynamics-nav/reports/FS_YSD_InvVendorPurchases/50015/' " w:xpath="/ns0:NavWordReportXmlPart[1]/ns0:Labels[1]/ns0:CostAmtAct_ValueEntryCaption[1]" w:storeItemID="{5CDB5DAE-A914-4D2A-A45B-EE2DFEE2904F}"/>
+            <w:dataBinding w:prefixMappings="xmlns:ns0='urn:microsoft-dynamics-nav/reports/Inventory_Vendor_Purchases/714/'" w:xpath="/ns0:NavWordReportXmlPart[1]/ns0:Labels[1]/ns0:CostAmtAct_ValueEntryCaption[1]" w:storeItemID="{5CDB5DAE-A914-4D2A-A45B-EE2DFEE2904F}"/>
             <w:text/>
           </w:sdtPr>
           <w:sdtContent>
@@ -260,12 +260,12 @@
                 <w:szCs w:val="16"/>
               </w:rPr>
               <w:alias w:val="#Nav: /Labels/DiscAmt_ValueEntryCaption"/>
-              <w:tag w:val="#Nav: FS_YSD_InvVendorPurchases/50015"/>
+              <w:tag w:val="#Nav: Inventory_Vendor_Purchases/714"/>
               <w:id w:val="1460991403"/>
               <w:placeholder>
                 <w:docPart w:val="1D9D5F9EF94C4D1CBCF842325F1098B7"/>
               </w:placeholder>
-              <w:dataBinding w:prefixMappings="xmlns:ns0='urn:microsoft-dynamics-nav/reports/FS_YSD_InvVendorPurchases/50015/' " w:xpath="/ns0:NavWordReportXmlPart[1]/ns0:Labels[1]/ns0:DiscAmt_ValueEntryCaption[1]" w:storeItemID="{5CDB5DAE-A914-4D2A-A45B-EE2DFEE2904F}"/>
+              <w:dataBinding w:prefixMappings="xmlns:ns0='urn:microsoft-dynamics-nav/reports/Inventory_Vendor_Purchases/714/'" w:xpath="/ns0:NavWordReportXmlPart[1]/ns0:Labels[1]/ns0:DiscAmt_ValueEntryCaption[1]" w:storeItemID="{5CDB5DAE-A914-4D2A-A45B-EE2DFEE2904F}"/>
               <w:text/>
             </w:sdtPr>
             <w:sdtContent>
@@ -541,9 +541,9 @@
             <w:szCs w:val="16"/>
           </w:rPr>
           <w:alias w:val="#Nav: /Item"/>
-          <w:tag w:val="#Nav: FS_YSD_InvVendorPurchases/50015"/>
+          <w:tag w:val="#Nav: Inventory_Vendor_Purchases/714"/>
           <w:id w:val="-552389371"/>
-          <w15:dataBinding w:prefixMappings="xmlns:ns0='urn:microsoft-dynamics-nav/reports/FS_YSD_InvVendorPurchases/50015/' " w:xpath="/ns0:NavWordReportXmlPart[1]/ns0:Item" w:storeItemID="{5CDB5DAE-A914-4D2A-A45B-EE2DFEE2904F}"/>
+          <w15:dataBinding w:prefixMappings="xmlns:ns0='urn:microsoft-dynamics-nav/reports/Inventory_Vendor_Purchases/714/'" w:xpath="/ns0:NavWordReportXmlPart[1]/ns0:Item" w:storeItemID="{5CDB5DAE-A914-4D2A-A45B-EE2DFEE2904F}"/>
           <w15:repeatingSection/>
         </w:sdtPr>
         <w:sdtEndPr>
@@ -588,12 +588,12 @@
                       <w:szCs w:val="16"/>
                     </w:rPr>
                     <w:alias w:val="#Nav: /Item/No_Item"/>
-                    <w:tag w:val="#Nav: FS_YSD_InvVendorPurchases/50015"/>
+                    <w:tag w:val="#Nav: Inventory_Vendor_Purchases/714"/>
                     <w:id w:val="-255066269"/>
                     <w:placeholder>
                       <w:docPart w:val="DefaultPlaceholder_-1854013440"/>
                     </w:placeholder>
-                    <w:dataBinding w:prefixMappings="xmlns:ns0='urn:microsoft-dynamics-nav/reports/FS_YSD_InvVendorPurchases/50015/' " w:xpath="/ns0:NavWordReportXmlPart[1]/ns0:Item[1]/ns0:No_Item[1]" w:storeItemID="{5CDB5DAE-A914-4D2A-A45B-EE2DFEE2904F}"/>
+                    <w:dataBinding w:prefixMappings="xmlns:ns0='urn:microsoft-dynamics-nav/reports/Inventory_Vendor_Purchases/714/'" w:xpath="/ns0:NavWordReportXmlPart[1]/ns0:Item[1]/ns0:No_Item[1]" w:storeItemID="{5CDB5DAE-A914-4D2A-A45B-EE2DFEE2904F}"/>
                     <w:text/>
                   </w:sdtPr>
                   <w:sdtContent>
@@ -636,12 +636,12 @@
                       <w:szCs w:val="16"/>
                     </w:rPr>
                     <w:alias w:val="#Nav: /Item/Desc_Item"/>
-                    <w:tag w:val="#Nav: FS_YSD_InvVendorPurchases/50015"/>
+                    <w:tag w:val="#Nav: Inventory_Vendor_Purchases/714"/>
                     <w:id w:val="58904126"/>
                     <w:placeholder>
                       <w:docPart w:val="DefaultPlaceholder_-1854013440"/>
                     </w:placeholder>
-                    <w:dataBinding w:prefixMappings="xmlns:ns0='urn:microsoft-dynamics-nav/reports/FS_YSD_InvVendorPurchases/50015/' " w:xpath="/ns0:NavWordReportXmlPart[1]/ns0:Item[1]/ns0:Desc_Item[1]" w:storeItemID="{5CDB5DAE-A914-4D2A-A45B-EE2DFEE2904F}"/>
+                    <w:dataBinding w:prefixMappings="xmlns:ns0='urn:microsoft-dynamics-nav/reports/Inventory_Vendor_Purchases/714/'" w:xpath="/ns0:NavWordReportXmlPart[1]/ns0:Item[1]/ns0:Desc_Item[1]" w:storeItemID="{5CDB5DAE-A914-4D2A-A45B-EE2DFEE2904F}"/>
                     <w:text/>
                   </w:sdtPr>
                   <w:sdtContent>
@@ -782,12 +782,12 @@
                       <w:szCs w:val="16"/>
                     </w:rPr>
                     <w:alias w:val="#Nav: /Labels/BaseUOM_ItemCaption"/>
-                    <w:tag w:val="#Nav: FS_YSD_InvVendorPurchases/50015"/>
+                    <w:tag w:val="#Nav: Inventory_Vendor_Purchases/714"/>
                     <w:id w:val="1962153020"/>
                     <w:placeholder>
                       <w:docPart w:val="DefaultPlaceholder_-1854013440"/>
                     </w:placeholder>
-                    <w:dataBinding w:prefixMappings="xmlns:ns0='urn:microsoft-dynamics-nav/reports/FS_YSD_InvVendorPurchases/50015/' " w:xpath="/ns0:NavWordReportXmlPart[1]/ns0:Labels[1]/ns0:BaseUOM_ItemCaption[1]" w:storeItemID="{5CDB5DAE-A914-4D2A-A45B-EE2DFEE2904F}"/>
+                    <w:dataBinding w:prefixMappings="xmlns:ns0='urn:microsoft-dynamics-nav/reports/Inventory_Vendor_Purchases/714/'" w:xpath="/ns0:NavWordReportXmlPart[1]/ns0:Labels[1]/ns0:BaseUOM_ItemCaption[1]" w:storeItemID="{5CDB5DAE-A914-4D2A-A45B-EE2DFEE2904F}"/>
                     <w:text/>
                   </w:sdtPr>
                   <w:sdtContent>
@@ -827,12 +827,12 @@
                       <w:szCs w:val="16"/>
                     </w:rPr>
                     <w:alias w:val="#Nav: /Item/BaseUOM_Item"/>
-                    <w:tag w:val="#Nav: FS_YSD_InvVendorPurchases/50015"/>
+                    <w:tag w:val="#Nav: Inventory_Vendor_Purchases/714"/>
                     <w:id w:val="2086490136"/>
                     <w:placeholder>
                       <w:docPart w:val="DefaultPlaceholder_-1854013440"/>
                     </w:placeholder>
-                    <w:dataBinding w:prefixMappings="xmlns:ns0='urn:microsoft-dynamics-nav/reports/FS_YSD_InvVendorPurchases/50015/' " w:xpath="/ns0:NavWordReportXmlPart[1]/ns0:Item[1]/ns0:BaseUOM_Item[1]" w:storeItemID="{5CDB5DAE-A914-4D2A-A45B-EE2DFEE2904F}"/>
+                    <w:dataBinding w:prefixMappings="xmlns:ns0='urn:microsoft-dynamics-nav/reports/Inventory_Vendor_Purchases/714/'" w:xpath="/ns0:NavWordReportXmlPart[1]/ns0:Item[1]/ns0:BaseUOM_Item[1]" w:storeItemID="{5CDB5DAE-A914-4D2A-A45B-EE2DFEE2904F}"/>
                     <w:text/>
                   </w:sdtPr>
                   <w:sdtContent>
@@ -926,9 +926,9 @@
                     <w:szCs w:val="16"/>
                   </w:rPr>
                   <w:alias w:val="#Nav: /Item/Integer"/>
-                  <w:tag w:val="#Nav: FS_YSD_InvVendorPurchases/50015"/>
+                  <w:tag w:val="#Nav: Inventory_Vendor_Purchases/714"/>
                   <w:id w:val="141159260"/>
-                  <w15:dataBinding w:prefixMappings="xmlns:ns0='urn:microsoft-dynamics-nav/reports/FS_YSD_InvVendorPurchases/50015/' " w:xpath="/ns0:NavWordReportXmlPart[1]/ns0:Item[1]/ns0:Integer" w:storeItemID="{5CDB5DAE-A914-4D2A-A45B-EE2DFEE2904F}"/>
+                  <w15:dataBinding w:prefixMappings="xmlns:ns0='urn:microsoft-dynamics-nav/reports/Inventory_Vendor_Purchases/714/'" w:xpath="/ns0:NavWordReportXmlPart[1]/ns0:Item[1]/ns0:Integer" w:storeItemID="{5CDB5DAE-A914-4D2A-A45B-EE2DFEE2904F}"/>
                   <w15:repeatingSection/>
                 </w:sdtPr>
                 <w:sdtContent>
@@ -963,12 +963,12 @@
                               <w:szCs w:val="16"/>
                             </w:rPr>
                             <w:alias w:val="#Nav: /Item/Integer/SourceNo_ValueEntry"/>
-                            <w:tag w:val="#Nav: FS_YSD_InvVendorPurchases/50015"/>
+                            <w:tag w:val="#Nav: Inventory_Vendor_Purchases/714"/>
                             <w:id w:val="-1542125004"/>
                             <w:placeholder>
                               <w:docPart w:val="DefaultPlaceholder_-1854013440"/>
                             </w:placeholder>
-                            <w:dataBinding w:prefixMappings="xmlns:ns0='urn:microsoft-dynamics-nav/reports/FS_YSD_InvVendorPurchases/50015/' " w:xpath="/ns0:NavWordReportXmlPart[1]/ns0:Item[1]/ns0:Integer[1]/ns0:SourceNo_ValueEntry[1]" w:storeItemID="{5CDB5DAE-A914-4D2A-A45B-EE2DFEE2904F}"/>
+                            <w:dataBinding w:prefixMappings="xmlns:ns0='urn:microsoft-dynamics-nav/reports/Inventory_Vendor_Purchases/714/'" w:xpath="/ns0:NavWordReportXmlPart[1]/ns0:Item[1]/ns0:Integer[1]/ns0:SourceNo_ValueEntry[1]" w:storeItemID="{5CDB5DAE-A914-4D2A-A45B-EE2DFEE2904F}"/>
                             <w:text/>
                           </w:sdtPr>
                           <w:sdtContent>
@@ -1012,12 +1012,12 @@
                               <w:szCs w:val="16"/>
                             </w:rPr>
                             <w:alias w:val="#Nav: /Item/Integer/VendName"/>
-                            <w:tag w:val="#Nav: FS_YSD_InvVendorPurchases/50015"/>
+                            <w:tag w:val="#Nav: Inventory_Vendor_Purchases/714"/>
                             <w:id w:val="1943566123"/>
                             <w:placeholder>
                               <w:docPart w:val="DefaultPlaceholder_-1854013440"/>
                             </w:placeholder>
-                            <w:dataBinding w:prefixMappings="xmlns:ns0='urn:microsoft-dynamics-nav/reports/FS_YSD_InvVendorPurchases/50015/' " w:xpath="/ns0:NavWordReportXmlPart[1]/ns0:Item[1]/ns0:Integer[1]/ns0:VendName[1]" w:storeItemID="{5CDB5DAE-A914-4D2A-A45B-EE2DFEE2904F}"/>
+                            <w:dataBinding w:prefixMappings="xmlns:ns0='urn:microsoft-dynamics-nav/reports/Inventory_Vendor_Purchases/714/'" w:xpath="/ns0:NavWordReportXmlPart[1]/ns0:Item[1]/ns0:Integer[1]/ns0:VendName[1]" w:storeItemID="{5CDB5DAE-A914-4D2A-A45B-EE2DFEE2904F}"/>
                             <w:text/>
                           </w:sdtPr>
                           <w:sdtContent>
@@ -1073,12 +1073,12 @@
                               <w:szCs w:val="16"/>
                             </w:rPr>
                             <w:alias w:val="#Nav: /Item/Integer/InvQty_ValueEntry"/>
-                            <w:tag w:val="#Nav: FS_YSD_InvVendorPurchases/50015"/>
+                            <w:tag w:val="#Nav: Inventory_Vendor_Purchases/714"/>
                             <w:id w:val="-1047443063"/>
                             <w:placeholder>
                               <w:docPart w:val="DefaultPlaceholder_-1854013440"/>
                             </w:placeholder>
-                            <w:dataBinding w:prefixMappings="xmlns:ns0='urn:microsoft-dynamics-nav/reports/FS_YSD_InvVendorPurchases/50015/' " w:xpath="/ns0:NavWordReportXmlPart[1]/ns0:Item[1]/ns0:Integer[1]/ns0:InvQty_ValueEntry[1]" w:storeItemID="{5CDB5DAE-A914-4D2A-A45B-EE2DFEE2904F}"/>
+                            <w:dataBinding w:prefixMappings="xmlns:ns0='urn:microsoft-dynamics-nav/reports/Inventory_Vendor_Purchases/714/'" w:xpath="/ns0:NavWordReportXmlPart[1]/ns0:Item[1]/ns0:Integer[1]/ns0:InvQty_ValueEntry[1]" w:storeItemID="{5CDB5DAE-A914-4D2A-A45B-EE2DFEE2904F}"/>
                             <w:text/>
                           </w:sdtPr>
                           <w:sdtContent>
@@ -1119,12 +1119,12 @@
                               <w:szCs w:val="16"/>
                             </w:rPr>
                             <w:alias w:val="#Nav: /Item/Integer/CostAmtAct_ValueEntry"/>
-                            <w:tag w:val="#Nav: FS_YSD_InvVendorPurchases/50015"/>
+                            <w:tag w:val="#Nav: Inventory_Vendor_Purchases/714"/>
                             <w:id w:val="-130174988"/>
                             <w:placeholder>
                               <w:docPart w:val="DefaultPlaceholder_-1854013440"/>
                             </w:placeholder>
-                            <w:dataBinding w:prefixMappings="xmlns:ns0='urn:microsoft-dynamics-nav/reports/FS_YSD_InvVendorPurchases/50015/' " w:xpath="/ns0:NavWordReportXmlPart[1]/ns0:Item[1]/ns0:Integer[1]/ns0:CostAmtAct_ValueEntry[1]" w:storeItemID="{5CDB5DAE-A914-4D2A-A45B-EE2DFEE2904F}"/>
+                            <w:dataBinding w:prefixMappings="xmlns:ns0='urn:microsoft-dynamics-nav/reports/Inventory_Vendor_Purchases/714/'" w:xpath="/ns0:NavWordReportXmlPart[1]/ns0:Item[1]/ns0:Integer[1]/ns0:CostAmtAct_ValueEntry[1]" w:storeItemID="{5CDB5DAE-A914-4D2A-A45B-EE2DFEE2904F}"/>
                             <w:text/>
                           </w:sdtPr>
                           <w:sdtContent>
@@ -1165,12 +1165,12 @@
                               <w:szCs w:val="16"/>
                             </w:rPr>
                             <w:alias w:val="#Nav: /Item/Integer/DiscAmt_ValueEntry"/>
-                            <w:tag w:val="#Nav: FS_YSD_InvVendorPurchases/50015"/>
+                            <w:tag w:val="#Nav: Inventory_Vendor_Purchases/714"/>
                             <w:id w:val="1527747781"/>
                             <w:placeholder>
                               <w:docPart w:val="DefaultPlaceholder_-1854013440"/>
                             </w:placeholder>
-                            <w:dataBinding w:prefixMappings="xmlns:ns0='urn:microsoft-dynamics-nav/reports/FS_YSD_InvVendorPurchases/50015/' " w:xpath="/ns0:NavWordReportXmlPart[1]/ns0:Item[1]/ns0:Integer[1]/ns0:DiscAmt_ValueEntry[1]" w:storeItemID="{5CDB5DAE-A914-4D2A-A45B-EE2DFEE2904F}"/>
+                            <w:dataBinding w:prefixMappings="xmlns:ns0='urn:microsoft-dynamics-nav/reports/Inventory_Vendor_Purchases/714/'" w:xpath="/ns0:NavWordReportXmlPart[1]/ns0:Item[1]/ns0:Integer[1]/ns0:DiscAmt_ValueEntry[1]" w:storeItemID="{5CDB5DAE-A914-4D2A-A45B-EE2DFEE2904F}"/>
                             <w:text/>
                           </w:sdtPr>
                           <w:sdtContent>
@@ -1241,12 +1241,12 @@
                       <w:szCs w:val="16"/>
                     </w:rPr>
                     <w:alias w:val="#Nav: /Item/Desc_Item"/>
-                    <w:tag w:val="#Nav: FS_YSD_InvVendorPurchases/50015"/>
+                    <w:tag w:val="#Nav: Inventory_Vendor_Purchases/714"/>
                     <w:id w:val="-362287544"/>
                     <w:placeholder>
                       <w:docPart w:val="DefaultPlaceholder_-1854013440"/>
                     </w:placeholder>
-                    <w:dataBinding w:prefixMappings="xmlns:ns0='urn:microsoft-dynamics-nav/reports/FS_YSD_InvVendorPurchases/50015/' " w:xpath="/ns0:NavWordReportXmlPart[1]/ns0:Item[1]/ns0:Desc_Item[1]" w:storeItemID="{5CDB5DAE-A914-4D2A-A45B-EE2DFEE2904F}"/>
+                    <w:dataBinding w:prefixMappings="xmlns:ns0='urn:microsoft-dynamics-nav/reports/Inventory_Vendor_Purchases/714/'" w:xpath="/ns0:NavWordReportXmlPart[1]/ns0:Item[1]/ns0:Desc_Item[1]" w:storeItemID="{5CDB5DAE-A914-4D2A-A45B-EE2DFEE2904F}"/>
                     <w:text/>
                   </w:sdtPr>
                   <w:sdtContent>
@@ -1314,12 +1314,12 @@
                         <w:szCs w:val="16"/>
                       </w:rPr>
                       <w:alias w:val="#Nav: /Item/Subtotals/Subtotals_InvoicedQuantity"/>
-                      <w:tag w:val="#Nav: FS_YSD_InvVendorPurchases/50015"/>
+                      <w:tag w:val="#Nav: Inventory_Vendor_Purchases/714"/>
                       <w:id w:val="1546337810"/>
                       <w:placeholder>
                         <w:docPart w:val="DefaultPlaceholder_-1854013440"/>
                       </w:placeholder>
-                      <w:dataBinding w:prefixMappings="xmlns:ns0='urn:microsoft-dynamics-nav/reports/FS_YSD_InvVendorPurchases/50015/' " w:xpath="/ns0:NavWordReportXmlPart[1]/ns0:Item[1]/ns0:Subtotals[1]/ns0:Subtotals_InvoicedQuantity[1]" w:storeItemID="{5CDB5DAE-A914-4D2A-A45B-EE2DFEE2904F}"/>
+                      <w:dataBinding w:prefixMappings="xmlns:ns0='urn:microsoft-dynamics-nav/reports/Inventory_Vendor_Purchases/714/'" w:xpath="/ns0:NavWordReportXmlPart[1]/ns0:Item[1]/ns0:Subtotals[1]/ns0:Subtotals_InvoicedQuantity[1]" w:storeItemID="{5CDB5DAE-A914-4D2A-A45B-EE2DFEE2904F}"/>
                       <w:text/>
                     </w:sdtPr>
                     <w:sdtContent>
@@ -1366,12 +1366,12 @@
                         <w:szCs w:val="16"/>
                       </w:rPr>
                       <w:alias w:val="#Nav: /Item/Subtotals/Subtotals_CostAmount"/>
-                      <w:tag w:val="#Nav: FS_YSD_InvVendorPurchases/50015"/>
+                      <w:tag w:val="#Nav: Inventory_Vendor_Purchases/714"/>
                       <w:id w:val="1616260058"/>
                       <w:placeholder>
                         <w:docPart w:val="DefaultPlaceholder_-1854013440"/>
                       </w:placeholder>
-                      <w:dataBinding w:prefixMappings="xmlns:ns0='urn:microsoft-dynamics-nav/reports/FS_YSD_InvVendorPurchases/50015/' " w:xpath="/ns0:NavWordReportXmlPart[1]/ns0:Item[1]/ns0:Subtotals[1]/ns0:Subtotals_CostAmount[1]" w:storeItemID="{5CDB5DAE-A914-4D2A-A45B-EE2DFEE2904F}"/>
+                      <w:dataBinding w:prefixMappings="xmlns:ns0='urn:microsoft-dynamics-nav/reports/Inventory_Vendor_Purchases/714/'" w:xpath="/ns0:NavWordReportXmlPart[1]/ns0:Item[1]/ns0:Subtotals[1]/ns0:Subtotals_CostAmount[1]" w:storeItemID="{5CDB5DAE-A914-4D2A-A45B-EE2DFEE2904F}"/>
                       <w:text/>
                     </w:sdtPr>
                     <w:sdtContent>
@@ -1418,12 +1418,12 @@
                         <w:szCs w:val="16"/>
                       </w:rPr>
                       <w:alias w:val="#Nav: /Item/Subtotals/Subtotals_DiscountAmount"/>
-                      <w:tag w:val="#Nav: FS_YSD_InvVendorPurchases/50015"/>
+                      <w:tag w:val="#Nav: Inventory_Vendor_Purchases/714"/>
                       <w:id w:val="53588090"/>
                       <w:placeholder>
                         <w:docPart w:val="DefaultPlaceholder_-1854013440"/>
                       </w:placeholder>
-                      <w:dataBinding w:prefixMappings="xmlns:ns0='urn:microsoft-dynamics-nav/reports/FS_YSD_InvVendorPurchases/50015/' " w:xpath="/ns0:NavWordReportXmlPart[1]/ns0:Item[1]/ns0:Subtotals[1]/ns0:Subtotals_DiscountAmount[1]" w:storeItemID="{5CDB5DAE-A914-4D2A-A45B-EE2DFEE2904F}"/>
+                      <w:dataBinding w:prefixMappings="xmlns:ns0='urn:microsoft-dynamics-nav/reports/Inventory_Vendor_Purchases/714/'" w:xpath="/ns0:NavWordReportXmlPart[1]/ns0:Item[1]/ns0:Subtotals[1]/ns0:Subtotals_DiscountAmount[1]" w:storeItemID="{5CDB5DAE-A914-4D2A-A45B-EE2DFEE2904F}"/>
                       <w:text/>
                     </w:sdtPr>
                     <w:sdtContent>
@@ -1731,12 +1731,12 @@
               <w:szCs w:val="16"/>
             </w:rPr>
             <w:alias w:val="#Nav: /Labels/TotalLbl"/>
-            <w:tag w:val="#Nav: FS_YSD_InvVendorPurchases/50015"/>
+            <w:tag w:val="#Nav: Inventory_Vendor_Purchases/714"/>
             <w:id w:val="-757981476"/>
             <w:placeholder>
               <w:docPart w:val="DefaultPlaceholder_-1854013440"/>
             </w:placeholder>
-            <w:dataBinding w:prefixMappings="xmlns:ns0='urn:microsoft-dynamics-nav/reports/FS_YSD_InvVendorPurchases/50015/' " w:xpath="/ns0:NavWordReportXmlPart[1]/ns0:Labels[1]/ns0:TotalLbl[1]" w:storeItemID="{5CDB5DAE-A914-4D2A-A45B-EE2DFEE2904F}"/>
+            <w:dataBinding w:prefixMappings="xmlns:ns0='urn:microsoft-dynamics-nav/reports/Inventory_Vendor_Purchases/714/'" w:xpath="/ns0:NavWordReportXmlPart[1]/ns0:Labels[1]/ns0:TotalLbl[1]" w:storeItemID="{5CDB5DAE-A914-4D2A-A45B-EE2DFEE2904F}"/>
             <w:text/>
           </w:sdtPr>
           <w:sdtContent>
@@ -1791,12 +1791,12 @@
                 <w:szCs w:val="16"/>
               </w:rPr>
               <w:alias w:val="#Nav: /Totals/Totals_CostAmount"/>
-              <w:tag w:val="#Nav: FS_YSD_InvVendorPurchases/50015"/>
+              <w:tag w:val="#Nav: Inventory_Vendor_Purchases/714"/>
               <w:id w:val="1605146378"/>
               <w:placeholder>
                 <w:docPart w:val="DefaultPlaceholder_-1854013440"/>
               </w:placeholder>
-              <w:dataBinding w:prefixMappings="xmlns:ns0='urn:microsoft-dynamics-nav/reports/FS_YSD_InvVendorPurchases/50015/' " w:xpath="/ns0:NavWordReportXmlPart[1]/ns0:Totals[1]/ns0:Totals_CostAmount[1]" w:storeItemID="{5CDB5DAE-A914-4D2A-A45B-EE2DFEE2904F}"/>
+              <w:dataBinding w:prefixMappings="xmlns:ns0='urn:microsoft-dynamics-nav/reports/Inventory_Vendor_Purchases/714/'" w:xpath="/ns0:NavWordReportXmlPart[1]/ns0:Totals[1]/ns0:Totals_CostAmount[1]" w:storeItemID="{5CDB5DAE-A914-4D2A-A45B-EE2DFEE2904F}"/>
               <w:text/>
             </w:sdtPr>
             <w:sdtContent>
@@ -1845,12 +1845,12 @@
                 <w:szCs w:val="16"/>
               </w:rPr>
               <w:alias w:val="#Nav: /Totals/Totals_DiscountAmount"/>
-              <w:tag w:val="#Nav: FS_YSD_InvVendorPurchases/50015"/>
+              <w:tag w:val="#Nav: Inventory_Vendor_Purchases/714"/>
               <w:id w:val="1913503864"/>
               <w:placeholder>
                 <w:docPart w:val="DefaultPlaceholder_-1854013440"/>
               </w:placeholder>
-              <w:dataBinding w:prefixMappings="xmlns:ns0='urn:microsoft-dynamics-nav/reports/FS_YSD_InvVendorPurchases/50015/' " w:xpath="/ns0:NavWordReportXmlPart[1]/ns0:Totals[1]/ns0:Totals_DiscountAmount[1]" w:storeItemID="{5CDB5DAE-A914-4D2A-A45B-EE2DFEE2904F}"/>
+              <w:dataBinding w:prefixMappings="xmlns:ns0='urn:microsoft-dynamics-nav/reports/Inventory_Vendor_Purchases/714/'" w:xpath="/ns0:NavWordReportXmlPart[1]/ns0:Totals[1]/ns0:Totals_DiscountAmount[1]" w:storeItemID="{5CDB5DAE-A914-4D2A-A45B-EE2DFEE2904F}"/>
               <w:text/>
             </w:sdtPr>
             <w:sdtContent>
@@ -1988,10 +1988,10 @@
             <w:placeholder>
               <w:docPart w:val="DefaultPlaceholder_-1854013440"/>
             </w:placeholder>
-            <w:dataBinding w:prefixMappings="xmlns:ns0='urn:microsoft-dynamics-nav/reports/FS_YSD_InvVendorPurchases/50015/' " w:xpath="/ns0:NavWordReportXmlPart[1]/ns0:Labels[1]/ns0:InvVendorPurchLbl[1]" w:storeItemID="{5CDB5DAE-A914-4D2A-A45B-EE2DFEE2904F}"/>
+            <w:dataBinding w:prefixMappings="xmlns:ns0='urn:microsoft-dynamics-nav/reports/Inventory_Vendor_Purchases/714/'" w:xpath="/ns0:NavWordReportXmlPart[1]/ns0:Labels[1]/ns0:InvVendorPurchLbl[1]" w:storeItemID="{5CDB5DAE-A914-4D2A-A45B-EE2DFEE2904F}"/>
             <w:text/>
             <w:alias w:val="#Nav: /Labels/InvVendorPurchLbl"/>
-            <w:tag w:val="#Nav: FS_YSD_InvVendorPurchases/50015"/>
+            <w:tag w:val="#Nav: Inventory_Vendor_Purchases/714"/>
           </w:sdtPr>
           <w:sdtContent>
             <w:p>
@@ -2210,12 +2210,12 @@
                 <w:szCs w:val="16"/>
               </w:rPr>
               <w:alias w:val="#Nav: /BCReportInformation/ReportRequest/UserName"/>
-              <w:tag w:val="#Nav: FS_YSD_InvVendorPurchases/50015"/>
+              <w:tag w:val="#Nav: Inventory_Vendor_Purchases/714"/>
               <w:id w:val="-249272221"/>
               <w:placeholder>
                 <w:docPart w:val="3D8F3EE94B464D7880E07DC3EB1B233A"/>
               </w:placeholder>
-              <w:dataBinding w:prefixMappings="xmlns:ns0='urn:microsoft-dynamics-nav/reports/FS_YSD_InvVendorPurchases/50015/'" w:xpath="/ns0:NavWordReportXmlPart[1]/ns0:BCReportInformation[1]/ns0:ReportRequest[1]/ns0:UserName[1]" w:storeItemID="{5CDB5DAE-A914-4D2A-A45B-EE2DFEE2904F}"/>
+              <w:dataBinding w:prefixMappings="xmlns:ns0='urn:microsoft-dynamics-nav/reports/Inventory_Vendor_Purchases/714/'" w:xpath="/ns0:NavWordReportXmlPart[1]/ns0:BCReportInformation[1]/ns0:ReportRequest[1]/ns0:UserName[1]" w:storeItemID="{5CDB5DAE-A914-4D2A-A45B-EE2DFEE2904F}"/>
               <w:text/>
             </w:sdtPr>
             <w:sdtContent>
@@ -2254,12 +2254,12 @@
             <w:szCs w:val="16"/>
           </w:rPr>
           <w:alias w:val="#Nav: /BCReportInformation/ReportRequest/CompanyName"/>
-          <w:tag w:val="#Nav: FS_YSD_InvVendorPurchases/50015"/>
+          <w:tag w:val="#Nav: Inventory_Vendor_Purchases/714"/>
           <w:id w:val="-1641258246"/>
           <w:placeholder>
             <w:docPart w:val="6E0D4F4CBC8545A788C9CC0E90A9DD0D"/>
           </w:placeholder>
-          <w:dataBinding w:prefixMappings="xmlns:ns0='urn:microsoft-dynamics-nav/reports/FS_YSD_InvVendorPurchases/50015/'" w:xpath="/ns0:NavWordReportXmlPart[1]/ns0:BCReportInformation[1]/ns0:ReportRequest[1]/ns0:CompanyName[1]" w:storeItemID="{5CDB5DAE-A914-4D2A-A45B-EE2DFEE2904F}"/>
+          <w:dataBinding w:prefixMappings="xmlns:ns0='urn:microsoft-dynamics-nav/reports/Inventory_Vendor_Purchases/714/'" w:xpath="/ns0:NavWordReportXmlPart[1]/ns0:BCReportInformation[1]/ns0:ReportRequest[1]/ns0:CompanyName[1]" w:storeItemID="{5CDB5DAE-A914-4D2A-A45B-EE2DFEE2904F}"/>
           <w:text/>
         </w:sdtPr>
         <w:sdtContent>
@@ -2316,12 +2316,12 @@
               <w:szCs w:val="16"/>
             </w:rPr>
             <w:alias w:val="#Nav: /ReportHeader/ItemFilter"/>
-            <w:tag w:val="#Nav: FS_YSD_InvVendorPurchases/50015"/>
+            <w:tag w:val="#Nav: Inventory_Vendor_Purchases/714"/>
             <w:id w:val="1226722677"/>
             <w:placeholder>
               <w:docPart w:val="DefaultPlaceholder_-1854013440"/>
             </w:placeholder>
-            <w:dataBinding w:prefixMappings="xmlns:ns0='urn:microsoft-dynamics-nav/reports/FS_YSD_InvVendorPurchases/50015/' " w:xpath="/ns0:NavWordReportXmlPart[1]/ns0:ReportHeader[1]/ns0:ItemFilter[1]" w:storeItemID="{5CDB5DAE-A914-4D2A-A45B-EE2DFEE2904F}"/>
+            <w:dataBinding w:prefixMappings="xmlns:ns0='urn:microsoft-dynamics-nav/reports/Inventory_Vendor_Purchases/714/'" w:xpath="/ns0:NavWordReportXmlPart[1]/ns0:ReportHeader[1]/ns0:ItemFilter[1]" w:storeItemID="{5CDB5DAE-A914-4D2A-A45B-EE2DFEE2904F}"/>
             <w:text/>
           </w:sdtPr>
           <w:sdtContent>
@@ -2367,12 +2367,12 @@
               <w:szCs w:val="16"/>
             </w:rPr>
             <w:alias w:val="#Nav: /ReportHeader/ItemLedgEntryFilter"/>
-            <w:tag w:val="#Nav: FS_YSD_InvVendorPurchases/50015"/>
+            <w:tag w:val="#Nav: Inventory_Vendor_Purchases/714"/>
             <w:id w:val="-2021766305"/>
             <w:placeholder>
               <w:docPart w:val="DefaultPlaceholder_-1854013440"/>
             </w:placeholder>
-            <w:dataBinding w:prefixMappings="xmlns:ns0='urn:microsoft-dynamics-nav/reports/FS_YSD_InvVendorPurchases/50015/' " w:xpath="/ns0:NavWordReportXmlPart[1]/ns0:ReportHeader[1]/ns0:ItemLedgEntryFilter[1]" w:storeItemID="{5CDB5DAE-A914-4D2A-A45B-EE2DFEE2904F}"/>
+            <w:dataBinding w:prefixMappings="xmlns:ns0='urn:microsoft-dynamics-nav/reports/Inventory_Vendor_Purchases/714/'" w:xpath="/ns0:NavWordReportXmlPart[1]/ns0:ReportHeader[1]/ns0:ItemLedgEntryFilter[1]" w:storeItemID="{5CDB5DAE-A914-4D2A-A45B-EE2DFEE2904F}"/>
             <w:text/>
           </w:sdtPr>
           <w:sdtContent>
@@ -4258,9 +4258,9 @@
 <b:Sources xmlns:b="http://schemas.openxmlformats.org/officeDocument/2006/bibliography" xmlns="http://schemas.openxmlformats.org/officeDocument/2006/bibliography" SelectedStyle="\APASixthEditionOfficeOnline.xsl" StyleName="APA" Version="6"/>
 </file>
 
-<file path=customXml/item2.xml>��< ? x m l   v e r s i o n = " 1 . 0 "   e n c o d i n g = " u t f - 1 6 " ? > - 
- < N a v W o r d R e p o r t X m l P a r t   x m l n s = " u r n : m i c r o s o f t - d y n a m i c s - n a v / r e p o r t s / F S _ Y S D _ I n v V e n d o r P u r c h a s e s / 5 0 0 1 5 / " > +<file path=customXml/item3.xml>��< ? x m l   v e r s i o n = " 1 . 0 "   e n c o d i n g = " u t f - 1 6 " ? > + 
+ < N a v W o r d R e p o r t X m l P a r t   x m l n s = " u r n : m i c r o s o f t - d y n a m i c s - n a v / r e p o r t s / I n v e n t o r y _ V e n d o r _ P u r c h a s e s / 7 1 4 / " >   
      < B C R e p o r t I n f o r m a t i o n >   
@@ -4278,6 +4278,8 @@
  
              < R e p o r t N a m e > R e p o r t   N a m e < / R e p o r t N a m e >   
+             < R e p o r t C a p t i o n > R e p o r t   C a p t i o n < / R e p o r t C a p t i o n > + 
              < A b o u t T h i s R e p o r t T i t l e > A b o u t   T h i s   R e p o r t   T i t l e < / A b o u t T h i s R e p o r t T i t l e >   
              < A b o u t T h i s R e p o r t T e x t > A b o u t   T h i s   R e p o r t   T e x t < / A b o u t T h i s R e p o r t T e x t > @@ -4324,6 +4326,84 @@
  
          < / R e p o r t R e q u e s t >   
+         < C o m p a n y M e t a d a t a > + 
+             < C o m p a n y N a m e > C o m p a n y   N a m e < / C o m p a n y N a m e > + 
+             < C o m p a n y D i s p l a y N a m e > C o m p a n y   D i s p l a y   N a m e < / C o m p a n y D i s p l a y N a m e > + 
+             < C o m p a n y A d d r e s s L i n e s > + 
+                 < C o m p a n y A d d r e s s L i n e 1 > C o m p a n y   A d d r e s s   L i n e   1 < / C o m p a n y A d d r e s s L i n e 1 > + 
+                 < C o m p a n y A d d r e s s L i n e 2 > C o m p a n y   A d d r e s s   L i n e   2 < / C o m p a n y A d d r e s s L i n e 2 > + 
+                 < C o m p a n y A d d r e s s L i n e 3 > C o m p a n y   A d d r e s s   L i n e   3 < / C o m p a n y A d d r e s s L i n e 3 > + 
+                 < C o m p a n y A d d r e s s L i n e 4 > C o m p a n y   A d d r e s s   L i n e   4 < / C o m p a n y A d d r e s s L i n e 4 > + 
+                 < C o m p a n y A d d r e s s L i n e 5 > C o m p a n y   A d d r e s s   L i n e   5 < / C o m p a n y A d d r e s s L i n e 5 > + 
+                 < C o m p a n y A d d r e s s L i n e 6 > C o m p a n y   A d d r e s s   L i n e   6 < / C o m p a n y A d d r e s s L i n e 6 > + 
+                 < C o m p a n y A d d r e s s L i n e 7 > C o m p a n y   A d d r e s s   L i n e   7 < / C o m p a n y A d d r e s s L i n e 7 > + 
+                 < C o m p a n y A d d r e s s L i n e 8 > C o m p a n y   A d d r e s s   L i n e   8 < / C o m p a n y A d d r e s s L i n e 8 > + 
+             < / C o m p a n y A d d r e s s L i n e s > + 
+             < C o m p a n y P h o n e > C o m p a n y   P h o n e < / C o m p a n y P h o n e > + 
+             < C o m p a n y P h o n e C a p t i o n > C o m p a n y   P h o n e   C a p t i o n < / C o m p a n y P h o n e C a p t i o n > + 
+             < C o m p a n y F a x N o > C o m p a n y   F a x   N o . < / C o m p a n y F a x N o > + 
+             < C o m p a n y F a x N o C a p t i o n > C o m p a n y   F a x   N o .   C a p t i o n < / C o m p a n y F a x N o C a p t i o n > + 
+             < C o m p a n y E m a i l > C o m p a n y   E m a i l < / C o m p a n y E m a i l > + 
+             < C o m p a n y E m a i l C a p t i o n > C o m p a n y   E m a i l   C a p t i o n < / C o m p a n y E m a i l C a p t i o n > + 
+             < C o m p a n y H o m e P a g e > C o m p a n y   H o m e   P a g e < / C o m p a n y H o m e P a g e > + 
+             < C o m p a n y H o m e P a g e C a p t i o n > C o m p a n y   H o m e   P a g e   C a p t i o n < / C o m p a n y H o m e P a g e C a p t i o n > + 
+             < C o m p a n y L o g o > C o m p a n y   L o g o < / C o m p a n y L o g o > + 
+             < C o m p a n y V A T R e g i s t r a t i o n N o > C o m p a n y   V A T   R e g i s t r a t i o n   N o . < / C o m p a n y V A T R e g i s t r a t i o n N o > + 
+             < C o m p a n y V A T R e g i s t r a t i o n N o C a p t i o n > C o m p a n y   V A T   R e g i s t r a t i o n   N o .   C a p t i o n < / C o m p a n y V A T R e g i s t r a t i o n N o C a p t i o n > + 
+             < C o m p a n y R e g i s t r a t i o n N o > C o m p a n y   R e g i s t r a t i o n   N o . < / C o m p a n y R e g i s t r a t i o n N o > + 
+             < C o m p a n y R e g i s t r a t i o n N o C a p t i o n > C o m p a n y   R e g i s t r a t i o n   N o .   C a p t i o n < / C o m p a n y R e g i s t r a t i o n N o C a p t i o n > + 
+             < C o m p a n y B a n k N a m e > C o m p a n y   B a n k   N a m e < / C o m p a n y B a n k N a m e > + 
+             < C o m p a n y B a n k N a m e C a p t i o n > C o m p a n y   B a n k   N a m e   C a p t i o n < / C o m p a n y B a n k N a m e C a p t i o n > + 
+             < C o m p a n y B a n k A c c o u n t N o > C o m p a n y   B a n k   A c c o u n t   N o . < / C o m p a n y B a n k A c c o u n t N o > + 
+             < C o m p a n y B a n k A c c o u n t N o C a p t i o n > C o m p a n y   B a n k   A c c o u n t   N o .   C a p t i o n < / C o m p a n y B a n k A c c o u n t N o C a p t i o n > + 
+             < C o m p a n y B a n k B r a n c h N o > C o m p a n y   B a n k   B r a n c h   N o . < / C o m p a n y B a n k B r a n c h N o > + 
+             < C o m p a n y B a n k B r a n c h N o C a p t i o n > C o m p a n y   B a n k   B r a n c h   N o .   C a p t i o n < / C o m p a n y B a n k B r a n c h N o C a p t i o n > + 
+             < C o m p a n y I B A N > C o m p a n y   I B A N < / C o m p a n y I B A N > + 
+             < C o m p a n y I B A N C a p t i o n > C o m p a n y   I B A N   C a p t i o n < / C o m p a n y I B A N C a p t i o n > + 
+             < C o m p a n y B a n k S W I F T > C o m p a n y   B a n k   S W I F T < / C o m p a n y B a n k S W I F T > + 
+             < C o m p a n y B a n k S W I F T C a p t i o n > C o m p a n y   B a n k   S W I F T   C a p t i o n < / C o m p a n y B a n k S W I F T C a p t i o n > + 
+             < C o m p a n y G i r o N o > C o m p a n y   G i r o   N o . < / C o m p a n y G i r o N o > + 
+             < C o m p a n y G i r o N o C a p t i o n > C o m p a n y   G i r o   N o .   C a p t i o n < / C o m p a n y G i r o N o C a p t i o n > + 
+         < / C o m p a n y M e t a d a t a > + 
      < / B C R e p o r t I n f o r m a t i o n >   
      < L a b e l s > @@ -4356,26 +4436,40 @@
  
          < I t e m N o L b l > I t e m N o L b l < / I t e m N o L b l >   
+         < N a m e C a p t i o n > N a m e C a p t i o n < / N a m e C a p t i o n > + 
+         < P a g e C a p t i o n > P a g e C a p t i o n < / P a g e C a p t i o n > + 
          < R e p o r t N a m e L b l > R e p o r t N a m e L b l < / R e p o r t N a m e L b l >   
+         < R e p o r t T i t l e > R e p o r t T i t l e < / R e p o r t T i t l e > + 
          < R u n O n L b l > R u n O n L b l < / R u n O n L b l >   
+         < T o t a l C a p t i o n > T o t a l C a p t i o n < / T o t a l C a p t i o n > + 
          < T o t a l L b l > T o t a l L b l < / T o t a l L b l >   
          < U s e r L b l > U s e r L b l < / U s e r L b l >   
          < V e n d N a m e C a p t i o n > V e n d N a m e C a p t i o n < / V e n d N a m e C a p t i o n >   
+         < V e n d o r N o C a p t i o n > V e n d o r N o C a p t i o n < / V e n d o r N o C a p t i o n > + 
          < V e n d o r N o L b l > V e n d o r N o L b l < / V e n d o r N o L b l >   
      < / L a b e l s >   
      < R e p o r t H e a d e r >   
+         < C o m p a n y N a m e > C o m p a n y N a m e < / C o m p a n y N a m e > + 
          < I t e m F i l t e r > I t e m F i l t e r < / I t e m F i l t e r >   
          < I t e m L e d g E n t r y F i l t e r > I t e m L e d g E n t r y F i l t e r < / I t e m L e d g E n t r y F i l t e r >   
+         < P e r i o d T e x t > P e r i o d T e x t < / P e r i o d T e x t > + 
      < / R e p o r t H e a d e r >   
      < I t e m > @@ -4419,6 +4513,313 @@
          < T o t a l s _ C o s t A m o u n t > T o t a l s _ C o s t A m o u n t < / T o t a l s _ C o s t A m o u n t >   
          < T o t a l s _ D i s c o u n t A m o u n t > T o t a l s _ D i s c o u n t A m o u n t < / T o t a l s _ D i s c o u n t A m o u n t > + 
+     < / T o t a l s > + 
+ < / N a v W o r d R e p o r t X m l P a r t > 
+</file>
+
+<file path=customXml/item4.xml>��< ? x m l   v e r s i o n = " 1 . 0 "   e n c o d i n g = " u t f - 1 6 " ? > + 
+ < N a v W o r d R e p o r t X m l P a r t   x m l n s = " u r n : m i c r o s o f t - d y n a m i c s - b u s i n e s s c e n t r a l / i n t e r n a l / e x t e n d e d / r e p o r t s / I n v e n t o r y _ V e n d o r _ P u r c h a s e s / 7 1 4 / " > + 
+     < B C R e p o r t I n f o r m a t i o n > + 
+         < R e p o r t M e t a d a t a > + 
+             < E x t e n s i o n I d > E x t e n s i o n   I D < / E x t e n s i o n I d > + 
+             < E x t e n s i o n N a m e > E x t e n s i o n   N a m e < / E x t e n s i o n N a m e > + 
+             < E x t e n s i o n P u b l i s h e r > E x t e n s i o n   P u b l i s h e r < / E x t e n s i o n P u b l i s h e r > + 
+             < E x t e n s i o n V e r s i o n > E x t e n s i o n   V e r s i o n < / E x t e n s i o n V e r s i o n > + 
+             < R e p o r t I d > R e p o r t   I D < / R e p o r t I d > + 
+             < R e p o r t N a m e > R e p o r t   N a m e < / R e p o r t N a m e > + 
+             < R e p o r t C a p t i o n > R e p o r t   C a p t i o n < / R e p o r t C a p t i o n > + 
+             < A b o u t T h i s R e p o r t T i t l e > A b o u t   T h i s   R e p o r t   T i t l e < / A b o u t T h i s R e p o r t T i t l e > + 
+             < A b o u t T h i s R e p o r t T e x t > A b o u t   T h i s   R e p o r t   T e x t < / A b o u t T h i s R e p o r t T e x t > + 
+             < R e p o r t H e l p L i n k > R e p o r t   H e l p   L i n k < / R e p o r t H e l p L i n k > + 
+         < / R e p o r t M e t a d a t a > + 
+         < R e p o r t R e q u e s t > + 
+             < T e n a n t E n t r a I d > T e n a n t   E n t r a   I d < / T e n a n t E n t r a I d > + 
+             < E n v i r o n m e n t N a m e > E n v i r o n m e n t   N a m e < / E n v i r o n m e n t N a m e > + 
+             < E n v i r o n m e n t T y p e > E n v i r o n m e n t   T y p e < / E n v i r o n m e n t T y p e > + 
+             < C o m p a n y N a m e > C o m p a n y   N a m e < / C o m p a n y N a m e > + 
+             < C o m p a n y D i s p l a y N a m e > C o m p a n y   D i s p l a y   N a m e < / C o m p a n y D i s p l a y N a m e > + 
+             < C o m p a n y I d > C o m p a n y   I D < / C o m p a n y I d > + 
+             < U s e r N a m e > U s e r   N a m e < / U s e r N a m e > + 
+             < D a t e A n d T i m e > D a t e   a n d   T i m e < / D a t e A n d T i m e > + 
+             < L a n g u a g e > L a n g u a g e < / L a n g u a g e > + 
+             < F o r m a t R e g i o n > F o r m a t   R e g i o n < / F o r m a t R e g i o n > + 
+             < D a t e T i m e V a l u e s > + 
+                 < Y e a r > Y e a r < / Y e a r > + 
+                 < M o n t h N u m b e r > M o n t h   N u m b e r < / M o n t h N u m b e r > + 
+                 < D a y N u m b e r > D a y   N u m b e r < / D a y N u m b e r > + 
+                 < H o u r > H o u r < / H o u r > + 
+                 < M i n u t e > M i n u t e < / M i n u t e > + 
+             < / D a t e T i m e V a l u e s > + 
+         < / R e p o r t R e q u e s t > + 
+         < C o m p a n y M e t a d a t a > + 
+             < C o m p a n y N a m e > C o m p a n y   N a m e < / C o m p a n y N a m e > + 
+             < C o m p a n y D i s p l a y N a m e > C o m p a n y   D i s p l a y   N a m e < / C o m p a n y D i s p l a y N a m e > + 
+             < C o m p a n y A d d r e s s L i n e s > + 
+                 < C o m p a n y A d d r e s s L i n e 1 > C o m p a n y   A d d r e s s   L i n e   1 < / C o m p a n y A d d r e s s L i n e 1 > + 
+                 < C o m p a n y A d d r e s s L i n e 2 > C o m p a n y   A d d r e s s   L i n e   2 < / C o m p a n y A d d r e s s L i n e 2 > + 
+                 < C o m p a n y A d d r e s s L i n e 3 > C o m p a n y   A d d r e s s   L i n e   3 < / C o m p a n y A d d r e s s L i n e 3 > + 
+                 < C o m p a n y A d d r e s s L i n e 4 > C o m p a n y   A d d r e s s   L i n e   4 < / C o m p a n y A d d r e s s L i n e 4 > + 
+                 < C o m p a n y A d d r e s s L i n e 5 > C o m p a n y   A d d r e s s   L i n e   5 < / C o m p a n y A d d r e s s L i n e 5 > + 
+                 < C o m p a n y A d d r e s s L i n e 6 > C o m p a n y   A d d r e s s   L i n e   6 < / C o m p a n y A d d r e s s L i n e 6 > + 
+                 < C o m p a n y A d d r e s s L i n e 7 > C o m p a n y   A d d r e s s   L i n e   7 < / C o m p a n y A d d r e s s L i n e 7 > + 
+                 < C o m p a n y A d d r e s s L i n e 8 > C o m p a n y   A d d r e s s   L i n e   8 < / C o m p a n y A d d r e s s L i n e 8 > + 
+             < / C o m p a n y A d d r e s s L i n e s > + 
+             < C o m p a n y P h o n e > C o m p a n y   P h o n e < / C o m p a n y P h o n e > + 
+             < C o m p a n y P h o n e C a p t i o n > C o m p a n y   P h o n e   C a p t i o n < / C o m p a n y P h o n e C a p t i o n > + 
+             < C o m p a n y F a x N o > C o m p a n y   F a x   N o . < / C o m p a n y F a x N o > + 
+             < C o m p a n y F a x N o C a p t i o n > C o m p a n y   F a x   N o .   C a p t i o n < / C o m p a n y F a x N o C a p t i o n > + 
+             < C o m p a n y E m a i l > C o m p a n y   E m a i l < / C o m p a n y E m a i l > + 
+             < C o m p a n y E m a i l C a p t i o n > C o m p a n y   E m a i l   C a p t i o n < / C o m p a n y E m a i l C a p t i o n > + 
+             < C o m p a n y H o m e P a g e > C o m p a n y   H o m e   P a g e < / C o m p a n y H o m e P a g e > + 
+             < C o m p a n y H o m e P a g e C a p t i o n > C o m p a n y   H o m e   P a g e   C a p t i o n < / C o m p a n y H o m e P a g e C a p t i o n > + 
+             < C o m p a n y L o g o > C o m p a n y   L o g o < / C o m p a n y L o g o > + 
+             < C o m p a n y V A T R e g i s t r a t i o n N o > C o m p a n y   V A T   R e g i s t r a t i o n   N o . < / C o m p a n y V A T R e g i s t r a t i o n N o > + 
+             < C o m p a n y V A T R e g i s t r a t i o n N o C a p t i o n > C o m p a n y   V A T   R e g i s t r a t i o n   N o .   C a p t i o n < / C o m p a n y V A T R e g i s t r a t i o n N o C a p t i o n > + 
+             < C o m p a n y R e g i s t r a t i o n N o > C o m p a n y   R e g i s t r a t i o n   N o . < / C o m p a n y R e g i s t r a t i o n N o > + 
+             < C o m p a n y R e g i s t r a t i o n N o C a p t i o n > C o m p a n y   R e g i s t r a t i o n   N o .   C a p t i o n < / C o m p a n y R e g i s t r a t i o n N o C a p t i o n > + 
+             < C o m p a n y B a n k N a m e > C o m p a n y   B a n k   N a m e < / C o m p a n y B a n k N a m e > + 
+             < C o m p a n y B a n k N a m e C a p t i o n > C o m p a n y   B a n k   N a m e   C a p t i o n < / C o m p a n y B a n k N a m e C a p t i o n > + 
+             < C o m p a n y B a n k A c c o u n t N o > C o m p a n y   B a n k   A c c o u n t   N o . < / C o m p a n y B a n k A c c o u n t N o > + 
+             < C o m p a n y B a n k A c c o u n t N o C a p t i o n > C o m p a n y   B a n k   A c c o u n t   N o .   C a p t i o n < / C o m p a n y B a n k A c c o u n t N o C a p t i o n > + 
+             < C o m p a n y B a n k B r a n c h N o > C o m p a n y   B a n k   B r a n c h   N o . < / C o m p a n y B a n k B r a n c h N o > + 
+             < C o m p a n y B a n k B r a n c h N o C a p t i o n > C o m p a n y   B a n k   B r a n c h   N o .   C a p t i o n < / C o m p a n y B a n k B r a n c h N o C a p t i o n > + 
+             < C o m p a n y I B A N > C o m p a n y   I B A N < / C o m p a n y I B A N > + 
+             < C o m p a n y I B A N C a p t i o n > C o m p a n y   I B A N   C a p t i o n < / C o m p a n y I B A N C a p t i o n > + 
+             < C o m p a n y B a n k S W I F T > C o m p a n y   B a n k   S W I F T < / C o m p a n y B a n k S W I F T > + 
+             < C o m p a n y B a n k S W I F T C a p t i o n > C o m p a n y   B a n k   S W I F T   C a p t i o n < / C o m p a n y B a n k S W I F T C a p t i o n > + 
+             < C o m p a n y G i r o N o > C o m p a n y   G i r o   N o . < / C o m p a n y G i r o N o > + 
+             < C o m p a n y G i r o N o C a p t i o n > C o m p a n y   G i r o   N o .   C a p t i o n < / C o m p a n y G i r o N o C a p t i o n > + 
+         < / C o m p a n y M e t a d a t a > + 
+     < / B C R e p o r t I n f o r m a t i o n > + 
+     < L a b e l s > + 
+         < A b o u t T h e R e p o r t L b l   E l e m e n t T y p e = " P a r a m e t e r "   E l e m e n t I d = " 2 0 0 7 3 2 1 8 4 5 "   D a t a T y p e = " S t r i n g " > A b o u t T h e R e p o r t L b l < / A b o u t T h e R e p o r t L b l > + 
+         < B a s e U O M _ I t e m C a p t i o n   E l e m e n t T y p e = " P a r a m e t e r "   E l e m e n t I d = " 1 2 4 3 4 8 4 5 8 1 "   D a t a T y p e = " S t r i n g " > B a s e U O M _ I t e m C a p t i o n < / B a s e U O M _ I t e m C a p t i o n > + 
+         < C o m p a n y L b l   E l e m e n t T y p e = " P a r a m e t e r "   E l e m e n t I d = " 7 6 3 5 6 2 8 8 8 "   D a t a T y p e = " S t r i n g " > C o m p a n y L b l < / C o m p a n y L b l > + 
+         < C o s t A m t A c t _ V a l u e E n t r y C a p t i o n   E l e m e n t T y p e = " P a r a m e t e r "   E l e m e n t I d = " 6 4 4 7 7 2 6 7 2 "   D a t a T y p e = " S t r i n g " > C o s t A m t A c t _ V a l u e E n t r y C a p t i o n < / C o s t A m t A c t _ V a l u e E n t r y C a p t i o n > + 
+         < D a t a R e t r i e v e d L b l   E l e m e n t T y p e = " P a r a m e t e r "   E l e m e n t I d = " 1 0 9 1 6 8 3 3 6 5 "   D a t a T y p e = " S t r i n g " > D a t a R e t r i e v e d L b l < / D a t a R e t r i e v e d L b l > + 
+         < D e s c r i p t i o n L b l   E l e m e n t T y p e = " P a r a m e t e r "   E l e m e n t I d = " 1 4 2 2 4 8 2 7 0 5 "   D a t a T y p e = " S t r i n g " > D e s c r i p t i o n L b l < / D e s c r i p t i o n L b l > + 
+         < D i s c A m t _ V a l u e E n t r y C a p t i o n   E l e m e n t T y p e = " P a r a m e t e r "   E l e m e n t I d = " 1 1 7 3 5 7 5 8 4 0 "   D a t a T y p e = " S t r i n g " > D i s c A m t _ V a l u e E n t r y C a p t i o n < / D i s c A m t _ V a l u e E n t r y C a p t i o n > + 
+         < D o c u m e n t a t i o n L b l   E l e m e n t T y p e = " P a r a m e t e r "   E l e m e n t I d = " 1 0 5 1 7 2 3 1 7 3 "   D a t a T y p e = " S t r i n g " > D o c u m e n t a t i o n L b l < / D o c u m e n t a t i o n L b l > + 
+         < E n v i r o n m e n t L b l   E l e m e n t T y p e = " P a r a m e t e r "   E l e m e n t I d = " 2 0 1 5 9 0 6 0 7 0 "   D a t a T y p e = " S t r i n g " > E n v i r o n m e n t L b l < / E n v i r o n m e n t L b l > + 
+         < I n v Q t y _ V a l u e E n t r y C a p t i o n   E l e m e n t T y p e = " P a r a m e t e r "   E l e m e n t I d = " 1 4 5 7 2 5 9 1 3 6 "   D a t a T y p e = " S t r i n g " > I n v Q t y _ V a l u e E n t r y C a p t i o n < / I n v Q t y _ V a l u e E n t r y C a p t i o n > + 
+         < I n v V e n d o r P u r c h A n a l y s i s L b l   E l e m e n t T y p e = " P a r a m e t e r "   E l e m e n t I d = " 1 2 2 6 3 6 8 1 3 2 "   D a t a T y p e = " S t r i n g " > I n v V e n d o r P u r c h A n a l y s i s L b l < / I n v V e n d o r P u r c h A n a l y s i s L b l > + 
+         < I n v V e n d o r P u r c h L b l   E l e m e n t T y p e = " P a r a m e t e r "   E l e m e n t I d = " 1 8 3 8 6 2 2 6 1 4 "   D a t a T y p e = " S t r i n g " > I n v V e n d o r P u r c h L b l < / I n v V e n d o r P u r c h L b l > + 
+         < I n v V e n d o r P u r c h P r i n t L b l   E l e m e n t T y p e = " P a r a m e t e r "   E l e m e n t I d = " 2 0 0 5 4 1 6 0 8 9 "   D a t a T y p e = " S t r i n g " > I n v V e n d o r P u r c h P r i n t L b l < / I n v V e n d o r P u r c h P r i n t L b l > + 
+         < I t e m N o L b l   E l e m e n t T y p e = " P a r a m e t e r "   E l e m e n t I d = " 1 7 9 0 6 2 1 1 1 5 "   D a t a T y p e = " S t r i n g " > I t e m N o L b l < / I t e m N o L b l > + 
+         < N a m e C a p t i o n   E l e m e n t T y p e = " P a r a m e t e r "   E l e m e n t I d = " 6 0 1 4 1 4 7 6 "   D a t a T y p e = " S t r i n g " > N a m e C a p t i o n < / N a m e C a p t i o n > + 
+         < P a g e C a p t i o n   E l e m e n t T y p e = " P a r a m e t e r "   E l e m e n t I d = " 1 6 4 5 7 9 0 3 1 2 "   D a t a T y p e = " S t r i n g " > P a g e C a p t i o n < / P a g e C a p t i o n > + 
+         < R e p o r t N a m e L b l   E l e m e n t T y p e = " P a r a m e t e r "   E l e m e n t I d = " 1 5 2 9 7 0 2 3 5 4 "   D a t a T y p e = " S t r i n g " > R e p o r t N a m e L b l < / R e p o r t N a m e L b l > + 
+         < R e p o r t T i t l e   E l e m e n t T y p e = " P a r a m e t e r "   E l e m e n t I d = " 1 4 7 9 0 2 5 3 9 "   D a t a T y p e = " S t r i n g " > R e p o r t T i t l e < / R e p o r t T i t l e > + 
+         < R u n O n L b l   E l e m e n t T y p e = " P a r a m e t e r "   E l e m e n t I d = " 1 6 8 8 7 9 5 3 1 3 "   D a t a T y p e = " S t r i n g " > R u n O n L b l < / R u n O n L b l > + 
+         < T o t a l C a p t i o n   E l e m e n t T y p e = " P a r a m e t e r "   E l e m e n t I d = " 7 0 7 1 0 2 6 9 5 "   D a t a T y p e = " S t r i n g " > T o t a l C a p t i o n < / T o t a l C a p t i o n > + 
+         < T o t a l L b l   E l e m e n t T y p e = " P a r a m e t e r "   E l e m e n t I d = " 2 6 2 6 5 4 8 3 7 "   D a t a T y p e = " S t r i n g " > T o t a l L b l < / T o t a l L b l > + 
+         < U s e r L b l   E l e m e n t T y p e = " P a r a m e t e r "   E l e m e n t I d = " 1 4 8 0 8 1 6 0 6 2 "   D a t a T y p e = " S t r i n g " > U s e r L b l < / U s e r L b l > + 
+         < V e n d N a m e C a p t i o n   E l e m e n t T y p e = " P a r a m e t e r "   E l e m e n t I d = " 6 7 6 5 4 8 2 4 3 "   D a t a T y p e = " S t r i n g " > V e n d N a m e C a p t i o n < / V e n d N a m e C a p t i o n > + 
+         < V e n d o r N o C a p t i o n   E l e m e n t T y p e = " P a r a m e t e r "   E l e m e n t I d = " 1 4 6 5 7 4 1 0 2 6 "   D a t a T y p e = " S t r i n g " > V e n d o r N o C a p t i o n < / V e n d o r N o C a p t i o n > + 
+         < V e n d o r N o L b l   E l e m e n t T y p e = " P a r a m e t e r "   E l e m e n t I d = " 4 6 0 9 8 8 9 8 "   D a t a T y p e = " S t r i n g " > V e n d o r N o L b l < / V e n d o r N o L b l > + 
+     < / L a b e l s > + 
+     < T o o l t i p s > + 
+         < T o o l t i p   c o l u m n = " N o _ I t e m "   E l e m e n t I d = " 1 5 4 7 7 6 9 6 5 4 " > + 
+             < T o o l t i p T e x t   l a n g = " e n - U S " > S p e c i f i e s   t h e   n u m b e r   o f   t h e   i t e m . < / T o o l t i p T e x t > + 
+         < / T o o l t i p > + 
+         < T o o l t i p   c o l u m n = " D e s c _ I t e m "   E l e m e n t I d = " 9 9 0 9 0 4 5 5 8 " > + 
+             < T o o l t i p T e x t   l a n g = " e n - U S " > S p e c i f i e s   a   d e s c r i p t i o n   o f   t h e   i t e m . < / T o o l t i p T e x t > + 
+         < / T o o l t i p > + 
+         < T o o l t i p   c o l u m n = " B a s e U O M _ I t e m "   E l e m e n t I d = " 1 2 4 3 4 8 4 5 8 1 " > + 
+             < T o o l t i p T e x t   l a n g = " e n - U S " > S p e c i f i e s   t h e   b a s e   u n i t   u s e d   t o   m e a s u r e   t h e   i t e m ,   s u c h   a s   p i e c e ,   b o x ,   o r   p a l l e t .   T h e   b a s e   u n i t   o f   m e a s u r e   a l s o   s e r v e s   a s   t h e   c o n v e r s i o n   b a s i s   f o r   a l t e r n a t e   u n i t s   o f   m e a s u r e . < / T o o l t i p T e x t > + 
+         < / T o o l t i p > + 
+         < T o o l t i p   c o l u m n = " S o u r c e N o _ V a l u e E n t r y "   E l e m e n t I d = " 1 5 5 8 9 4 3 2 3 1 " > + 
+             < T o o l t i p T e x t   l a n g = " e n - U S " > S p e c i f i e s   t h e   n u m b e r   o f   t h e   s o u r c e   d o c u m e n t   t h a t   t h e   e n t r y   o r i g i n a t e s   f r o m . < / T o o l t i p T e x t > + 
+         < / T o o l t i p > + 
+         < T o o l t i p   c o l u m n = " V e n d N a m e "   E l e m e n t I d = " 6 7 6 5 4 8 2 4 3 " > + 
+             < T o o l t i p T e x t   l a n g = " e n - U S " > S p e c i f i e s   t h e   v e n d o r ' s   n a m e .   Y o u   c a n   e n t e r   a   m a x i m u m   o f   3 0   c h a r a c t e r s ,   b o t h   n u m b e r s   a n d   l e t t e r s . < / T o o l t i p T e x t > + 
+         < / T o o l t i p > + 
+         < T o o l t i p   c o l u m n = " I n v Q t y _ V a l u e E n t r y "   E l e m e n t I d = " 1 4 5 7 2 5 9 1 3 6 " > + 
+             < T o o l t i p T e x t   l a n g = " e n - U S " > S p e c i f i e s   h o w   m a n y   u n i t s   o f   t h e   i t e m   a r e   i n v o i c e d   b y   t h e   p o s t i n g   t h a t   t h e   v a l u e   e n t r y   l i n e   r e p r e s e n t s . < / T o o l t i p T e x t > + 
+         < / T o o l t i p > + 
+         < T o o l t i p   c o l u m n = " D i s c A m t _ V a l u e E n t r y "   E l e m e n t I d = " 1 1 7 3 5 7 5 8 4 0 " > + 
+             < T o o l t i p T e x t   l a n g = " e n - U S " > S p e c i f i e s   t h e   t o t a l   d i s c o u n t   a m o u n t   o f   t h i s   v a l u e   e n t r y . < / T o o l t i p T e x t > + 
+         < / T o o l t i p > + 
+     < / T o o l t i p s > + 
+     < R e p o r t H e a d e r   E l e m e n t T y p e = " D a t a I t e m "   E l e m e n t I d = " 1 4 9 2 2 2 5 3 1 6 " > + 
+         < C o m p a n y N a m e   E l e m e n t T y p e = " C o l u m n "   E l e m e n t I d = " 1 5 9 5 4 7 7 3 9 5 "   D a t a T y p e = " S t r i n g "   O b s o l e t e S t a t e = " P e n d i n g " > C o m p a n y N a m e < / C o m p a n y N a m e > + 
+         < I t e m F i l t e r   E l e m e n t T y p e = " C o l u m n "   E l e m e n t I d = " 5 9 3 7 9 7 3 7 6 "   D a t a T y p e = " T e x t " > I t e m F i l t e r < / I t e m F i l t e r > + 
+         < I t e m L e d g E n t r y F i l t e r   E l e m e n t T y p e = " C o l u m n "   E l e m e n t I d = " 2 1 1 1 8 9 1 8 5 4 "   D a t a T y p e = " T e x t " > I t e m L e d g E n t r y F i l t e r < / I t e m L e d g E n t r y F i l t e r > + 
+         < P e r i o d T e x t   E l e m e n t T y p e = " C o l u m n "   E l e m e n t I d = " 1 6 2 7 7 5 1 2 5 9 "   D a t a T y p e = " T e x t "   O b s o l e t e S t a t e = " P e n d i n g " > P e r i o d T e x t < / P e r i o d T e x t > + 
+     < / R e p o r t H e a d e r > + 
+     < I t e m   E l e m e n t T y p e = " D a t a I t e m "   E l e m e n t I d = " 1 1 2 8 8 3 0 2 4 8 " > + 
+         < B a s e U O M _ I t e m   E l e m e n t T y p e = " C o l u m n "   E l e m e n t I d = " 1 2 4 3 4 8 4 5 8 1 "   D a t a T y p e = " C o d e " > B a s e U O M _ I t e m < / B a s e U O M _ I t e m > + 
+         < D e s c _ I t e m   E l e m e n t T y p e = " C o l u m n "   E l e m e n t I d = " 9 9 0 9 0 4 5 5 8 "   D a t a T y p e = " T e x t " > D e s c _ I t e m < / D e s c _ I t e m > + 
+         < N o _ I t e m   E l e m e n t T y p e = " C o l u m n "   E l e m e n t I d = " 1 5 4 7 7 6 9 6 5 4 "   D a t a T y p e = " C o d e " > N o _ I t e m < / N o _ I t e m > + 
+         < V a l u e _ E n t r y   E l e m e n t T y p e = " D a t a I t e m "   E l e m e n t I d = " 1 4 7 2 6 5 1 0 7 7 "   / > + 
+         < I n t e g e r   E l e m e n t T y p e = " D a t a I t e m "   E l e m e n t I d = " 1 7 3 5 6 9 8 6 1 9 " > + 
+             < C o s t A m t A c t _ V a l u e E n t r y   E l e m e n t T y p e = " C o l u m n "   E l e m e n t I d = " 6 4 4 7 7 2 6 7 2 "   D a t a T y p e = " D e c i m a l " > C o s t A m t A c t _ V a l u e E n t r y < / C o s t A m t A c t _ V a l u e E n t r y > + 
+             < D i s c A m t _ V a l u e E n t r y   E l e m e n t T y p e = " C o l u m n "   E l e m e n t I d = " 1 1 7 3 5 7 5 8 4 0 "   D a t a T y p e = " D e c i m a l " > D i s c A m t _ V a l u e E n t r y < / D i s c A m t _ V a l u e E n t r y > + 
+             < I n v Q t y _ V a l u e E n t r y   E l e m e n t T y p e = " C o l u m n "   E l e m e n t I d = " 1 4 5 7 2 5 9 1 3 6 "   D a t a T y p e = " D e c i m a l " > I n v Q t y _ V a l u e E n t r y < / I n v Q t y _ V a l u e E n t r y > + 
+             < S o u r c e N o _ V a l u e E n t r y   E l e m e n t T y p e = " C o l u m n "   E l e m e n t I d = " 1 5 5 8 9 4 3 2 3 1 "   D a t a T y p e = " C o d e " > S o u r c e N o _ V a l u e E n t r y < / S o u r c e N o _ V a l u e E n t r y > + 
+             < V e n d N a m e   E l e m e n t T y p e = " C o l u m n "   E l e m e n t I d = " 6 7 6 5 4 8 2 4 3 "   D a t a T y p e = " T e x t " > V e n d N a m e < / V e n d N a m e > + 
+         < / I n t e g e r > + 
+         < S u b t o t a l s   E l e m e n t T y p e = " D a t a I t e m "   E l e m e n t I d = " 8 3 8 6 9 3 5 6 0 " > + 
+             < S u b t o t a l s _ C o s t A m o u n t   E l e m e n t T y p e = " C o l u m n "   E l e m e n t I d = " 2 0 7 1 8 6 3 5 5 2 "   D a t a T y p e = " D e c i m a l " > S u b t o t a l s _ C o s t A m o u n t < / S u b t o t a l s _ C o s t A m o u n t > + 
+             < S u b t o t a l s _ D i s c o u n t A m o u n t   E l e m e n t T y p e = " C o l u m n "   E l e m e n t I d = " 1 2 4 7 3 8 6 7 7 8 "   D a t a T y p e = " D e c i m a l " > S u b t o t a l s _ D i s c o u n t A m o u n t < / S u b t o t a l s _ D i s c o u n t A m o u n t > + 
+             < S u b t o t a l s _ I n v o i c e d Q u a n t i t y   E l e m e n t T y p e = " C o l u m n "   E l e m e n t I d = " 4 4 2 0 1 0 6 1 5 "   D a t a T y p e = " D e c i m a l " > S u b t o t a l s _ I n v o i c e d Q u a n t i t y < / S u b t o t a l s _ I n v o i c e d Q u a n t i t y > + 
+         < / S u b t o t a l s > + 
+     < / I t e m > + 
+     < T o t a l s   E l e m e n t T y p e = " D a t a I t e m "   E l e m e n t I d = " 1 8 2 3 9 5 0 0 4 4 " > + 
+         < T o t a l s _ C o s t A m o u n t   E l e m e n t T y p e = " C o l u m n "   E l e m e n t I d = " 2 0 8 2 4 9 9 1 8 0 "   D a t a T y p e = " D e c i m a l " > T o t a l s _ C o s t A m o u n t < / T o t a l s _ C o s t A m o u n t > + 
+         < T o t a l s _ D i s c o u n t A m o u n t   E l e m e n t T y p e = " C o l u m n "   E l e m e n t I d = " 1 7 7 4 7 6 0 9 4 2 "   D a t a T y p e = " D e c i m a l " > T o t a l s _ D i s c o u n t A m o u n t < / T o t a l s _ D i s c o u n t A m o u n t >   
      < / T o t a l s >   
@@ -4433,14 +4834,6 @@
 </ds:datastoreItem>
 </file>
 
-<file path=customXml/itemProps2.xml><?xml version="1.0" encoding="utf-8"?>
-<ds:datastoreItem xmlns:ds="http://schemas.openxmlformats.org/officeDocument/2006/customXml" ds:itemID="{5CDB5DAE-A914-4D2A-A45B-EE2DFEE2904F}">
-  <ds:schemaRefs>
-    <ds:schemaRef ds:uri="urn:microsoft-dynamics-nav/reports/FS_YSD_InvVendorPurchases/50015/"/>
-  </ds:schemaRefs>
-</ds:datastoreItem>
-</file>
-
 <file path=docMetadata/LabelInfo.xml><?xml version="1.0" encoding="utf-8"?>
 <clbl:labelList xmlns:clbl="http://schemas.microsoft.com/office/2020/mipLabelMetadata">
   <clbl:label id="{85ca8af4-763a-45c2-80ae-a5ca1b80bddc}" enabled="1" method="Standard" siteId="{06cdaf09-14f0-4cd1-8ac0-7bfed707a82c}" contentBits="0" removed="0"/>
